--- a/тз переделаное.docx
+++ b/тз переделаное.docx
@@ -29,8 +29,12 @@
       </w:r>
       <w:r>
         <w:rPr>
+          <w:rFonts w:ascii="Times New Roman" w:hAnsi="Times New Roman" w:eastAsia="Times New Roman" w:cs="Times New Roman"/>
           <w:b/>
           <w:bCs/>
+          <w:sz w:val="28"/>
+          <w:szCs w:val="28"/>
+          <w:highlight w:val="none"/>
         </w:rPr>
       </w:r>
       <w:r>
@@ -62,7 +66,15 @@
           <w:sz w:val="28"/>
           <w:szCs w:val="28"/>
         </w:rPr>
-        <w:t xml:space="preserve">Полное наименование системы — Автоматизированная система диспетчерского контроля прибытия поездов «МетроСкан», краткое наименование — АСДК «МетроСкан».</w:t>
+        <w:t xml:space="preserve">Полное наименование системы — Система считывания номера поезда</w:t>
+      </w:r>
+      <w:r>
+        <w:rPr>
+          <w:rFonts w:ascii="Times New Roman" w:hAnsi="Times New Roman" w:eastAsia="Times New Roman" w:cs="Times New Roman"/>
+          <w:sz w:val="28"/>
+          <w:szCs w:val="28"/>
+        </w:rPr>
+        <w:t xml:space="preserve">, краткое наименование —  «ССНП».</w:t>
       </w:r>
       <w:r>
         <w:rPr>
@@ -120,13 +132,7 @@
           <w:rFonts w:ascii="Times New Roman" w:hAnsi="Times New Roman" w:eastAsia="Times New Roman" w:cs="Times New Roman"/>
           <w:sz w:val="28"/>
           <w:szCs w:val="28"/>
-        </w:rPr>
-      </w:r>
-      <w:r>
-        <w:rPr>
-          <w:rFonts w:ascii="Times New Roman" w:hAnsi="Times New Roman" w:eastAsia="Times New Roman" w:cs="Times New Roman"/>
-          <w:sz w:val="28"/>
-          <w:szCs w:val="28"/>
+          <w:highlight w:val="none"/>
         </w:rPr>
       </w:r>
     </w:p>
@@ -139,6 +145,7 @@
           <w:rFonts w:ascii="Times New Roman" w:hAnsi="Times New Roman" w:eastAsia="Times New Roman" w:cs="Times New Roman"/>
           <w:sz w:val="28"/>
           <w:szCs w:val="28"/>
+          <w:highlight w:val="none"/>
         </w:rPr>
         <w:suppressLineNumbers w:val="0"/>
       </w:pPr>
@@ -148,38 +155,43 @@
           <w:sz w:val="28"/>
           <w:szCs w:val="28"/>
         </w:rPr>
-        <w:t xml:space="preserve">Плановый срок начала работ: 0</w:t>
-      </w:r>
-      <w:r>
-        <w:rPr>
-          <w:rFonts w:ascii="Times New Roman" w:hAnsi="Times New Roman" w:eastAsia="Times New Roman" w:cs="Times New Roman"/>
-          <w:sz w:val="28"/>
-          <w:szCs w:val="28"/>
-        </w:rPr>
-        <w:t xml:space="preserve">8</w:t>
-      </w:r>
-      <w:r>
-        <w:rPr>
-          <w:rFonts w:ascii="Times New Roman" w:hAnsi="Times New Roman" w:eastAsia="Times New Roman" w:cs="Times New Roman"/>
-          <w:sz w:val="28"/>
-          <w:szCs w:val="28"/>
-        </w:rPr>
-        <w:t xml:space="preserve">.06.2026, окончание: 30.09.2026. </w:t>
-      </w:r>
-      <w:r>
-        <w:rPr>
-          <w:rFonts w:ascii="Times New Roman" w:hAnsi="Times New Roman" w:eastAsia="Times New Roman" w:cs="Times New Roman"/>
-          <w:sz w:val="28"/>
-          <w:szCs w:val="28"/>
-        </w:rPr>
-      </w:r>
-      <w:r>
-        <w:rPr>
-          <w:rFonts w:ascii="Times New Roman" w:hAnsi="Times New Roman" w:eastAsia="Times New Roman" w:cs="Times New Roman"/>
-          <w:sz w:val="28"/>
-          <w:szCs w:val="28"/>
-        </w:rPr>
-      </w:r>
+      </w:r>
+      <w:r>
+        <w:rPr>
+          <w:rFonts w:ascii="Times New Roman" w:hAnsi="Times New Roman" w:eastAsia="Times New Roman" w:cs="Times New Roman"/>
+          <w:sz w:val="28"/>
+          <w:szCs w:val="28"/>
+          <w:highlight w:val="none"/>
+        </w:rPr>
+        <w:t xml:space="preserve">Система предполагает следующую физическую схему передачи данных: на перегоне перед станцией в тоннеле устанавливается RFID-антенна (считыватель), подключённая к локальной вычислительной сети (ЛВС) метрополитена. При прохождении поезда антенна считывает иден</w:t>
+      </w:r>
+      <w:r>
+        <w:rPr>
+          <w:rFonts w:ascii="Times New Roman" w:hAnsi="Times New Roman" w:eastAsia="Times New Roman" w:cs="Times New Roman"/>
+          <w:sz w:val="28"/>
+          <w:szCs w:val="28"/>
+          <w:highlight w:val="none"/>
+        </w:rPr>
+        <w:t xml:space="preserve">тификатор RFID-метки, закреплённой на подвижном составе. Считанные данные публикуются в MQTT-брокер, который передаёт их серверному приложению (Django) по защищённому каналу ЛВС. Сервер обрабатывает запрос и по протоколу HTTPS отправляет информацию о номере</w:t>
+      </w:r>
+      <w:r>
+        <w:rPr>
+          <w:rFonts w:ascii="Times New Roman" w:hAnsi="Times New Roman" w:eastAsia="Times New Roman" w:cs="Times New Roman"/>
+          <w:sz w:val="28"/>
+          <w:szCs w:val="28"/>
+          <w:highlight w:val="none"/>
+        </w:rPr>
+        <w:t xml:space="preserve"> поезда на автоматизированное рабочее место (АРМ) дежурного по станции и поездного диспетчера, представляющее собой веб-интерфейс в браузере.</w:t>
+      </w:r>
+      <w:r>
+        <w:rPr>
+          <w:rFonts w:ascii="Times New Roman" w:hAnsi="Times New Roman" w:eastAsia="Times New Roman" w:cs="Times New Roman"/>
+          <w:sz w:val="28"/>
+          <w:szCs w:val="28"/>
+          <w:highlight w:val="none"/>
+        </w:rPr>
+      </w:r>
+      <w:r/>
     </w:p>
     <w:p>
       <w:pPr>
@@ -199,7 +211,23 @@
           <w:sz w:val="28"/>
           <w:szCs w:val="28"/>
         </w:rPr>
-        <w:t xml:space="preserve">Финансирование в рамках практики не предусмотрено, работа выполняется как учебный проект. По результатам каждого этапа руководителю практики сдаётся отчёт с демонстрацией выплненой части задания.</w:t>
+        <w:t xml:space="preserve">Плановый срок начала работ: 0</w:t>
+      </w:r>
+      <w:r>
+        <w:rPr>
+          <w:rFonts w:ascii="Times New Roman" w:hAnsi="Times New Roman" w:eastAsia="Times New Roman" w:cs="Times New Roman"/>
+          <w:sz w:val="28"/>
+          <w:szCs w:val="28"/>
+        </w:rPr>
+        <w:t xml:space="preserve">8</w:t>
+      </w:r>
+      <w:r>
+        <w:rPr>
+          <w:rFonts w:ascii="Times New Roman" w:hAnsi="Times New Roman" w:eastAsia="Times New Roman" w:cs="Times New Roman"/>
+          <w:sz w:val="28"/>
+          <w:szCs w:val="28"/>
+        </w:rPr>
+        <w:t xml:space="preserve">.06.2026, окончание: 30.09.2026. </w:t>
       </w:r>
       <w:r>
         <w:rPr>
@@ -222,35 +250,32 @@
         <w:jc w:val="both"/>
         <w:spacing w:after="0" w:afterAutospacing="0" w:line="360" w:lineRule="auto"/>
         <w:rPr>
-          <w:b/>
-          <w:bCs/>
+          <w:rFonts w:ascii="Times New Roman" w:hAnsi="Times New Roman" w:eastAsia="Times New Roman" w:cs="Times New Roman"/>
+          <w:sz w:val="28"/>
+          <w:szCs w:val="28"/>
         </w:rPr>
         <w:suppressLineNumbers w:val="0"/>
       </w:pPr>
       <w:r>
         <w:rPr>
           <w:rFonts w:ascii="Times New Roman" w:hAnsi="Times New Roman" w:eastAsia="Times New Roman" w:cs="Times New Roman"/>
-          <w:b/>
-          <w:bCs/>
-          <w:sz w:val="28"/>
-          <w:szCs w:val="28"/>
-          <w:highlight w:val="none"/>
-        </w:rPr>
-      </w:r>
-      <w:r>
-        <w:rPr>
-          <w:rFonts w:ascii="Times New Roman" w:hAnsi="Times New Roman" w:eastAsia="Times New Roman" w:cs="Times New Roman"/>
-          <w:b/>
-          <w:bCs/>
-          <w:sz w:val="28"/>
-          <w:szCs w:val="28"/>
-          <w:highlight w:val="none"/>
-        </w:rPr>
-      </w:r>
-      <w:r>
-        <w:rPr>
-          <w:b/>
-          <w:bCs/>
+          <w:sz w:val="28"/>
+          <w:szCs w:val="28"/>
+        </w:rPr>
+        <w:t xml:space="preserve">Финансирование в рамках практики не предусмотрено, работа выполняется как учебный проект. По результатам каждого этапа руководителю практики сдаётся отчёт с демонстрацией выполненой части задания.</w:t>
+      </w:r>
+      <w:r>
+        <w:rPr>
+          <w:rFonts w:ascii="Times New Roman" w:hAnsi="Times New Roman" w:eastAsia="Times New Roman" w:cs="Times New Roman"/>
+          <w:sz w:val="28"/>
+          <w:szCs w:val="28"/>
+        </w:rPr>
+      </w:r>
+      <w:r>
+        <w:rPr>
+          <w:rFonts w:ascii="Times New Roman" w:hAnsi="Times New Roman" w:eastAsia="Times New Roman" w:cs="Times New Roman"/>
+          <w:sz w:val="28"/>
+          <w:szCs w:val="28"/>
         </w:rPr>
       </w:r>
     </w:p>
@@ -260,12 +285,8 @@
         <w:jc w:val="both"/>
         <w:spacing w:after="0" w:afterAutospacing="0" w:line="360" w:lineRule="auto"/>
         <w:rPr>
-          <w:rFonts w:ascii="Times New Roman" w:hAnsi="Times New Roman" w:eastAsia="Times New Roman" w:cs="Times New Roman"/>
           <w:b/>
           <w:bCs/>
-          <w:sz w:val="28"/>
-          <w:szCs w:val="28"/>
-          <w:highlight w:val="none"/>
         </w:rPr>
         <w:suppressLineNumbers w:val="0"/>
       </w:pPr>
@@ -276,8 +297,8 @@
           <w:bCs/>
           <w:sz w:val="28"/>
           <w:szCs w:val="28"/>
-        </w:rPr>
-        <w:t xml:space="preserve">2. Назначение и цели системы</w:t>
+          <w:highlight w:val="none"/>
+        </w:rPr>
       </w:r>
       <w:r>
         <w:rPr>
@@ -287,12 +308,8 @@
       </w:r>
       <w:r>
         <w:rPr>
-          <w:rFonts w:ascii="Times New Roman" w:hAnsi="Times New Roman" w:eastAsia="Times New Roman" w:cs="Times New Roman"/>
           <w:b/>
           <w:bCs/>
-          <w:sz w:val="28"/>
-          <w:szCs w:val="28"/>
-          <w:highlight w:val="none"/>
         </w:rPr>
       </w:r>
     </w:p>
@@ -303,6 +320,8 @@
         <w:spacing w:after="0" w:afterAutospacing="0" w:line="360" w:lineRule="auto"/>
         <w:rPr>
           <w:rFonts w:ascii="Times New Roman" w:hAnsi="Times New Roman" w:eastAsia="Times New Roman" w:cs="Times New Roman"/>
+          <w:b/>
+          <w:bCs/>
           <w:sz w:val="28"/>
           <w:szCs w:val="28"/>
           <w:highlight w:val="none"/>
@@ -312,21 +331,28 @@
       <w:r>
         <w:rPr>
           <w:rFonts w:ascii="Times New Roman" w:hAnsi="Times New Roman" w:eastAsia="Times New Roman" w:cs="Times New Roman"/>
-          <w:sz w:val="28"/>
-          <w:szCs w:val="28"/>
-        </w:rPr>
-        <w:t xml:space="preserve">2.1 Назначение системы</w:t>
-      </w:r>
-      <w:r>
-        <w:rPr>
-          <w:rFonts w:ascii="Times New Roman" w:hAnsi="Times New Roman" w:eastAsia="Times New Roman" w:cs="Times New Roman"/>
-          <w:sz w:val="28"/>
-          <w:szCs w:val="28"/>
-        </w:rPr>
-      </w:r>
-      <w:r>
-        <w:rPr>
-          <w:rFonts w:ascii="Times New Roman" w:hAnsi="Times New Roman" w:eastAsia="Times New Roman" w:cs="Times New Roman"/>
+          <w:b/>
+          <w:bCs/>
+          <w:sz w:val="28"/>
+          <w:szCs w:val="28"/>
+        </w:rPr>
+        <w:t xml:space="preserve">2. Назначение и цели системы</w:t>
+      </w:r>
+      <w:r>
+        <w:rPr>
+          <w:rFonts w:ascii="Times New Roman" w:hAnsi="Times New Roman" w:eastAsia="Times New Roman" w:cs="Times New Roman"/>
+          <w:b/>
+          <w:bCs/>
+          <w:sz w:val="28"/>
+          <w:szCs w:val="28"/>
+          <w:highlight w:val="none"/>
+        </w:rPr>
+      </w:r>
+      <w:r>
+        <w:rPr>
+          <w:rFonts w:ascii="Times New Roman" w:hAnsi="Times New Roman" w:eastAsia="Times New Roman" w:cs="Times New Roman"/>
+          <w:b/>
+          <w:bCs/>
           <w:sz w:val="28"/>
           <w:szCs w:val="28"/>
           <w:highlight w:val="none"/>
@@ -342,6 +368,7 @@
           <w:rFonts w:ascii="Times New Roman" w:hAnsi="Times New Roman" w:eastAsia="Times New Roman" w:cs="Times New Roman"/>
           <w:sz w:val="28"/>
           <w:szCs w:val="28"/>
+          <w:highlight w:val="none"/>
         </w:rPr>
         <w:suppressLineNumbers w:val="0"/>
       </w:pPr>
@@ -351,6 +378,43 @@
           <w:sz w:val="28"/>
           <w:szCs w:val="28"/>
         </w:rPr>
+        <w:t xml:space="preserve">2.1 Назначение системы</w:t>
+      </w:r>
+      <w:r>
+        <w:rPr>
+          <w:rFonts w:ascii="Times New Roman" w:hAnsi="Times New Roman" w:eastAsia="Times New Roman" w:cs="Times New Roman"/>
+          <w:sz w:val="28"/>
+          <w:szCs w:val="28"/>
+          <w:highlight w:val="none"/>
+        </w:rPr>
+      </w:r>
+      <w:r>
+        <w:rPr>
+          <w:rFonts w:ascii="Times New Roman" w:hAnsi="Times New Roman" w:eastAsia="Times New Roman" w:cs="Times New Roman"/>
+          <w:sz w:val="28"/>
+          <w:szCs w:val="28"/>
+          <w:highlight w:val="none"/>
+        </w:rPr>
+      </w:r>
+    </w:p>
+    <w:p>
+      <w:pPr>
+        <w:ind w:firstLine="709"/>
+        <w:jc w:val="both"/>
+        <w:spacing w:after="0" w:afterAutospacing="0" w:line="360" w:lineRule="auto"/>
+        <w:rPr>
+          <w:rFonts w:ascii="Times New Roman" w:hAnsi="Times New Roman" w:eastAsia="Times New Roman" w:cs="Times New Roman"/>
+          <w:sz w:val="28"/>
+          <w:szCs w:val="28"/>
+        </w:rPr>
+        <w:suppressLineNumbers w:val="0"/>
+      </w:pPr>
+      <w:r>
+        <w:rPr>
+          <w:rFonts w:ascii="Times New Roman" w:hAnsi="Times New Roman" w:eastAsia="Times New Roman" w:cs="Times New Roman"/>
+          <w:sz w:val="28"/>
+          <w:szCs w:val="28"/>
+        </w:rPr>
         <w:t xml:space="preserve">С</w:t>
       </w:r>
       <w:r>
@@ -359,15 +423,15 @@
           <w:sz w:val="28"/>
           <w:szCs w:val="28"/>
         </w:rPr>
-        <w:t xml:space="preserve">истема АСДК </w:t>
-      </w:r>
-      <w:r>
-        <w:rPr>
-          <w:rFonts w:ascii="Times New Roman" w:hAnsi="Times New Roman" w:eastAsia="Times New Roman" w:cs="Times New Roman"/>
-          <w:sz w:val="28"/>
-          <w:szCs w:val="28"/>
-        </w:rPr>
-        <w:t xml:space="preserve">«МетроСкан» предназначена для автоматического считывания номера прибывающего на станцию поезда метрополитена и отображения этой информации поездному диспетчеру и дежурному по станции в реальном времени. Основное назначение — повышение оперативности и досто</w:t>
+        <w:t xml:space="preserve">истема ССНП</w:t>
+      </w:r>
+      <w:r>
+        <w:rPr>
+          <w:rFonts w:ascii="Times New Roman" w:hAnsi="Times New Roman" w:eastAsia="Times New Roman" w:cs="Times New Roman"/>
+          <w:sz w:val="28"/>
+          <w:szCs w:val="28"/>
+        </w:rPr>
+        <w:t xml:space="preserve"> предназначена для автоматического считывания номера прибывающего на станцию поезда метрополитена и отображения этой информации поездному диспетчеру и дежурному по станции в реальном времени. Основное назначение — повышение оперативности и досто</w:t>
       </w:r>
       <w:r>
         <w:rPr>
@@ -493,7 +557,7 @@
           <w:sz w:val="28"/>
           <w:szCs w:val="28"/>
         </w:rPr>
-        <w:t xml:space="preserve">Основной целью создания АСДК «МетроСкан» является устранение ошибок человеческого фактора при визуальном определении номера поезда, сокращение времени реакции диспетчера и накопление точных данных о движении. Дополнительные цели:</w:t>
+        <w:t xml:space="preserve">Основной целью создания ССНП является устранение ошибок человеческого фактора при визуальном определении номера поезда, сокращение времени реакции диспетчера и накопление точных данных о движении. Дополнительные цели:</w:t>
       </w:r>
       <w:r>
         <w:rPr>
@@ -512,11 +576,12 @@
     </w:p>
     <w:p>
       <w:pPr>
-        <w:pStyle w:val="841"/>
+        <w:pStyle w:val="941"/>
         <w:numPr>
           <w:ilvl w:val="0"/>
           <w:numId w:val="37"/>
         </w:numPr>
+        <w:ind w:left="0" w:firstLine="709"/>
         <w:jc w:val="both"/>
         <w:spacing w:after="0" w:afterAutospacing="0" w:line="360" w:lineRule="auto"/>
         <w:rPr>
@@ -559,11 +624,12 @@
     </w:p>
     <w:p>
       <w:pPr>
-        <w:pStyle w:val="841"/>
+        <w:pStyle w:val="941"/>
         <w:numPr>
           <w:ilvl w:val="0"/>
           <w:numId w:val="37"/>
         </w:numPr>
+        <w:ind w:left="0" w:firstLine="709"/>
         <w:jc w:val="both"/>
         <w:spacing w:after="0" w:afterAutospacing="0" w:line="360" w:lineRule="auto"/>
         <w:rPr>
@@ -606,11 +672,12 @@
     </w:p>
     <w:p>
       <w:pPr>
-        <w:pStyle w:val="841"/>
+        <w:pStyle w:val="941"/>
         <w:numPr>
           <w:ilvl w:val="0"/>
           <w:numId w:val="37"/>
         </w:numPr>
+        <w:ind w:left="0" w:firstLine="709"/>
         <w:jc w:val="both"/>
         <w:spacing w:after="0" w:afterAutospacing="0" w:line="360" w:lineRule="auto"/>
         <w:rPr>
@@ -653,11 +720,12 @@
     </w:p>
     <w:p>
       <w:pPr>
-        <w:pStyle w:val="841"/>
+        <w:pStyle w:val="941"/>
         <w:numPr>
           <w:ilvl w:val="0"/>
           <w:numId w:val="37"/>
         </w:numPr>
+        <w:ind w:left="0" w:firstLine="709"/>
         <w:jc w:val="both"/>
         <w:spacing w:after="0" w:afterAutospacing="0" w:line="360" w:lineRule="auto"/>
         <w:rPr>
@@ -761,11 +829,12 @@
     </w:p>
     <w:p>
       <w:pPr>
-        <w:pStyle w:val="841"/>
+        <w:pStyle w:val="941"/>
         <w:numPr>
           <w:ilvl w:val="0"/>
           <w:numId w:val="38"/>
         </w:numPr>
+        <w:ind w:left="0" w:firstLine="709"/>
         <w:jc w:val="both"/>
         <w:spacing w:after="0" w:afterAutospacing="0" w:line="360" w:lineRule="auto"/>
         <w:rPr>
@@ -808,11 +877,12 @@
     </w:p>
     <w:p>
       <w:pPr>
-        <w:pStyle w:val="841"/>
+        <w:pStyle w:val="941"/>
         <w:numPr>
           <w:ilvl w:val="0"/>
           <w:numId w:val="38"/>
         </w:numPr>
+        <w:ind w:left="0" w:firstLine="709"/>
         <w:jc w:val="both"/>
         <w:spacing w:after="0" w:afterAutospacing="0" w:line="360" w:lineRule="auto"/>
         <w:rPr>
@@ -855,11 +925,12 @@
     </w:p>
     <w:p>
       <w:pPr>
-        <w:pStyle w:val="841"/>
+        <w:pStyle w:val="941"/>
         <w:numPr>
           <w:ilvl w:val="0"/>
           <w:numId w:val="38"/>
         </w:numPr>
+        <w:ind w:left="0" w:firstLine="709"/>
         <w:jc w:val="both"/>
         <w:spacing w:after="0" w:afterAutospacing="0" w:line="360" w:lineRule="auto"/>
         <w:rPr>
@@ -889,6 +960,52 @@
           <w:rFonts w:ascii="Times New Roman" w:hAnsi="Times New Roman" w:eastAsia="Times New Roman" w:cs="Times New Roman"/>
           <w:sz w:val="28"/>
           <w:szCs w:val="28"/>
+        </w:rPr>
+      </w:r>
+    </w:p>
+    <w:p>
+      <w:pPr>
+        <w:ind w:left="0" w:firstLine="709"/>
+        <w:jc w:val="both"/>
+        <w:spacing w:after="0" w:afterAutospacing="0" w:line="360" w:lineRule="auto"/>
+        <w:rPr>
+          <w:rFonts w:ascii="Times New Roman" w:hAnsi="Times New Roman" w:eastAsia="Times New Roman" w:cs="Times New Roman"/>
+          <w:b/>
+          <w:bCs/>
+          <w:sz w:val="28"/>
+          <w:szCs w:val="28"/>
+          <w:highlight w:val="none"/>
+        </w:rPr>
+        <w:suppressLineNumbers w:val="0"/>
+      </w:pPr>
+      <w:r>
+        <w:rPr>
+          <w:rFonts w:ascii="Times New Roman" w:hAnsi="Times New Roman" w:eastAsia="Times New Roman" w:cs="Times New Roman"/>
+          <w:b/>
+          <w:bCs/>
+          <w:sz w:val="28"/>
+          <w:szCs w:val="28"/>
+          <w:highlight w:val="none"/>
+        </w:rPr>
+      </w:r>
+      <w:r>
+        <w:rPr>
+          <w:rFonts w:ascii="Times New Roman" w:hAnsi="Times New Roman" w:eastAsia="Times New Roman" w:cs="Times New Roman"/>
+          <w:b/>
+          <w:bCs/>
+          <w:sz w:val="28"/>
+          <w:szCs w:val="28"/>
+          <w:highlight w:val="none"/>
+        </w:rPr>
+      </w:r>
+      <w:r>
+        <w:rPr>
+          <w:rFonts w:ascii="Times New Roman" w:hAnsi="Times New Roman" w:eastAsia="Times New Roman" w:cs="Times New Roman"/>
+          <w:b/>
+          <w:bCs/>
+          <w:sz w:val="28"/>
+          <w:szCs w:val="28"/>
+          <w:highlight w:val="none"/>
         </w:rPr>
       </w:r>
     </w:p>
@@ -914,8 +1031,8 @@
           <w:bCs/>
           <w:sz w:val="28"/>
           <w:szCs w:val="28"/>
-          <w:highlight w:val="none"/>
-        </w:rPr>
+        </w:rPr>
+        <w:t xml:space="preserve">3. Характеристика объектов автоматизации</w:t>
       </w:r>
       <w:r>
         <w:rPr>
@@ -945,38 +1062,47 @@
         <w:spacing w:after="0" w:afterAutospacing="0" w:line="360" w:lineRule="auto"/>
         <w:rPr>
           <w:rFonts w:ascii="Times New Roman" w:hAnsi="Times New Roman" w:eastAsia="Times New Roman" w:cs="Times New Roman"/>
-          <w:b/>
-          <w:bCs/>
-          <w:sz w:val="28"/>
-          <w:szCs w:val="28"/>
-          <w:highlight w:val="none"/>
+          <w:sz w:val="28"/>
+          <w:szCs w:val="28"/>
         </w:rPr>
         <w:suppressLineNumbers w:val="0"/>
       </w:pPr>
       <w:r>
         <w:rPr>
           <w:rFonts w:ascii="Times New Roman" w:hAnsi="Times New Roman" w:eastAsia="Times New Roman" w:cs="Times New Roman"/>
-          <w:b/>
-          <w:bCs/>
-          <w:sz w:val="28"/>
-          <w:szCs w:val="28"/>
-        </w:rPr>
-        <w:t xml:space="preserve">3. Характеристика объектов автоматизации</w:t>
-      </w:r>
-      <w:r>
-        <w:rPr>
-          <w:b/>
-          <w:bCs/>
-        </w:rPr>
-      </w:r>
-      <w:r>
-        <w:rPr>
-          <w:rFonts w:ascii="Times New Roman" w:hAnsi="Times New Roman" w:eastAsia="Times New Roman" w:cs="Times New Roman"/>
-          <w:b/>
-          <w:bCs/>
-          <w:sz w:val="28"/>
-          <w:szCs w:val="28"/>
-          <w:highlight w:val="none"/>
+          <w:sz w:val="28"/>
+          <w:szCs w:val="28"/>
+        </w:rPr>
+        <w:t xml:space="preserve">О</w:t>
+      </w:r>
+      <w:r>
+        <w:rPr>
+          <w:rFonts w:ascii="Times New Roman" w:hAnsi="Times New Roman" w:eastAsia="Times New Roman" w:cs="Times New Roman"/>
+          <w:sz w:val="28"/>
+          <w:szCs w:val="28"/>
+        </w:rPr>
+        <w:t xml:space="preserve">бластью деятельности заказчика является организация движения поездов метрополитена на новых строящихся станциях. Сфера автоматизации включает полный цикл взаимодействия между диспетчером, считывающим оборудованием на станции и центральной базой данных подв</w:t>
+      </w:r>
+      <w:r>
+        <w:rPr>
+          <w:rFonts w:ascii="Times New Roman" w:hAnsi="Times New Roman" w:eastAsia="Times New Roman" w:cs="Times New Roman"/>
+          <w:sz w:val="28"/>
+          <w:szCs w:val="28"/>
+        </w:rPr>
+        <w:t xml:space="preserve">ижного состава.</w:t>
+      </w:r>
+      <w:r>
+        <w:rPr>
+          <w:rFonts w:ascii="Times New Roman" w:hAnsi="Times New Roman" w:eastAsia="Times New Roman" w:cs="Times New Roman"/>
+          <w:sz w:val="28"/>
+          <w:szCs w:val="28"/>
+        </w:rPr>
+      </w:r>
+      <w:r>
+        <w:rPr>
+          <w:rFonts w:ascii="Times New Roman" w:hAnsi="Times New Roman" w:eastAsia="Times New Roman" w:cs="Times New Roman"/>
+          <w:sz w:val="28"/>
+          <w:szCs w:val="28"/>
         </w:rPr>
       </w:r>
     </w:p>
@@ -998,23 +1124,7 @@
           <w:sz w:val="28"/>
           <w:szCs w:val="28"/>
         </w:rPr>
-        <w:t xml:space="preserve">О</w:t>
-      </w:r>
-      <w:r>
-        <w:rPr>
-          <w:rFonts w:ascii="Times New Roman" w:hAnsi="Times New Roman" w:eastAsia="Times New Roman" w:cs="Times New Roman"/>
-          <w:sz w:val="28"/>
-          <w:szCs w:val="28"/>
-        </w:rPr>
-        <w:t xml:space="preserve">бластью деятельности заказчика является организация движения поездов метрополитена на новых строящихся станциях. Сфера автоматизации включает полный цикл взаимодействия между диспетчером, считывающим оборудованием на станции и центральной базой данных подв</w:t>
-      </w:r>
-      <w:r>
-        <w:rPr>
-          <w:rFonts w:ascii="Times New Roman" w:hAnsi="Times New Roman" w:eastAsia="Times New Roman" w:cs="Times New Roman"/>
-          <w:sz w:val="28"/>
-          <w:szCs w:val="28"/>
-        </w:rPr>
-        <w:t xml:space="preserve">ижного состава.</w:t>
+        <w:t xml:space="preserve">Объектом автоматизации являются бизнес-процессы, выполняемые на посту дежурного по станции и в диспетчерской службе.</w:t>
       </w:r>
       <w:r>
         <w:rPr>
@@ -1037,41 +1147,6 @@
         <w:jc w:val="both"/>
         <w:spacing w:after="0" w:afterAutospacing="0" w:line="360" w:lineRule="auto"/>
         <w:rPr>
-          <w:rFonts w:ascii="Times New Roman" w:hAnsi="Times New Roman" w:eastAsia="Times New Roman" w:cs="Times New Roman"/>
-          <w:sz w:val="28"/>
-          <w:szCs w:val="28"/>
-        </w:rPr>
-        <w:suppressLineNumbers w:val="0"/>
-      </w:pPr>
-      <w:r>
-        <w:rPr>
-          <w:rFonts w:ascii="Times New Roman" w:hAnsi="Times New Roman" w:eastAsia="Times New Roman" w:cs="Times New Roman"/>
-          <w:sz w:val="28"/>
-          <w:szCs w:val="28"/>
-        </w:rPr>
-        <w:t xml:space="preserve">Объектом автоматизации являются бизнес-процессы, выполняемые на посту дежурного по станции и в диспетчерской службе.</w:t>
-      </w:r>
-      <w:r>
-        <w:rPr>
-          <w:rFonts w:ascii="Times New Roman" w:hAnsi="Times New Roman" w:eastAsia="Times New Roman" w:cs="Times New Roman"/>
-          <w:sz w:val="28"/>
-          <w:szCs w:val="28"/>
-        </w:rPr>
-      </w:r>
-      <w:r>
-        <w:rPr>
-          <w:rFonts w:ascii="Times New Roman" w:hAnsi="Times New Roman" w:eastAsia="Times New Roman" w:cs="Times New Roman"/>
-          <w:sz w:val="28"/>
-          <w:szCs w:val="28"/>
-        </w:rPr>
-      </w:r>
-    </w:p>
-    <w:p>
-      <w:pPr>
-        <w:ind w:firstLine="709"/>
-        <w:jc w:val="both"/>
-        <w:spacing w:after="0" w:afterAutospacing="0" w:line="360" w:lineRule="auto"/>
-        <w:rPr>
           <w:b/>
           <w:bCs/>
         </w:rPr>
@@ -1089,12 +1164,8 @@
       </w:r>
       <w:r>
         <w:rPr>
-          <w:rFonts w:ascii="Times New Roman" w:hAnsi="Times New Roman" w:eastAsia="Times New Roman" w:cs="Times New Roman"/>
           <w:b/>
           <w:bCs/>
-          <w:sz w:val="28"/>
-          <w:szCs w:val="28"/>
-          <w:highlight w:val="none"/>
         </w:rPr>
       </w:r>
       <w:r>
@@ -1130,6 +1201,7 @@
           <w:rFonts w:ascii="Times New Roman" w:hAnsi="Times New Roman" w:eastAsia="Times New Roman" w:cs="Times New Roman"/>
           <w:sz w:val="28"/>
           <w:szCs w:val="28"/>
+          <w:highlight w:val="none"/>
         </w:rPr>
       </w:r>
       <w:r>
@@ -1143,7 +1215,7 @@
     </w:p>
     <w:tbl>
       <w:tblPr>
-        <w:tblStyle w:val="693"/>
+        <w:tblStyle w:val="793"/>
         <w:tblW w:w="0" w:type="auto"/>
         <w:tblLayout w:type="fixed"/>
         <w:tblLook w:val="04A0" w:firstRow="1" w:lastRow="0" w:firstColumn="1" w:lastColumn="0" w:noHBand="0" w:noVBand="1"/>
@@ -1187,7 +1259,7 @@
             </w:r>
             <w:r>
               <w:rPr>
-                <w:rFonts w:ascii="Times New Roman" w:hAnsi="Times New Roman" w:eastAsia="Times New Roman" w:cs="Times New Roman"/>
+                <w:rFonts w:ascii="Times New Roman" w:hAnsi="Times New Roman" w:cs="Times New Roman"/>
                 <w:sz w:val="24"/>
                 <w:szCs w:val="24"/>
                 <w:highlight w:val="none"/>
@@ -1233,9 +1305,10 @@
             </w:r>
             <w:r>
               <w:rPr>
-                <w:rFonts w:ascii="Times New Roman" w:hAnsi="Times New Roman" w:eastAsia="Times New Roman" w:cs="Times New Roman"/>
+                <w:rFonts w:ascii="Times New Roman" w:hAnsi="Times New Roman" w:cs="Times New Roman"/>
                 <w:sz w:val="24"/>
                 <w:szCs w:val="24"/>
+                <w:highlight w:val="none"/>
               </w:rPr>
             </w:r>
             <w:r>
@@ -1278,9 +1351,10 @@
             </w:r>
             <w:r>
               <w:rPr>
-                <w:rFonts w:ascii="Times New Roman" w:hAnsi="Times New Roman" w:eastAsia="Times New Roman" w:cs="Times New Roman"/>
+                <w:rFonts w:ascii="Times New Roman" w:hAnsi="Times New Roman" w:cs="Times New Roman"/>
                 <w:sz w:val="24"/>
                 <w:szCs w:val="24"/>
+                <w:highlight w:val="none"/>
               </w:rPr>
             </w:r>
             <w:r>
@@ -1323,9 +1397,10 @@
             </w:r>
             <w:r>
               <w:rPr>
-                <w:rFonts w:ascii="Times New Roman" w:hAnsi="Times New Roman" w:eastAsia="Times New Roman" w:cs="Times New Roman"/>
+                <w:rFonts w:ascii="Times New Roman" w:hAnsi="Times New Roman" w:cs="Times New Roman"/>
                 <w:sz w:val="24"/>
                 <w:szCs w:val="24"/>
+                <w:highlight w:val="none"/>
               </w:rPr>
             </w:r>
             <w:r>
@@ -1372,7 +1447,7 @@
             </w:r>
             <w:r>
               <w:rPr>
-                <w:rFonts w:ascii="Times New Roman" w:hAnsi="Times New Roman" w:eastAsia="Times New Roman" w:cs="Times New Roman"/>
+                <w:rFonts w:ascii="Times New Roman" w:hAnsi="Times New Roman" w:cs="Times New Roman"/>
                 <w:sz w:val="24"/>
                 <w:szCs w:val="24"/>
                 <w:highlight w:val="none"/>
@@ -1418,9 +1493,10 @@
             </w:r>
             <w:r>
               <w:rPr>
-                <w:rFonts w:ascii="Times New Roman" w:hAnsi="Times New Roman" w:eastAsia="Times New Roman" w:cs="Times New Roman"/>
+                <w:rFonts w:ascii="Times New Roman" w:hAnsi="Times New Roman" w:cs="Times New Roman"/>
                 <w:sz w:val="24"/>
                 <w:szCs w:val="24"/>
+                <w:highlight w:val="none"/>
               </w:rPr>
             </w:r>
             <w:r>
@@ -1463,9 +1539,10 @@
             </w:r>
             <w:r>
               <w:rPr>
-                <w:rFonts w:ascii="Times New Roman" w:hAnsi="Times New Roman" w:eastAsia="Times New Roman" w:cs="Times New Roman"/>
+                <w:rFonts w:ascii="Times New Roman" w:hAnsi="Times New Roman" w:cs="Times New Roman"/>
                 <w:sz w:val="24"/>
                 <w:szCs w:val="24"/>
+                <w:highlight w:val="none"/>
               </w:rPr>
             </w:r>
             <w:r>
@@ -1504,13 +1581,22 @@
                 <w:szCs w:val="24"/>
                 <w:highlight w:val="none"/>
               </w:rPr>
-              <w:t xml:space="preserve">Полностью автоматизируется: считывание RFID, вывод номера на экран</w:t>
             </w:r>
             <w:r>
               <w:rPr>
                 <w:rFonts w:ascii="Times New Roman" w:hAnsi="Times New Roman" w:eastAsia="Times New Roman" w:cs="Times New Roman"/>
                 <w:sz w:val="24"/>
                 <w:szCs w:val="24"/>
+                <w:highlight w:val="none"/>
+              </w:rPr>
+              <w:t xml:space="preserve">Полностью автоматизируется: считывание RFID-антенной в тоннеле, передача по MQTT и ЛВС на сервер, вывод номера на АРМ диспетчера по HTTPS</w:t>
+            </w:r>
+            <w:r>
+              <w:rPr>
+                <w:rFonts w:ascii="Times New Roman" w:hAnsi="Times New Roman" w:eastAsia="Times New Roman" w:cs="Times New Roman"/>
+                <w:sz w:val="24"/>
+                <w:szCs w:val="24"/>
+                <w:highlight w:val="none"/>
               </w:rPr>
             </w:r>
             <w:r>
@@ -1557,7 +1643,7 @@
             </w:r>
             <w:r>
               <w:rPr>
-                <w:rFonts w:ascii="Times New Roman" w:hAnsi="Times New Roman" w:eastAsia="Times New Roman" w:cs="Times New Roman"/>
+                <w:rFonts w:ascii="Times New Roman" w:hAnsi="Times New Roman" w:cs="Times New Roman"/>
                 <w:sz w:val="24"/>
                 <w:szCs w:val="24"/>
                 <w:highlight w:val="none"/>
@@ -1603,9 +1689,10 @@
             </w:r>
             <w:r>
               <w:rPr>
-                <w:rFonts w:ascii="Times New Roman" w:hAnsi="Times New Roman" w:eastAsia="Times New Roman" w:cs="Times New Roman"/>
+                <w:rFonts w:ascii="Times New Roman" w:hAnsi="Times New Roman" w:cs="Times New Roman"/>
                 <w:sz w:val="24"/>
                 <w:szCs w:val="24"/>
+                <w:highlight w:val="none"/>
               </w:rPr>
             </w:r>
             <w:r>
@@ -1648,9 +1735,10 @@
             </w:r>
             <w:r>
               <w:rPr>
-                <w:rFonts w:ascii="Times New Roman" w:hAnsi="Times New Roman" w:eastAsia="Times New Roman" w:cs="Times New Roman"/>
+                <w:rFonts w:ascii="Times New Roman" w:hAnsi="Times New Roman" w:cs="Times New Roman"/>
                 <w:sz w:val="24"/>
                 <w:szCs w:val="24"/>
+                <w:highlight w:val="none"/>
               </w:rPr>
             </w:r>
             <w:r>
@@ -1693,9 +1781,10 @@
             </w:r>
             <w:r>
               <w:rPr>
-                <w:rFonts w:ascii="Times New Roman" w:hAnsi="Times New Roman" w:eastAsia="Times New Roman" w:cs="Times New Roman"/>
+                <w:rFonts w:ascii="Times New Roman" w:hAnsi="Times New Roman" w:cs="Times New Roman"/>
                 <w:sz w:val="24"/>
                 <w:szCs w:val="24"/>
+                <w:highlight w:val="none"/>
               </w:rPr>
             </w:r>
             <w:r>
@@ -1742,7 +1831,7 @@
             </w:r>
             <w:r>
               <w:rPr>
-                <w:rFonts w:ascii="Times New Roman" w:hAnsi="Times New Roman" w:eastAsia="Times New Roman" w:cs="Times New Roman"/>
+                <w:rFonts w:ascii="Times New Roman" w:hAnsi="Times New Roman" w:cs="Times New Roman"/>
                 <w:sz w:val="24"/>
                 <w:szCs w:val="24"/>
                 <w:highlight w:val="none"/>
@@ -1788,9 +1877,10 @@
             </w:r>
             <w:r>
               <w:rPr>
-                <w:rFonts w:ascii="Times New Roman" w:hAnsi="Times New Roman" w:eastAsia="Times New Roman" w:cs="Times New Roman"/>
+                <w:rFonts w:ascii="Times New Roman" w:hAnsi="Times New Roman" w:cs="Times New Roman"/>
                 <w:sz w:val="24"/>
                 <w:szCs w:val="24"/>
+                <w:highlight w:val="none"/>
               </w:rPr>
             </w:r>
             <w:r>
@@ -1833,9 +1923,10 @@
             </w:r>
             <w:r>
               <w:rPr>
-                <w:rFonts w:ascii="Times New Roman" w:hAnsi="Times New Roman" w:eastAsia="Times New Roman" w:cs="Times New Roman"/>
+                <w:rFonts w:ascii="Times New Roman" w:hAnsi="Times New Roman" w:cs="Times New Roman"/>
                 <w:sz w:val="24"/>
                 <w:szCs w:val="24"/>
+                <w:highlight w:val="none"/>
               </w:rPr>
             </w:r>
             <w:r>
@@ -1878,9 +1969,10 @@
             </w:r>
             <w:r>
               <w:rPr>
-                <w:rFonts w:ascii="Times New Roman" w:hAnsi="Times New Roman" w:eastAsia="Times New Roman" w:cs="Times New Roman"/>
+                <w:rFonts w:ascii="Times New Roman" w:hAnsi="Times New Roman" w:cs="Times New Roman"/>
                 <w:sz w:val="24"/>
                 <w:szCs w:val="24"/>
+                <w:highlight w:val="none"/>
               </w:rPr>
             </w:r>
             <w:r>
@@ -1927,7 +2019,7 @@
             </w:r>
             <w:r>
               <w:rPr>
-                <w:rFonts w:ascii="Times New Roman" w:hAnsi="Times New Roman" w:eastAsia="Times New Roman" w:cs="Times New Roman"/>
+                <w:rFonts w:ascii="Times New Roman" w:hAnsi="Times New Roman" w:cs="Times New Roman"/>
                 <w:sz w:val="24"/>
                 <w:szCs w:val="24"/>
                 <w:highlight w:val="none"/>
@@ -1973,9 +2065,10 @@
             </w:r>
             <w:r>
               <w:rPr>
-                <w:rFonts w:ascii="Times New Roman" w:hAnsi="Times New Roman" w:eastAsia="Times New Roman" w:cs="Times New Roman"/>
+                <w:rFonts w:ascii="Times New Roman" w:hAnsi="Times New Roman" w:cs="Times New Roman"/>
                 <w:sz w:val="24"/>
                 <w:szCs w:val="24"/>
+                <w:highlight w:val="none"/>
               </w:rPr>
             </w:r>
             <w:r>
@@ -2018,9 +2111,10 @@
             </w:r>
             <w:r>
               <w:rPr>
-                <w:rFonts w:ascii="Times New Roman" w:hAnsi="Times New Roman" w:eastAsia="Times New Roman" w:cs="Times New Roman"/>
+                <w:rFonts w:ascii="Times New Roman" w:hAnsi="Times New Roman" w:cs="Times New Roman"/>
                 <w:sz w:val="24"/>
                 <w:szCs w:val="24"/>
+                <w:highlight w:val="none"/>
               </w:rPr>
             </w:r>
             <w:r>
@@ -2063,9 +2157,10 @@
             </w:r>
             <w:r>
               <w:rPr>
-                <w:rFonts w:ascii="Times New Roman" w:hAnsi="Times New Roman" w:eastAsia="Times New Roman" w:cs="Times New Roman"/>
+                <w:rFonts w:ascii="Times New Roman" w:hAnsi="Times New Roman" w:cs="Times New Roman"/>
                 <w:sz w:val="24"/>
                 <w:szCs w:val="24"/>
+                <w:highlight w:val="none"/>
               </w:rPr>
             </w:r>
             <w:r>
@@ -2112,7 +2207,7 @@
             </w:r>
             <w:r>
               <w:rPr>
-                <w:rFonts w:ascii="Times New Roman" w:hAnsi="Times New Roman" w:eastAsia="Times New Roman" w:cs="Times New Roman"/>
+                <w:rFonts w:ascii="Times New Roman" w:hAnsi="Times New Roman" w:cs="Times New Roman"/>
                 <w:sz w:val="24"/>
                 <w:szCs w:val="24"/>
                 <w:highlight w:val="none"/>
@@ -2158,9 +2253,10 @@
             </w:r>
             <w:r>
               <w:rPr>
-                <w:rFonts w:ascii="Times New Roman" w:hAnsi="Times New Roman" w:eastAsia="Times New Roman" w:cs="Times New Roman"/>
+                <w:rFonts w:ascii="Times New Roman" w:hAnsi="Times New Roman" w:cs="Times New Roman"/>
                 <w:sz w:val="24"/>
                 <w:szCs w:val="24"/>
+                <w:highlight w:val="none"/>
               </w:rPr>
             </w:r>
             <w:r>
@@ -2203,9 +2299,10 @@
             </w:r>
             <w:r>
               <w:rPr>
-                <w:rFonts w:ascii="Times New Roman" w:hAnsi="Times New Roman" w:eastAsia="Times New Roman" w:cs="Times New Roman"/>
+                <w:rFonts w:ascii="Times New Roman" w:hAnsi="Times New Roman" w:cs="Times New Roman"/>
                 <w:sz w:val="24"/>
                 <w:szCs w:val="24"/>
+                <w:highlight w:val="none"/>
               </w:rPr>
             </w:r>
             <w:r>
@@ -2247,7 +2344,7 @@
             </w:r>
             <w:r>
               <w:rPr>
-                <w:rFonts w:ascii="Times New Roman" w:hAnsi="Times New Roman" w:eastAsia="Times New Roman" w:cs="Times New Roman"/>
+                <w:rFonts w:ascii="Times New Roman" w:hAnsi="Times New Roman" w:cs="Times New Roman"/>
                 <w:sz w:val="24"/>
                 <w:szCs w:val="24"/>
               </w:rPr>
@@ -2315,8 +2412,12 @@
       </w:r>
       <w:r>
         <w:rPr>
+          <w:rFonts w:ascii="Times New Roman" w:hAnsi="Times New Roman" w:eastAsia="Times New Roman" w:cs="Times New Roman"/>
           <w:b/>
           <w:bCs/>
+          <w:sz w:val="28"/>
+          <w:szCs w:val="28"/>
+          <w:highlight w:val="none"/>
         </w:rPr>
       </w:r>
       <w:r>
@@ -2380,6 +2481,7 @@
           <w:rFonts w:ascii="Times New Roman" w:hAnsi="Times New Roman" w:eastAsia="Times New Roman" w:cs="Times New Roman"/>
           <w:sz w:val="28"/>
           <w:szCs w:val="28"/>
+          <w:highlight w:val="none"/>
         </w:rPr>
       </w:r>
       <w:r>
@@ -2393,7 +2495,7 @@
     </w:p>
     <w:p>
       <w:pPr>
-        <w:pStyle w:val="841"/>
+        <w:pStyle w:val="941"/>
         <w:numPr>
           <w:ilvl w:val="0"/>
           <w:numId w:val="30"/>
@@ -2410,30 +2512,108 @@
           <w:szCs w:val="28"/>
           <w:highlight w:val="none"/>
         </w:rPr>
-        <w:t xml:space="preserve">Подсистема сбора данных (эмулируется в проекте) — предназначена для имитации работы реального RFID-считывателя. Формирует POST-запрос на сервер с параметрами идентификатор метки поезда и название станции</w:t>
-      </w:r>
-      <w:r>
-        <w:rPr>
-          <w:rFonts w:ascii="Times New Roman" w:hAnsi="Times New Roman" w:eastAsia="Times New Roman" w:cs="Times New Roman"/>
-          <w:sz w:val="28"/>
-          <w:szCs w:val="28"/>
-          <w:highlight w:val="none"/>
-        </w:rPr>
-        <w:t xml:space="preserve">;</w:t>
-      </w:r>
-      <w:r>
-        <w:rPr>
-          <w:rFonts w:ascii="Times New Roman" w:hAnsi="Times New Roman" w:eastAsia="Times New Roman" w:cs="Times New Roman"/>
-          <w:sz w:val="28"/>
-          <w:szCs w:val="28"/>
-          <w:highlight w:val="none"/>
-        </w:rPr>
-      </w:r>
-      <w:r/>
+      </w:r>
+      <w:r>
+        <w:rPr>
+          <w:rFonts w:ascii="Times New Roman" w:hAnsi="Times New Roman" w:eastAsia="Times New Roman" w:cs="Times New Roman"/>
+          <w:sz w:val="28"/>
+          <w:szCs w:val="28"/>
+          <w:highlight w:val="none"/>
+        </w:rPr>
+        <w:t xml:space="preserve">Подсистема сбора данных — в реальной эксплуатации представляет собой RFID-антенну, установленную в тоннеле перед станцией. Антенна публикует считанный идентификатор метки и название станции в MQTT-брокер. В рамках учебного проекта эта подсистема эм</w:t>
+      </w:r>
+      <w:r>
+        <w:rPr>
+          <w:rFonts w:ascii="Times New Roman" w:hAnsi="Times New Roman" w:eastAsia="Times New Roman" w:cs="Times New Roman"/>
+          <w:sz w:val="28"/>
+          <w:szCs w:val="28"/>
+          <w:highlight w:val="none"/>
+        </w:rPr>
+        <w:t xml:space="preserve">улируется Python-скриптом, который также отправляет сообщения в MQTT-брокер</w:t>
+      </w:r>
+      <w:r>
+        <w:rPr>
+          <w:rFonts w:ascii="Times New Roman" w:hAnsi="Times New Roman" w:eastAsia="Times New Roman" w:cs="Times New Roman"/>
+          <w:sz w:val="28"/>
+          <w:szCs w:val="28"/>
+          <w:highlight w:val="none"/>
+        </w:rPr>
+        <w:t xml:space="preserve">.</w:t>
+      </w:r>
+      <w:r>
+        <w:rPr>
+          <w:rFonts w:ascii="Times New Roman" w:hAnsi="Times New Roman" w:eastAsia="Times New Roman" w:cs="Times New Roman"/>
+          <w:sz w:val="28"/>
+          <w:szCs w:val="28"/>
+          <w:highlight w:val="none"/>
+        </w:rPr>
+        <w:t xml:space="preserve"> </w:t>
+      </w:r>
+      <w:r>
+        <w:rPr>
+          <w:rFonts w:ascii="Times New Roman" w:hAnsi="Times New Roman" w:eastAsia="Times New Roman" w:cs="Times New Roman"/>
+          <w:sz w:val="28"/>
+          <w:szCs w:val="28"/>
+          <w:highlight w:val="none"/>
+        </w:rPr>
+        <w:t xml:space="preserve">В качестве идентификатора RFID-метки используется уникальный код (tag_id), присваиваемый производителем оборудования. В базе данных этот код связывается с конкретным поездом.</w:t>
+      </w:r>
+      <w:r>
+        <w:rPr>
+          <w:rFonts w:ascii="Times New Roman" w:hAnsi="Times New Roman" w:eastAsia="Times New Roman" w:cs="Times New Roman"/>
+          <w:sz w:val="28"/>
+          <w:szCs w:val="28"/>
+          <w:highlight w:val="none"/>
+        </w:rPr>
+        <w:t xml:space="preserve"> </w:t>
+      </w:r>
+      <w:r>
+        <w:rPr>
+          <w:rFonts w:ascii="Times New Roman" w:hAnsi="Times New Roman" w:eastAsia="Times New Roman" w:cs="Times New Roman"/>
+          <w:sz w:val="28"/>
+          <w:szCs w:val="28"/>
+          <w:highlight w:val="none"/>
+        </w:rPr>
+        <w:t xml:space="preserve">Выбор MQTT обусловлен его лёгкостью, асинхронностью и надёжностью. В отличие от HTTP, MQTT не требует от антенны ожидания ответа от сервера, что критично при нестабильной связи в тоннелях. Протокол поддерживает уровни качества обслуживания (QoS), гарантируя</w:t>
+      </w:r>
+      <w:r>
+        <w:rPr>
+          <w:rFonts w:ascii="Times New Roman" w:hAnsi="Times New Roman" w:eastAsia="Times New Roman" w:cs="Times New Roman"/>
+          <w:sz w:val="28"/>
+          <w:szCs w:val="28"/>
+          <w:highlight w:val="none"/>
+        </w:rPr>
+        <w:t xml:space="preserve"> доставку сообщений. Кроме того, MQTT позволяет легко масштабировать систему: один брокер может обслуживать множество антенн на разных станциях, а новые подписчики (например, системы аналитики) могут подключаться к потоку данных без изменения конфигурации а</w:t>
+      </w:r>
+      <w:r>
+        <w:rPr>
+          <w:rFonts w:ascii="Times New Roman" w:hAnsi="Times New Roman" w:eastAsia="Times New Roman" w:cs="Times New Roman"/>
+          <w:sz w:val="28"/>
+          <w:szCs w:val="28"/>
+          <w:highlight w:val="none"/>
+        </w:rPr>
+        <w:t xml:space="preserve">нтенн.</w:t>
+      </w:r>
+      <w:r>
+        <w:rPr>
+          <w:rFonts w:ascii="Times New Roman" w:hAnsi="Times New Roman" w:eastAsia="Times New Roman" w:cs="Times New Roman"/>
+          <w:sz w:val="28"/>
+          <w:szCs w:val="28"/>
+          <w:highlight w:val="none"/>
+        </w:rPr>
+      </w:r>
+      <w:r>
+        <w:rPr>
+          <w:rFonts w:ascii="Times New Roman" w:hAnsi="Times New Roman" w:eastAsia="Times New Roman" w:cs="Times New Roman"/>
+          <w:sz w:val="28"/>
+          <w:szCs w:val="28"/>
+          <w:highlight w:val="none"/>
+        </w:rPr>
+      </w:r>
     </w:p>
     <w:p>
       <w:pPr>
-        <w:pStyle w:val="841"/>
+        <w:pStyle w:val="941"/>
         <w:numPr>
           <w:ilvl w:val="0"/>
           <w:numId w:val="30"/>
@@ -2477,7 +2657,25 @@
           <w:szCs w:val="28"/>
           <w:highlight w:val="none"/>
         </w:rPr>
-        <w:t xml:space="preserve">;</w:t>
+        <w:t xml:space="preserve">. </w:t>
+      </w:r>
+      <w:r>
+        <w:rPr>
+          <w:rFonts w:ascii="Times New Roman" w:hAnsi="Times New Roman" w:eastAsia="Times New Roman" w:cs="Times New Roman"/>
+          <w:sz w:val="28"/>
+          <w:szCs w:val="28"/>
+          <w:highlight w:val="none"/>
+        </w:rPr>
+        <w:t xml:space="preserve">Серверная подсистема подписывается на соответствующие топики MQTT-брокера для асинхронного приёма данных от считывателя. После получения сообщения сервер проверяет наличие метки в базе, определяет номер поезда, сохраняет событие в журнал и передаёт номер в </w:t>
+      </w:r>
+      <w:r>
+        <w:rPr>
+          <w:rFonts w:ascii="Times New Roman" w:hAnsi="Times New Roman" w:eastAsia="Times New Roman" w:cs="Times New Roman"/>
+          <w:sz w:val="28"/>
+          <w:szCs w:val="28"/>
+          <w:highlight w:val="none"/>
+        </w:rPr>
+        <w:t xml:space="preserve">интерфейс диспетчера.</w:t>
       </w:r>
       <w:r>
         <w:rPr>
@@ -2491,7 +2689,7 @@
     </w:p>
     <w:p>
       <w:pPr>
-        <w:pStyle w:val="841"/>
+        <w:pStyle w:val="941"/>
         <w:numPr>
           <w:ilvl w:val="0"/>
           <w:numId w:val="30"/>
@@ -2541,38 +2739,6 @@
           <w:highlight w:val="none"/>
         </w:rPr>
       </w:r>
-      <w:r>
-        <w:rPr>
-          <w:rFonts w:ascii="Times New Roman" w:hAnsi="Times New Roman" w:eastAsia="Times New Roman" w:cs="Times New Roman"/>
-          <w:sz w:val="28"/>
-          <w:szCs w:val="28"/>
-          <w:highlight w:val="none"/>
-        </w:rPr>
-      </w:r>
-      <w:r>
-        <w:rPr>
-          <w:rFonts w:ascii="Times New Roman" w:hAnsi="Times New Roman" w:eastAsia="Times New Roman" w:cs="Times New Roman"/>
-          <w:sz w:val="28"/>
-          <w:szCs w:val="28"/>
-          <w:highlight w:val="none"/>
-        </w:rPr>
-      </w:r>
-      <w:r>
-        <w:rPr>
-          <w:rFonts w:ascii="Times New Roman" w:hAnsi="Times New Roman" w:eastAsia="Times New Roman" w:cs="Times New Roman"/>
-          <w:sz w:val="28"/>
-          <w:szCs w:val="28"/>
-          <w:highlight w:val="none"/>
-        </w:rPr>
-      </w:r>
-      <w:r>
-        <w:rPr>
-          <w:rFonts w:ascii="Times New Roman" w:hAnsi="Times New Roman" w:eastAsia="Times New Roman" w:cs="Times New Roman"/>
-          <w:sz w:val="28"/>
-          <w:szCs w:val="28"/>
-          <w:highlight w:val="none"/>
-        </w:rPr>
-      </w:r>
     </w:p>
     <w:p>
       <w:pPr>
@@ -2599,24 +2765,6 @@
         </w:rPr>
       </w:r>
       <w:r/>
-      <w:r>
-        <w:rPr>
-          <w:rFonts w:ascii="Times New Roman" w:hAnsi="Times New Roman" w:eastAsia="Times New Roman" w:cs="Times New Roman"/>
-          <w:sz w:val="28"/>
-          <w:szCs w:val="28"/>
-          <w:highlight w:val="none"/>
-        </w:rPr>
-      </w:r>
-      <w:r>
-        <w:rPr>
-          <w:rFonts w:ascii="Times New Roman" w:hAnsi="Times New Roman" w:eastAsia="Times New Roman" w:cs="Times New Roman"/>
-          <w:sz w:val="28"/>
-          <w:szCs w:val="28"/>
-          <w:highlight w:val="none"/>
-        </w:rPr>
-      </w:r>
-      <w:r/>
-      <w:r/>
     </w:p>
     <w:p>
       <w:pPr>
@@ -2639,6 +2787,53 @@
           <w:highlight w:val="none"/>
         </w:rPr>
         <w:t xml:space="preserve">На данном этапе внешние системы не требуются. В перспективе — подключение к реальному RFID-оборудованию.</w:t>
+      </w:r>
+      <w:r>
+        <w:rPr>
+          <w:rFonts w:ascii="Times New Roman" w:hAnsi="Times New Roman" w:eastAsia="Times New Roman" w:cs="Times New Roman"/>
+          <w:sz w:val="28"/>
+          <w:szCs w:val="28"/>
+          <w:highlight w:val="none"/>
+        </w:rPr>
+      </w:r>
+      <w:r>
+        <w:rPr>
+          <w:rFonts w:ascii="Times New Roman" w:hAnsi="Times New Roman" w:eastAsia="Times New Roman" w:cs="Times New Roman"/>
+          <w:sz w:val="28"/>
+          <w:szCs w:val="28"/>
+          <w:highlight w:val="none"/>
+        </w:rPr>
+      </w:r>
+    </w:p>
+    <w:p>
+      <w:pPr>
+        <w:ind w:firstLine="709"/>
+        <w:jc w:val="both"/>
+        <w:spacing w:after="0" w:afterAutospacing="0" w:line="360" w:lineRule="auto"/>
+        <w:rPr>
+          <w:rFonts w:ascii="Times New Roman" w:hAnsi="Times New Roman" w:eastAsia="Times New Roman" w:cs="Times New Roman"/>
+          <w:sz w:val="28"/>
+          <w:szCs w:val="28"/>
+          <w:highlight w:val="none"/>
+        </w:rPr>
+        <w:suppressLineNumbers w:val="0"/>
+      </w:pPr>
+      <w:r>
+        <w:rPr>
+          <w:rFonts w:ascii="Times New Roman" w:hAnsi="Times New Roman" w:eastAsia="Times New Roman" w:cs="Times New Roman"/>
+          <w:sz w:val="28"/>
+          <w:szCs w:val="28"/>
+          <w:highlight w:val="none"/>
+        </w:rPr>
+      </w:r>
+      <w:r>
+        <w:rPr>
+          <w:rFonts w:ascii="Times New Roman" w:hAnsi="Times New Roman" w:eastAsia="Times New Roman" w:cs="Times New Roman"/>
+          <w:sz w:val="28"/>
+          <w:szCs w:val="28"/>
+          <w:highlight w:val="none"/>
+        </w:rPr>
+        <w:t xml:space="preserve">Взаимодействие между сервером и АРМ диспетчера осуществляется по протоколу HTTPS для обеспечения безопасности передачи данных. Сервер Django выступает в роли подписчика MQTT-брокера, а RFID-антенна — в роли издателя.</w:t>
       </w:r>
       <w:r>
         <w:rPr>
@@ -2748,7 +2943,7 @@
     </w:p>
     <w:p>
       <w:pPr>
-        <w:pStyle w:val="841"/>
+        <w:pStyle w:val="941"/>
         <w:numPr>
           <w:ilvl w:val="0"/>
           <w:numId w:val="39"/>
@@ -2788,7 +2983,7 @@
     </w:p>
     <w:p>
       <w:pPr>
-        <w:pStyle w:val="841"/>
+        <w:pStyle w:val="941"/>
         <w:numPr>
           <w:ilvl w:val="0"/>
           <w:numId w:val="39"/>
@@ -2828,7 +3023,7 @@
     </w:p>
     <w:p>
       <w:pPr>
-        <w:pStyle w:val="841"/>
+        <w:pStyle w:val="941"/>
         <w:numPr>
           <w:ilvl w:val="0"/>
           <w:numId w:val="39"/>
@@ -2868,7 +3063,7 @@
     </w:p>
     <w:p>
       <w:pPr>
-        <w:pStyle w:val="841"/>
+        <w:pStyle w:val="941"/>
         <w:numPr>
           <w:ilvl w:val="0"/>
           <w:numId w:val="39"/>
@@ -2984,7 +3179,7 @@
     </w:p>
     <w:p>
       <w:pPr>
-        <w:pStyle w:val="841"/>
+        <w:pStyle w:val="941"/>
         <w:numPr>
           <w:ilvl w:val="0"/>
           <w:numId w:val="40"/>
@@ -3033,7 +3228,7 @@
     </w:p>
     <w:p>
       <w:pPr>
-        <w:pStyle w:val="841"/>
+        <w:pStyle w:val="941"/>
         <w:numPr>
           <w:ilvl w:val="0"/>
           <w:numId w:val="40"/>
@@ -3073,7 +3268,7 @@
     </w:p>
     <w:p>
       <w:pPr>
-        <w:pStyle w:val="841"/>
+        <w:pStyle w:val="941"/>
         <w:numPr>
           <w:ilvl w:val="0"/>
           <w:numId w:val="40"/>
@@ -3113,7 +3308,7 @@
     </w:p>
     <w:p>
       <w:pPr>
-        <w:pStyle w:val="841"/>
+        <w:pStyle w:val="941"/>
         <w:numPr>
           <w:ilvl w:val="0"/>
           <w:numId w:val="40"/>
@@ -3195,7 +3390,7 @@
     </w:p>
     <w:p>
       <w:pPr>
-        <w:pStyle w:val="841"/>
+        <w:pStyle w:val="941"/>
         <w:numPr>
           <w:ilvl w:val="0"/>
           <w:numId w:val="41"/>
@@ -3221,7 +3416,24 @@
           <w:szCs w:val="28"/>
           <w:highlight w:val="none"/>
         </w:rPr>
-        <w:t xml:space="preserve">риём POST-запросов от считывателя с параметрами идентификатор метки поезда и наименование станции</w:t>
+        <w:t xml:space="preserve">р</w:t>
+      </w:r>
+      <w:r>
+        <w:rPr>
+          <w:rFonts w:ascii="Times New Roman" w:hAnsi="Times New Roman" w:eastAsia="Times New Roman" w:cs="Times New Roman"/>
+          <w:sz w:val="28"/>
+          <w:szCs w:val="28"/>
+          <w:highlight w:val="none"/>
+        </w:rPr>
+        <w:t xml:space="preserve">иём сообщений от RFID-антенны (считывателя) через подписку на соответствующий топик MQTT-брокера</w:t>
+      </w:r>
+      <w:r>
+        <w:rPr>
+          <w:rFonts w:ascii="Times New Roman" w:hAnsi="Times New Roman" w:eastAsia="Times New Roman" w:cs="Times New Roman"/>
+          <w:sz w:val="28"/>
+          <w:szCs w:val="28"/>
+          <w:highlight w:val="none"/>
+        </w:rPr>
       </w:r>
       <w:r>
         <w:rPr>
@@ -3244,7 +3456,7 @@
     </w:p>
     <w:p>
       <w:pPr>
-        <w:pStyle w:val="841"/>
+        <w:pStyle w:val="941"/>
         <w:numPr>
           <w:ilvl w:val="0"/>
           <w:numId w:val="41"/>
@@ -3293,7 +3505,7 @@
     </w:p>
     <w:p>
       <w:pPr>
-        <w:pStyle w:val="841"/>
+        <w:pStyle w:val="941"/>
         <w:numPr>
           <w:ilvl w:val="0"/>
           <w:numId w:val="41"/>
@@ -3360,7 +3572,7 @@
     </w:p>
     <w:p>
       <w:pPr>
-        <w:pStyle w:val="841"/>
+        <w:pStyle w:val="941"/>
         <w:numPr>
           <w:ilvl w:val="0"/>
           <w:numId w:val="41"/>
@@ -3400,7 +3612,7 @@
     </w:p>
     <w:p>
       <w:pPr>
-        <w:pStyle w:val="841"/>
+        <w:pStyle w:val="941"/>
         <w:numPr>
           <w:ilvl w:val="0"/>
           <w:numId w:val="41"/>
@@ -3408,6 +3620,52 @@
         <w:ind w:left="0" w:firstLine="709"/>
         <w:jc w:val="both"/>
         <w:spacing w:after="0" w:afterAutospacing="0" w:line="360" w:lineRule="auto"/>
+        <w:suppressLineNumbers w:val="0"/>
+      </w:pPr>
+      <w:r>
+        <w:rPr>
+          <w:rFonts w:ascii="Times New Roman" w:hAnsi="Times New Roman" w:eastAsia="Times New Roman" w:cs="Times New Roman"/>
+          <w:sz w:val="28"/>
+          <w:szCs w:val="28"/>
+          <w:highlight w:val="none"/>
+        </w:rPr>
+      </w:r>
+      <w:r>
+        <w:rPr>
+          <w:rFonts w:ascii="Times New Roman" w:hAnsi="Times New Roman" w:eastAsia="Times New Roman" w:cs="Times New Roman"/>
+          <w:sz w:val="28"/>
+          <w:szCs w:val="28"/>
+          <w:highlight w:val="none"/>
+        </w:rPr>
+        <w:t xml:space="preserve">отправка номера поезда на АРМ диспетчера по протоколу HTTPS с использованием технологии автоматического обновления (AJAX/WebSockets);</w:t>
+      </w:r>
+      <w:r>
+        <w:rPr>
+          <w:rFonts w:ascii="Times New Roman" w:hAnsi="Times New Roman" w:eastAsia="Times New Roman" w:cs="Times New Roman"/>
+          <w:sz w:val="28"/>
+          <w:szCs w:val="28"/>
+          <w:highlight w:val="none"/>
+        </w:rPr>
+      </w:r>
+      <w:r>
+        <w:rPr>
+          <w:rFonts w:ascii="Times New Roman" w:hAnsi="Times New Roman" w:eastAsia="Times New Roman" w:cs="Times New Roman"/>
+          <w:sz w:val="28"/>
+          <w:szCs w:val="28"/>
+          <w:highlight w:val="none"/>
+        </w:rPr>
+      </w:r>
+    </w:p>
+    <w:p>
+      <w:pPr>
+        <w:pStyle w:val="941"/>
+        <w:numPr>
+          <w:ilvl w:val="0"/>
+          <w:numId w:val="41"/>
+        </w:numPr>
+        <w:ind w:left="0" w:firstLine="709"/>
+        <w:jc w:val="both"/>
+        <w:spacing w:after="0" w:afterAutospacing="0" w:line="360" w:lineRule="auto"/>
         <w:rPr>
           <w:rFonts w:ascii="Times New Roman" w:hAnsi="Times New Roman" w:eastAsia="Times New Roman" w:cs="Times New Roman"/>
           <w:sz w:val="28"/>
@@ -3560,7 +3818,7 @@
     </w:p>
     <w:p>
       <w:pPr>
-        <w:pStyle w:val="841"/>
+        <w:pStyle w:val="941"/>
         <w:numPr>
           <w:ilvl w:val="0"/>
           <w:numId w:val="42"/>
@@ -3627,7 +3885,7 @@
     </w:p>
     <w:p>
       <w:pPr>
-        <w:pStyle w:val="841"/>
+        <w:pStyle w:val="941"/>
         <w:numPr>
           <w:ilvl w:val="0"/>
           <w:numId w:val="42"/>
@@ -3667,7 +3925,7 @@
     </w:p>
     <w:p>
       <w:pPr>
-        <w:pStyle w:val="841"/>
+        <w:pStyle w:val="941"/>
         <w:numPr>
           <w:ilvl w:val="0"/>
           <w:numId w:val="42"/>
@@ -3705,7 +3963,6 @@
         <w:t xml:space="preserve">.</w:t>
       </w:r>
       <w:r/>
-      <w:r/>
     </w:p>
     <w:p>
       <w:pPr>
@@ -3737,11 +3994,18 @@
           <w:highlight w:val="none"/>
         </w:rPr>
       </w:r>
-      <w:r/>
+      <w:r>
+        <w:rPr>
+          <w:rFonts w:ascii="Times New Roman" w:hAnsi="Times New Roman" w:eastAsia="Times New Roman" w:cs="Times New Roman"/>
+          <w:sz w:val="28"/>
+          <w:szCs w:val="28"/>
+          <w:highlight w:val="none"/>
+        </w:rPr>
+      </w:r>
     </w:p>
     <w:p>
       <w:pPr>
-        <w:pStyle w:val="841"/>
+        <w:pStyle w:val="941"/>
         <w:numPr>
           <w:ilvl w:val="0"/>
           <w:numId w:val="43"/>
@@ -3785,10 +4049,11 @@
           <w:highlight w:val="none"/>
         </w:rPr>
       </w:r>
+      <w:r/>
     </w:p>
     <w:p>
       <w:pPr>
-        <w:pStyle w:val="841"/>
+        <w:pStyle w:val="941"/>
         <w:numPr>
           <w:ilvl w:val="0"/>
           <w:numId w:val="43"/>
@@ -3828,7 +4093,7 @@
     </w:p>
     <w:p>
       <w:pPr>
-        <w:pStyle w:val="841"/>
+        <w:pStyle w:val="941"/>
         <w:numPr>
           <w:ilvl w:val="0"/>
           <w:numId w:val="43"/>
@@ -3919,7 +4184,7 @@
     </w:p>
     <w:p>
       <w:pPr>
-        <w:pStyle w:val="841"/>
+        <w:pStyle w:val="941"/>
         <w:numPr>
           <w:ilvl w:val="0"/>
           <w:numId w:val="44"/>
@@ -3936,7 +4201,16 @@
           <w:szCs w:val="28"/>
           <w:highlight w:val="none"/>
         </w:rPr>
-        <w:t xml:space="preserve">серверная часть: Python 3.10+, Django 4.x, Django REST Framework (для API), SQLite (на этапе прототипа) или PostgreSQL (рекомендуется для масштабирования)</w:t>
+        <w:t xml:space="preserve">серверная часть: </w:t>
+      </w:r>
+      <w:r>
+        <w:rPr>
+          <w:rFonts w:ascii="Times New Roman" w:hAnsi="Times New Roman" w:eastAsia="Times New Roman" w:cs="Times New Roman"/>
+          <w:sz w:val="28"/>
+          <w:szCs w:val="28"/>
+          <w:highlight w:val="none"/>
+        </w:rPr>
+        <w:t xml:space="preserve">Python 3.10+, Django 4.x, Django REST Framework (для API), MQTT-брокер (например, Mosquitto), библиотека paho-mqtt для интеграции с Django, SQLite (на этапе прототипа) или PostgreSQL (рекомендуется для масштабирования)</w:t>
       </w:r>
       <w:r>
         <w:rPr>
@@ -3959,7 +4233,7 @@
     </w:p>
     <w:p>
       <w:pPr>
-        <w:pStyle w:val="841"/>
+        <w:pStyle w:val="941"/>
         <w:numPr>
           <w:ilvl w:val="0"/>
           <w:numId w:val="44"/>
@@ -3976,7 +4250,24 @@
           <w:szCs w:val="28"/>
           <w:highlight w:val="none"/>
         </w:rPr>
-        <w:t xml:space="preserve">клиентская часть (АРМ диспетчера): HTML, CSS, JavaScript (возможно использование Bootstrap для простоты), AJAX/fetch для динамического обновления</w:t>
+        <w:t xml:space="preserve">клиентская часть (АРМ диспетчера): HTML, CSS, JavaScript (возможно использование Bootstrap для простоты), AJAX/fetch для динамического обновления, </w:t>
+      </w:r>
+      <w:r>
+        <w:rPr>
+          <w:rFonts w:ascii="Times New Roman" w:hAnsi="Times New Roman" w:eastAsia="Times New Roman" w:cs="Times New Roman"/>
+          <w:sz w:val="28"/>
+          <w:szCs w:val="28"/>
+          <w:highlight w:val="none"/>
+        </w:rPr>
+      </w:r>
+      <w:r>
+        <w:rPr>
+          <w:rFonts w:ascii="Times New Roman" w:hAnsi="Times New Roman" w:eastAsia="Times New Roman" w:cs="Times New Roman"/>
+          <w:sz w:val="28"/>
+          <w:szCs w:val="28"/>
+          <w:highlight w:val="none"/>
+        </w:rPr>
+        <w:t xml:space="preserve">взаимодействие между сервером и АРМ диспетчера осуществляется по протоколу HTTPS</w:t>
       </w:r>
       <w:r>
         <w:rPr>
@@ -3999,7 +4290,7 @@
     </w:p>
     <w:p>
       <w:pPr>
-        <w:pStyle w:val="841"/>
+        <w:pStyle w:val="941"/>
         <w:numPr>
           <w:ilvl w:val="0"/>
           <w:numId w:val="44"/>
@@ -4039,7 +4330,7 @@
     </w:p>
     <w:p>
       <w:pPr>
-        <w:pStyle w:val="841"/>
+        <w:pStyle w:val="941"/>
         <w:numPr>
           <w:ilvl w:val="0"/>
           <w:numId w:val="44"/>
@@ -4202,6 +4493,12 @@
         <w:ind w:firstLine="709"/>
         <w:jc w:val="both"/>
         <w:spacing w:after="0" w:afterAutospacing="0" w:line="360" w:lineRule="auto"/>
+        <w:rPr>
+          <w:rFonts w:ascii="Times New Roman" w:hAnsi="Times New Roman" w:eastAsia="Times New Roman" w:cs="Times New Roman"/>
+          <w:sz w:val="28"/>
+          <w:szCs w:val="28"/>
+          <w:highlight w:val="none"/>
+        </w:rPr>
         <w:suppressLineNumbers w:val="0"/>
       </w:pPr>
       <w:r>
@@ -4230,22 +4527,7 @@
         <w:spacing w:after="0" w:afterAutospacing="0" w:line="360" w:lineRule="auto"/>
         <w:suppressLineNumbers w:val="0"/>
       </w:pPr>
-      <w:r>
-        <w:rPr>
-          <w:rFonts w:ascii="Times New Roman" w:hAnsi="Times New Roman" w:eastAsia="Times New Roman" w:cs="Times New Roman"/>
-          <w:sz w:val="28"/>
-          <w:szCs w:val="28"/>
-          <w:highlight w:val="none"/>
-        </w:rPr>
-      </w:r>
-      <w:r>
-        <w:rPr>
-          <w:rFonts w:ascii="Times New Roman" w:hAnsi="Times New Roman" w:eastAsia="Times New Roman" w:cs="Times New Roman"/>
-          <w:sz w:val="28"/>
-          <w:szCs w:val="28"/>
-          <w:highlight w:val="none"/>
-        </w:rPr>
-      </w:r>
+      <w:r/>
       <w:r/>
     </w:p>
     <w:p>
@@ -4255,8 +4537,6 @@
         <w:spacing w:after="0" w:afterAutospacing="0" w:line="360" w:lineRule="auto"/>
         <w:rPr>
           <w:rFonts w:ascii="Times New Roman" w:hAnsi="Times New Roman" w:eastAsia="Times New Roman" w:cs="Times New Roman"/>
-          <w:b/>
-          <w:bCs/>
           <w:sz w:val="28"/>
           <w:szCs w:val="28"/>
           <w:highlight w:val="none"/>
@@ -4266,24 +4546,173 @@
       <w:r>
         <w:rPr>
           <w:rFonts w:ascii="Times New Roman" w:hAnsi="Times New Roman" w:eastAsia="Times New Roman" w:cs="Times New Roman"/>
-          <w:b/>
-          <w:bCs/>
-          <w:sz w:val="28"/>
-          <w:szCs w:val="28"/>
-        </w:rPr>
-        <w:t xml:space="preserve">5. Состав и содержание работ по созданию системы</w:t>
-      </w:r>
-      <w:r>
-        <w:rPr>
-          <w:b/>
-          <w:bCs/>
-        </w:rPr>
-      </w:r>
-      <w:r>
-        <w:rPr>
-          <w:rFonts w:ascii="Times New Roman" w:hAnsi="Times New Roman" w:eastAsia="Times New Roman" w:cs="Times New Roman"/>
-          <w:b/>
-          <w:bCs/>
+          <w:sz w:val="28"/>
+          <w:szCs w:val="28"/>
+          <w:highlight w:val="none"/>
+        </w:rPr>
+        <w:t xml:space="preserve">Требования к сетевому обеспечению:</w:t>
+      </w:r>
+      <w:r>
+        <w:rPr>
+          <w:rFonts w:ascii="Times New Roman" w:hAnsi="Times New Roman" w:eastAsia="Times New Roman" w:cs="Times New Roman"/>
+          <w:sz w:val="28"/>
+          <w:szCs w:val="28"/>
+          <w:highlight w:val="none"/>
+        </w:rPr>
+      </w:r>
+    </w:p>
+    <w:p>
+      <w:pPr>
+        <w:pStyle w:val="941"/>
+        <w:numPr>
+          <w:ilvl w:val="0"/>
+          <w:numId w:val="54"/>
+        </w:numPr>
+        <w:ind w:left="0" w:firstLine="709"/>
+        <w:jc w:val="both"/>
+        <w:spacing w:after="0" w:afterAutospacing="0" w:line="360" w:lineRule="auto"/>
+        <w:suppressLineNumbers w:val="0"/>
+      </w:pPr>
+      <w:r>
+        <w:rPr>
+          <w:rFonts w:ascii="Times New Roman" w:hAnsi="Times New Roman" w:eastAsia="Times New Roman" w:cs="Times New Roman"/>
+          <w:sz w:val="28"/>
+          <w:szCs w:val="28"/>
+          <w:highlight w:val="none"/>
+        </w:rPr>
+        <w:t xml:space="preserve"> RFID-антенна в тоннеле и MQTT-брокер должны быть подключены к локальной вычислительной сети метрополитена с гарантированной пропускной способностью не менее 100 Мбит/с.</w:t>
+      </w:r>
+      <w:r>
+        <w:rPr>
+          <w:rFonts w:ascii="Times New Roman" w:hAnsi="Times New Roman" w:eastAsia="Times New Roman" w:cs="Times New Roman"/>
+          <w:sz w:val="28"/>
+          <w:szCs w:val="28"/>
+          <w:highlight w:val="none"/>
+        </w:rPr>
+      </w:r>
+    </w:p>
+    <w:p>
+      <w:pPr>
+        <w:pStyle w:val="941"/>
+        <w:numPr>
+          <w:ilvl w:val="0"/>
+          <w:numId w:val="54"/>
+        </w:numPr>
+        <w:ind w:left="0" w:firstLine="709"/>
+        <w:jc w:val="both"/>
+        <w:spacing w:after="0" w:afterAutospacing="0" w:line="360" w:lineRule="auto"/>
+        <w:suppressLineNumbers w:val="0"/>
+      </w:pPr>
+      <w:r>
+        <w:rPr>
+          <w:rFonts w:ascii="Times New Roman" w:hAnsi="Times New Roman" w:eastAsia="Times New Roman" w:cs="Times New Roman"/>
+          <w:sz w:val="28"/>
+          <w:szCs w:val="28"/>
+          <w:highlight w:val="none"/>
+        </w:rPr>
+        <w:t xml:space="preserve">Время передачи сообщения от антенны до MQTT-брокера не должно превышать 500 мс.</w:t>
+      </w:r>
+      <w:r>
+        <w:rPr>
+          <w:rFonts w:ascii="Times New Roman" w:hAnsi="Times New Roman" w:eastAsia="Times New Roman" w:cs="Times New Roman"/>
+          <w:sz w:val="28"/>
+          <w:szCs w:val="28"/>
+          <w:highlight w:val="none"/>
+        </w:rPr>
+      </w:r>
+    </w:p>
+    <w:p>
+      <w:pPr>
+        <w:pStyle w:val="941"/>
+        <w:numPr>
+          <w:ilvl w:val="0"/>
+          <w:numId w:val="54"/>
+        </w:numPr>
+        <w:ind w:left="0" w:firstLine="709"/>
+        <w:jc w:val="both"/>
+        <w:spacing w:after="0" w:afterAutospacing="0" w:line="360" w:lineRule="auto"/>
+        <w:suppressLineNumbers w:val="0"/>
+      </w:pPr>
+      <w:r>
+        <w:rPr>
+          <w:rFonts w:ascii="Times New Roman" w:hAnsi="Times New Roman" w:eastAsia="Times New Roman" w:cs="Times New Roman"/>
+          <w:sz w:val="28"/>
+          <w:szCs w:val="28"/>
+          <w:highlight w:val="none"/>
+        </w:rPr>
+        <w:t xml:space="preserve">Серверное приложение должно быть развёрнуто на выделенном сервере в защищённом сегменте сети, доступном для АРМ диспетчера по HTTPS.</w:t>
+      </w:r>
+      <w:r>
+        <w:rPr>
+          <w:rFonts w:ascii="Times New Roman" w:hAnsi="Times New Roman" w:eastAsia="Times New Roman" w:cs="Times New Roman"/>
+          <w:sz w:val="28"/>
+          <w:szCs w:val="28"/>
+          <w:highlight w:val="none"/>
+        </w:rPr>
+      </w:r>
+    </w:p>
+    <w:p>
+      <w:pPr>
+        <w:pStyle w:val="941"/>
+        <w:numPr>
+          <w:ilvl w:val="0"/>
+          <w:numId w:val="54"/>
+        </w:numPr>
+        <w:ind w:left="0" w:firstLine="709"/>
+        <w:jc w:val="both"/>
+        <w:spacing w:after="0" w:afterAutospacing="0" w:line="360" w:lineRule="auto"/>
+        <w:suppressLineNumbers w:val="0"/>
+      </w:pPr>
+      <w:r>
+        <w:rPr>
+          <w:rFonts w:ascii="Times New Roman" w:hAnsi="Times New Roman" w:eastAsia="Times New Roman" w:cs="Times New Roman"/>
+          <w:sz w:val="28"/>
+          <w:szCs w:val="28"/>
+          <w:highlight w:val="none"/>
+        </w:rPr>
+        <w:t xml:space="preserve">АРМ диспетчера подключается к серверу через стандартный веб-браузер по защищённому протоколу HTTPS.</w:t>
+      </w:r>
+      <w:r>
+        <w:rPr>
+          <w:rFonts w:ascii="Times New Roman" w:hAnsi="Times New Roman" w:eastAsia="Times New Roman" w:cs="Times New Roman"/>
+          <w:sz w:val="28"/>
+          <w:szCs w:val="28"/>
+          <w:highlight w:val="none"/>
+        </w:rPr>
+      </w:r>
+    </w:p>
+    <w:p>
+      <w:pPr>
+        <w:pStyle w:val="941"/>
+        <w:numPr>
+          <w:ilvl w:val="0"/>
+          <w:numId w:val="54"/>
+        </w:numPr>
+        <w:ind w:left="0" w:firstLine="709"/>
+        <w:jc w:val="both"/>
+        <w:spacing w:after="0" w:afterAutospacing="0" w:line="360" w:lineRule="auto"/>
+        <w:suppressLineNumbers w:val="0"/>
+      </w:pPr>
+      <w:r>
+        <w:rPr>
+          <w:rFonts w:ascii="Times New Roman" w:hAnsi="Times New Roman" w:eastAsia="Times New Roman" w:cs="Times New Roman"/>
+          <w:sz w:val="28"/>
+          <w:szCs w:val="28"/>
+          <w:highlight w:val="none"/>
+        </w:rPr>
+        <w:t xml:space="preserve">Для обмена данными между компонентами системы используются два протокола: MQTT (между антенной и сервером) и HTTPS (между сервером и АРМ).</w:t>
+      </w:r>
+      <w:r>
+        <w:rPr>
+          <w:rFonts w:ascii="Times New Roman" w:hAnsi="Times New Roman" w:eastAsia="Times New Roman" w:cs="Times New Roman"/>
+          <w:sz w:val="28"/>
+          <w:szCs w:val="28"/>
+          <w:highlight w:val="none"/>
+        </w:rPr>
+      </w:r>
+      <w:r>
+        <w:rPr>
+          <w:rFonts w:ascii="Times New Roman" w:hAnsi="Times New Roman" w:eastAsia="Times New Roman" w:cs="Times New Roman"/>
           <w:sz w:val="28"/>
           <w:szCs w:val="28"/>
           <w:highlight w:val="none"/>
@@ -4295,11 +4724,6 @@
         <w:ind w:firstLine="709"/>
         <w:jc w:val="both"/>
         <w:spacing w:after="0" w:afterAutospacing="0" w:line="360" w:lineRule="auto"/>
-        <w:rPr>
-          <w:rFonts w:ascii="Times New Roman" w:hAnsi="Times New Roman" w:eastAsia="Times New Roman" w:cs="Times New Roman"/>
-          <w:sz w:val="28"/>
-          <w:szCs w:val="28"/>
-        </w:rPr>
         <w:suppressLineNumbers w:val="0"/>
       </w:pPr>
       <w:r>
@@ -4307,47 +4731,18 @@
           <w:rFonts w:ascii="Times New Roman" w:hAnsi="Times New Roman" w:eastAsia="Times New Roman" w:cs="Times New Roman"/>
           <w:sz w:val="28"/>
           <w:szCs w:val="28"/>
-        </w:rPr>
-        <w:t xml:space="preserve">Создание АСДК «МетроСкан</w:t>
-      </w:r>
-      <w:r>
-        <w:rPr>
-          <w:rFonts w:ascii="Times New Roman" w:hAnsi="Times New Roman" w:eastAsia="Times New Roman" w:cs="Times New Roman"/>
-          <w:sz w:val="28"/>
-          <w:szCs w:val="28"/>
-        </w:rPr>
-        <w:t xml:space="preserve">» </w:t>
-      </w:r>
-      <w:r>
-        <w:rPr>
-          <w:rFonts w:ascii="Times New Roman" w:hAnsi="Times New Roman" w:eastAsia="Times New Roman" w:cs="Times New Roman"/>
-          <w:sz w:val="28"/>
-          <w:szCs w:val="28"/>
-        </w:rPr>
-        <w:t xml:space="preserve">осуществляется в соответствии с ГОСТ 34.601-90 «Автоматизированные системы</w:t>
-      </w:r>
-      <w:r>
-        <w:rPr>
-          <w:rFonts w:ascii="Times New Roman" w:hAnsi="Times New Roman" w:eastAsia="Times New Roman" w:cs="Times New Roman"/>
-          <w:sz w:val="28"/>
-          <w:szCs w:val="28"/>
-        </w:rPr>
-        <w:t xml:space="preserve">. Стадии создания» и включает следующие последовательные стадии и этапы работ:</w:t>
-      </w:r>
-      <w:r>
-        <w:rPr>
-          <w:rFonts w:ascii="Times New Roman" w:hAnsi="Times New Roman" w:eastAsia="Times New Roman" w:cs="Times New Roman"/>
-          <w:sz w:val="28"/>
-          <w:szCs w:val="28"/>
-        </w:rPr>
-      </w:r>
-      <w:r>
-        <w:rPr>
-          <w:rFonts w:ascii="Times New Roman" w:hAnsi="Times New Roman" w:eastAsia="Times New Roman" w:cs="Times New Roman"/>
-          <w:sz w:val="28"/>
-          <w:szCs w:val="28"/>
-        </w:rPr>
-      </w:r>
+          <w:highlight w:val="none"/>
+        </w:rPr>
+      </w:r>
+      <w:r>
+        <w:rPr>
+          <w:rFonts w:ascii="Times New Roman" w:hAnsi="Times New Roman" w:eastAsia="Times New Roman" w:cs="Times New Roman"/>
+          <w:sz w:val="28"/>
+          <w:szCs w:val="28"/>
+          <w:highlight w:val="none"/>
+        </w:rPr>
+      </w:r>
+      <w:r/>
     </w:p>
     <w:p>
       <w:pPr>
@@ -4356,6 +4751,111 @@
         <w:spacing w:after="0" w:afterAutospacing="0" w:line="360" w:lineRule="auto"/>
         <w:rPr>
           <w:rFonts w:ascii="Times New Roman" w:hAnsi="Times New Roman" w:eastAsia="Times New Roman" w:cs="Times New Roman"/>
+          <w:b/>
+          <w:bCs/>
+          <w:sz w:val="28"/>
+          <w:szCs w:val="28"/>
+          <w:highlight w:val="none"/>
+        </w:rPr>
+        <w:suppressLineNumbers w:val="0"/>
+      </w:pPr>
+      <w:r>
+        <w:rPr>
+          <w:rFonts w:ascii="Times New Roman" w:hAnsi="Times New Roman" w:eastAsia="Times New Roman" w:cs="Times New Roman"/>
+          <w:b/>
+          <w:bCs/>
+          <w:sz w:val="28"/>
+          <w:szCs w:val="28"/>
+        </w:rPr>
+        <w:t xml:space="preserve">5. Состав и содержание работ по созданию системы</w:t>
+      </w:r>
+      <w:r>
+        <w:rPr>
+          <w:rFonts w:ascii="Times New Roman" w:hAnsi="Times New Roman" w:eastAsia="Times New Roman" w:cs="Times New Roman"/>
+          <w:b/>
+          <w:bCs/>
+          <w:sz w:val="28"/>
+          <w:szCs w:val="28"/>
+          <w:highlight w:val="none"/>
+        </w:rPr>
+      </w:r>
+      <w:r>
+        <w:rPr>
+          <w:rFonts w:ascii="Times New Roman" w:hAnsi="Times New Roman" w:eastAsia="Times New Roman" w:cs="Times New Roman"/>
+          <w:b/>
+          <w:bCs/>
+          <w:sz w:val="28"/>
+          <w:szCs w:val="28"/>
+          <w:highlight w:val="none"/>
+        </w:rPr>
+      </w:r>
+    </w:p>
+    <w:p>
+      <w:pPr>
+        <w:ind w:firstLine="709"/>
+        <w:jc w:val="both"/>
+        <w:spacing w:after="0" w:afterAutospacing="0" w:line="360" w:lineRule="auto"/>
+        <w:rPr>
+          <w:rFonts w:ascii="Times New Roman" w:hAnsi="Times New Roman" w:eastAsia="Times New Roman" w:cs="Times New Roman"/>
+          <w:sz w:val="28"/>
+          <w:szCs w:val="28"/>
+        </w:rPr>
+        <w:suppressLineNumbers w:val="0"/>
+      </w:pPr>
+      <w:r>
+        <w:rPr>
+          <w:rFonts w:ascii="Times New Roman" w:hAnsi="Times New Roman" w:eastAsia="Times New Roman" w:cs="Times New Roman"/>
+          <w:sz w:val="28"/>
+          <w:szCs w:val="28"/>
+        </w:rPr>
+        <w:t xml:space="preserve">Создание ССНП</w:t>
+      </w:r>
+      <w:r>
+        <w:rPr>
+          <w:rFonts w:ascii="Times New Roman" w:hAnsi="Times New Roman" w:eastAsia="Times New Roman" w:cs="Times New Roman"/>
+          <w:sz w:val="28"/>
+          <w:szCs w:val="28"/>
+        </w:rPr>
+        <w:t xml:space="preserve"> </w:t>
+      </w:r>
+      <w:r>
+        <w:rPr>
+          <w:rFonts w:ascii="Times New Roman" w:hAnsi="Times New Roman" w:eastAsia="Times New Roman" w:cs="Times New Roman"/>
+          <w:sz w:val="28"/>
+          <w:szCs w:val="28"/>
+        </w:rPr>
+        <w:t xml:space="preserve">осуществляется в соответствии с ГОСТ 34.601-90 «Автоматизированные системы</w:t>
+      </w:r>
+      <w:r>
+        <w:rPr>
+          <w:rFonts w:ascii="Times New Roman" w:hAnsi="Times New Roman" w:eastAsia="Times New Roman" w:cs="Times New Roman"/>
+          <w:sz w:val="28"/>
+          <w:szCs w:val="28"/>
+        </w:rPr>
+        <w:t xml:space="preserve">. Стадии создания» и включает следующие последовательные стадии и этапы работ:</w:t>
+      </w:r>
+      <w:r>
+        <w:rPr>
+          <w:rFonts w:ascii="Times New Roman" w:hAnsi="Times New Roman" w:eastAsia="Times New Roman" w:cs="Times New Roman"/>
+          <w:sz w:val="28"/>
+          <w:szCs w:val="28"/>
+        </w:rPr>
+      </w:r>
+      <w:r>
+        <w:rPr>
+          <w:rFonts w:ascii="Times New Roman" w:hAnsi="Times New Roman" w:eastAsia="Times New Roman" w:cs="Times New Roman"/>
+          <w:sz w:val="28"/>
+          <w:szCs w:val="28"/>
+        </w:rPr>
+      </w:r>
+    </w:p>
+    <w:p>
+      <w:pPr>
+        <w:ind w:firstLine="709"/>
+        <w:jc w:val="both"/>
+        <w:spacing w:after="0" w:afterAutospacing="0" w:line="360" w:lineRule="auto"/>
+        <w:rPr>
+          <w:rFonts w:ascii="Times New Roman" w:hAnsi="Times New Roman" w:eastAsia="Times New Roman" w:cs="Times New Roman"/>
           <w:sz w:val="28"/>
           <w:szCs w:val="28"/>
         </w:rPr>
@@ -4469,7 +4969,7 @@
     </w:p>
     <w:p>
       <w:pPr>
-        <w:pStyle w:val="841"/>
+        <w:pStyle w:val="941"/>
         <w:numPr>
           <w:ilvl w:val="0"/>
           <w:numId w:val="45"/>
@@ -4517,7 +5017,7 @@
     </w:p>
     <w:p>
       <w:pPr>
-        <w:pStyle w:val="841"/>
+        <w:pStyle w:val="941"/>
         <w:numPr>
           <w:ilvl w:val="0"/>
           <w:numId w:val="45"/>
@@ -4565,7 +5065,7 @@
     </w:p>
     <w:p>
       <w:pPr>
-        <w:pStyle w:val="841"/>
+        <w:pStyle w:val="941"/>
         <w:numPr>
           <w:ilvl w:val="0"/>
           <w:numId w:val="45"/>
@@ -4613,7 +5113,7 @@
     </w:p>
     <w:p>
       <w:pPr>
-        <w:pStyle w:val="841"/>
+        <w:pStyle w:val="941"/>
         <w:numPr>
           <w:ilvl w:val="0"/>
           <w:numId w:val="45"/>
@@ -4687,6 +5187,13 @@
           <w:highlight w:val="none"/>
         </w:rPr>
       </w:r>
+      <w:r>
+        <w:rPr>
+          <w:rFonts w:ascii="Times New Roman" w:hAnsi="Times New Roman" w:eastAsia="Times New Roman" w:cs="Times New Roman"/>
+          <w:sz w:val="28"/>
+          <w:szCs w:val="28"/>
+        </w:rPr>
+      </w:r>
     </w:p>
     <w:p>
       <w:pPr>
@@ -4714,6 +5221,7 @@
           <w:rFonts w:ascii="Times New Roman" w:hAnsi="Times New Roman" w:eastAsia="Times New Roman" w:cs="Times New Roman"/>
           <w:sz w:val="28"/>
           <w:szCs w:val="28"/>
+          <w:highlight w:val="none"/>
         </w:rPr>
       </w:r>
       <w:r>
@@ -4750,7 +5258,6 @@
           <w:rFonts w:ascii="Times New Roman" w:hAnsi="Times New Roman" w:eastAsia="Times New Roman" w:cs="Times New Roman"/>
           <w:sz w:val="28"/>
           <w:szCs w:val="28"/>
-          <w:highlight w:val="none"/>
         </w:rPr>
       </w:r>
       <w:r>
@@ -4846,7 +5353,7 @@
     </w:p>
     <w:p>
       <w:pPr>
-        <w:pStyle w:val="841"/>
+        <w:pStyle w:val="941"/>
         <w:numPr>
           <w:ilvl w:val="0"/>
           <w:numId w:val="46"/>
@@ -4894,7 +5401,7 @@
     </w:p>
     <w:p>
       <w:pPr>
-        <w:pStyle w:val="841"/>
+        <w:pStyle w:val="941"/>
         <w:numPr>
           <w:ilvl w:val="0"/>
           <w:numId w:val="46"/>
@@ -4942,7 +5449,7 @@
     </w:p>
     <w:p>
       <w:pPr>
-        <w:pStyle w:val="841"/>
+        <w:pStyle w:val="941"/>
         <w:numPr>
           <w:ilvl w:val="0"/>
           <w:numId w:val="46"/>
@@ -4990,7 +5497,7 @@
     </w:p>
     <w:p>
       <w:pPr>
-        <w:pStyle w:val="841"/>
+        <w:pStyle w:val="941"/>
         <w:numPr>
           <w:ilvl w:val="0"/>
           <w:numId w:val="46"/>
@@ -5038,7 +5545,7 @@
     </w:p>
     <w:p>
       <w:pPr>
-        <w:pStyle w:val="841"/>
+        <w:pStyle w:val="941"/>
         <w:numPr>
           <w:ilvl w:val="0"/>
           <w:numId w:val="46"/>
@@ -5086,7 +5593,7 @@
     </w:p>
     <w:p>
       <w:pPr>
-        <w:pStyle w:val="841"/>
+        <w:pStyle w:val="941"/>
         <w:numPr>
           <w:ilvl w:val="0"/>
           <w:numId w:val="46"/>
@@ -5123,27 +5630,6 @@
           <w:szCs w:val="28"/>
         </w:rPr>
       </w:r>
-      <w:r>
-        <w:rPr>
-          <w:rFonts w:ascii="Times New Roman" w:hAnsi="Times New Roman" w:eastAsia="Times New Roman" w:cs="Times New Roman"/>
-          <w:sz w:val="28"/>
-          <w:szCs w:val="28"/>
-        </w:rPr>
-      </w:r>
-      <w:r>
-        <w:rPr>
-          <w:rFonts w:ascii="Times New Roman" w:hAnsi="Times New Roman" w:eastAsia="Times New Roman" w:cs="Times New Roman"/>
-          <w:sz w:val="28"/>
-          <w:szCs w:val="28"/>
-        </w:rPr>
-      </w:r>
-      <w:r>
-        <w:rPr>
-          <w:rFonts w:ascii="Times New Roman" w:hAnsi="Times New Roman" w:eastAsia="Times New Roman" w:cs="Times New Roman"/>
-          <w:sz w:val="28"/>
-          <w:szCs w:val="28"/>
-        </w:rPr>
-      </w:r>
     </w:p>
     <w:p>
       <w:pPr>
@@ -5205,7 +5691,6 @@
           <w:rFonts w:ascii="Times New Roman" w:hAnsi="Times New Roman" w:eastAsia="Times New Roman" w:cs="Times New Roman"/>
           <w:sz w:val="28"/>
           <w:szCs w:val="28"/>
-          <w:highlight w:val="none"/>
         </w:rPr>
       </w:r>
       <w:r>
@@ -5257,6 +5742,7 @@
           <w:rFonts w:ascii="Times New Roman" w:hAnsi="Times New Roman" w:eastAsia="Times New Roman" w:cs="Times New Roman"/>
           <w:sz w:val="28"/>
           <w:szCs w:val="28"/>
+          <w:highlight w:val="none"/>
         </w:rPr>
       </w:r>
       <w:r>
@@ -5270,7 +5756,7 @@
     </w:p>
     <w:p>
       <w:pPr>
-        <w:pStyle w:val="841"/>
+        <w:pStyle w:val="941"/>
         <w:numPr>
           <w:ilvl w:val="0"/>
           <w:numId w:val="47"/>
@@ -5310,7 +5796,7 @@
     </w:p>
     <w:p>
       <w:pPr>
-        <w:pStyle w:val="841"/>
+        <w:pStyle w:val="941"/>
         <w:numPr>
           <w:ilvl w:val="0"/>
           <w:numId w:val="47"/>
@@ -5335,7 +5821,14 @@
         </w:rPr>
         <w:t xml:space="preserve">устранение замечаний по результатам опытной эксплуатации, подписание акта о завершении работ и передача системы в промышленную эксплуатацию.</w:t>
       </w:r>
-      <w:r/>
+      <w:r>
+        <w:rPr>
+          <w:rFonts w:ascii="Times New Roman" w:hAnsi="Times New Roman" w:eastAsia="Times New Roman" w:cs="Times New Roman"/>
+          <w:sz w:val="28"/>
+          <w:szCs w:val="28"/>
+          <w:highlight w:val="none"/>
+        </w:rPr>
+      </w:r>
     </w:p>
     <w:p>
       <w:pPr>
@@ -5373,7 +5866,6 @@
         <w:t xml:space="preserve">истемы определяются Планом выполнения работ, являющимся неотъемлемой частью Договора на выполнение работ по настоящему Частному техническому заданию. </w:t>
       </w:r>
       <w:r/>
-      <w:r/>
     </w:p>
     <w:p>
       <w:pPr>
@@ -5445,7 +5937,7 @@
           <w:sz w:val="28"/>
           <w:szCs w:val="28"/>
         </w:rPr>
-        <w:t xml:space="preserve">Система «Метроскан»</w:t>
+        <w:t xml:space="preserve">Система ССНП</w:t>
       </w:r>
       <w:r>
         <w:rPr>
@@ -5455,26 +5947,26 @@
         </w:rPr>
         <w:t xml:space="preserve"> </w:t>
       </w:r>
+      <w:r>
+        <w:rPr>
+          <w:rFonts w:ascii="Times New Roman" w:hAnsi="Times New Roman" w:eastAsia="Times New Roman" w:cs="Times New Roman"/>
+          <w:sz w:val="28"/>
+          <w:szCs w:val="28"/>
+        </w:rPr>
+        <w:t xml:space="preserve">проходит следующие обязательные виды испытаний, направленные на всестороннюю проверку её соответствия требованиям настоящего Технического задания:</w:t>
+      </w:r>
+      <w:r>
+        <w:rPr>
+          <w:rFonts w:ascii="Times New Roman" w:hAnsi="Times New Roman" w:eastAsia="Times New Roman" w:cs="Times New Roman"/>
+          <w:sz w:val="28"/>
+          <w:szCs w:val="28"/>
+        </w:rPr>
+      </w:r>
       <w:r/>
-      <w:r>
-        <w:rPr>
-          <w:rFonts w:ascii="Times New Roman" w:hAnsi="Times New Roman" w:eastAsia="Times New Roman" w:cs="Times New Roman"/>
-          <w:sz w:val="28"/>
-          <w:szCs w:val="28"/>
-        </w:rPr>
-        <w:t xml:space="preserve">проходит следующие обязательные виды испытаний, направленные на всестороннюю проверку её соответствия требованиям настоящего Технического задания:</w:t>
-      </w:r>
-      <w:r>
-        <w:rPr>
-          <w:rFonts w:ascii="Times New Roman" w:hAnsi="Times New Roman" w:eastAsia="Times New Roman" w:cs="Times New Roman"/>
-          <w:sz w:val="28"/>
-          <w:szCs w:val="28"/>
-        </w:rPr>
-      </w:r>
     </w:p>
     <w:p>
       <w:pPr>
-        <w:pStyle w:val="841"/>
+        <w:pStyle w:val="941"/>
         <w:numPr>
           <w:ilvl w:val="0"/>
           <w:numId w:val="50"/>
@@ -5499,10 +5991,11 @@
           <w:szCs w:val="28"/>
         </w:rPr>
       </w:r>
+      <w:r/>
     </w:p>
     <w:p>
       <w:pPr>
-        <w:pStyle w:val="841"/>
+        <w:pStyle w:val="941"/>
         <w:numPr>
           <w:ilvl w:val="0"/>
           <w:numId w:val="50"/>
@@ -5527,10 +6020,11 @@
           <w:szCs w:val="28"/>
         </w:rPr>
       </w:r>
+      <w:r/>
     </w:p>
     <w:p>
       <w:pPr>
-        <w:pStyle w:val="841"/>
+        <w:pStyle w:val="941"/>
         <w:numPr>
           <w:ilvl w:val="0"/>
           <w:numId w:val="50"/>
@@ -5555,6 +6049,7 @@
           <w:szCs w:val="28"/>
         </w:rPr>
       </w:r>
+      <w:r/>
     </w:p>
     <w:p>
       <w:pPr>
@@ -5579,6 +6074,7 @@
           <w:highlight w:val="none"/>
         </w:rPr>
       </w:r>
+      <w:r/>
     </w:p>
     <w:p>
       <w:pPr>
@@ -5607,17 +6103,13 @@
       </w:r>
       <w:r>
         <w:rPr>
-          <w:rFonts w:ascii="Times New Roman" w:hAnsi="Times New Roman" w:eastAsia="Times New Roman" w:cs="Times New Roman"/>
-          <w:sz w:val="28"/>
-          <w:szCs w:val="28"/>
-        </w:rPr>
-      </w:r>
-      <w:r/>
-      <w:r/>
+          <w:highlight w:val="none"/>
+        </w:rPr>
+      </w:r>
     </w:p>
     <w:p>
       <w:pPr>
-        <w:pStyle w:val="691"/>
+        <w:pStyle w:val="791"/>
         <w:keepNext/>
         <w:spacing w:after="0" w:afterAutospacing="0"/>
         <w:rPr>
@@ -5656,10 +6148,21 @@
           <w:highlight w:val="none"/>
         </w:rPr>
       </w:r>
+      <w:r>
+        <w:rPr>
+          <w:rFonts w:ascii="Times New Roman" w:hAnsi="Times New Roman" w:cs="Times New Roman"/>
+          <w:b w:val="0"/>
+          <w:bCs w:val="0"/>
+          <w:i w:val="0"/>
+          <w:color w:val="auto"/>
+          <w:sz w:val="28"/>
+          <w:szCs w:val="28"/>
+        </w:rPr>
+      </w:r>
     </w:p>
     <w:p>
       <w:pPr>
-        <w:pStyle w:val="691"/>
+        <w:pStyle w:val="791"/>
         <w:keepNext/>
         <w:spacing w:after="0" w:afterAutospacing="0"/>
         <w:rPr>
@@ -5810,12 +6313,13 @@
           <w:color w:val="auto"/>
           <w:sz w:val="28"/>
           <w:szCs w:val="28"/>
+          <w:highlight w:val="none"/>
         </w:rPr>
       </w:r>
     </w:p>
     <w:tbl>
       <w:tblPr>
-        <w:tblStyle w:val="693"/>
+        <w:tblStyle w:val="793"/>
         <w:tblW w:w="0" w:type="auto"/>
         <w:tblLook w:val="04A0" w:firstRow="1" w:lastRow="0" w:firstColumn="1" w:lastColumn="0" w:noHBand="0" w:noVBand="1"/>
       </w:tblPr>
@@ -5859,7 +6363,7 @@
             </w:r>
             <w:r>
               <w:rPr>
-                <w:rFonts w:ascii="Times New Roman" w:hAnsi="Times New Roman" w:eastAsia="Times New Roman" w:cs="Times New Roman"/>
+                <w:rFonts w:ascii="Times New Roman" w:hAnsi="Times New Roman" w:cs="Times New Roman"/>
                 <w:sz w:val="24"/>
               </w:rPr>
             </w:r>
@@ -5895,7 +6399,7 @@
             </w:r>
             <w:r>
               <w:rPr>
-                <w:rFonts w:ascii="Times New Roman" w:hAnsi="Times New Roman" w:eastAsia="Times New Roman" w:cs="Times New Roman"/>
+                <w:rFonts w:ascii="Times New Roman" w:hAnsi="Times New Roman" w:cs="Times New Roman"/>
                 <w:sz w:val="24"/>
               </w:rPr>
             </w:r>
@@ -5931,7 +6435,7 @@
             </w:r>
             <w:r>
               <w:rPr>
-                <w:rFonts w:ascii="Times New Roman" w:hAnsi="Times New Roman" w:eastAsia="Times New Roman" w:cs="Times New Roman"/>
+                <w:rFonts w:ascii="Times New Roman" w:hAnsi="Times New Roman" w:cs="Times New Roman"/>
                 <w:sz w:val="24"/>
               </w:rPr>
             </w:r>
@@ -5967,7 +6471,7 @@
             </w:r>
             <w:r>
               <w:rPr>
-                <w:rFonts w:ascii="Times New Roman" w:hAnsi="Times New Roman" w:eastAsia="Times New Roman" w:cs="Times New Roman"/>
+                <w:rFonts w:ascii="Times New Roman" w:hAnsi="Times New Roman" w:cs="Times New Roman"/>
                 <w:sz w:val="24"/>
               </w:rPr>
             </w:r>
@@ -6003,7 +6507,7 @@
             </w:r>
             <w:r>
               <w:rPr>
-                <w:rFonts w:ascii="Times New Roman" w:hAnsi="Times New Roman" w:eastAsia="Times New Roman" w:cs="Times New Roman"/>
+                <w:rFonts w:ascii="Times New Roman" w:hAnsi="Times New Roman" w:cs="Times New Roman"/>
                 <w:sz w:val="24"/>
               </w:rPr>
             </w:r>
@@ -6042,7 +6546,7 @@
             </w:r>
             <w:r>
               <w:rPr>
-                <w:rFonts w:ascii="Times New Roman" w:hAnsi="Times New Roman" w:eastAsia="Times New Roman" w:cs="Times New Roman"/>
+                <w:rFonts w:ascii="Times New Roman" w:hAnsi="Times New Roman" w:cs="Times New Roman"/>
                 <w:sz w:val="24"/>
               </w:rPr>
             </w:r>
@@ -6077,7 +6581,7 @@
             </w:r>
             <w:r>
               <w:rPr>
-                <w:rFonts w:ascii="Times New Roman" w:hAnsi="Times New Roman" w:eastAsia="Times New Roman" w:cs="Times New Roman"/>
+                <w:rFonts w:ascii="Times New Roman" w:hAnsi="Times New Roman" w:cs="Times New Roman"/>
                 <w:sz w:val="24"/>
               </w:rPr>
             </w:r>
@@ -6119,7 +6623,7 @@
             </w:r>
             <w:r>
               <w:rPr>
-                <w:rFonts w:ascii="Times New Roman" w:hAnsi="Times New Roman" w:eastAsia="Times New Roman" w:cs="Times New Roman"/>
+                <w:rFonts w:ascii="Times New Roman" w:hAnsi="Times New Roman" w:cs="Times New Roman"/>
                 <w:sz w:val="24"/>
               </w:rPr>
             </w:r>
@@ -6238,7 +6742,7 @@
             </w:r>
             <w:r>
               <w:rPr>
-                <w:rFonts w:ascii="Times New Roman" w:hAnsi="Times New Roman" w:eastAsia="Times New Roman" w:cs="Times New Roman"/>
+                <w:rFonts w:ascii="Times New Roman" w:hAnsi="Times New Roman" w:cs="Times New Roman"/>
                 <w:sz w:val="24"/>
               </w:rPr>
             </w:r>
@@ -6273,7 +6777,7 @@
             </w:r>
             <w:r>
               <w:rPr>
-                <w:rFonts w:ascii="Times New Roman" w:hAnsi="Times New Roman" w:eastAsia="Times New Roman" w:cs="Times New Roman"/>
+                <w:rFonts w:ascii="Times New Roman" w:hAnsi="Times New Roman" w:cs="Times New Roman"/>
                 <w:sz w:val="24"/>
               </w:rPr>
             </w:r>
@@ -6312,7 +6816,7 @@
             </w:r>
             <w:r>
               <w:rPr>
-                <w:rFonts w:ascii="Times New Roman" w:hAnsi="Times New Roman" w:eastAsia="Times New Roman" w:cs="Times New Roman"/>
+                <w:rFonts w:ascii="Times New Roman" w:hAnsi="Times New Roman" w:cs="Times New Roman"/>
                 <w:sz w:val="24"/>
               </w:rPr>
             </w:r>
@@ -6347,7 +6851,7 @@
             </w:r>
             <w:r>
               <w:rPr>
-                <w:rFonts w:ascii="Times New Roman" w:hAnsi="Times New Roman" w:eastAsia="Times New Roman" w:cs="Times New Roman"/>
+                <w:rFonts w:ascii="Times New Roman" w:hAnsi="Times New Roman" w:cs="Times New Roman"/>
                 <w:sz w:val="24"/>
               </w:rPr>
             </w:r>
@@ -6452,7 +6956,7 @@
             </w:r>
             <w:r>
               <w:rPr>
-                <w:rFonts w:ascii="Times New Roman" w:hAnsi="Times New Roman" w:eastAsia="Times New Roman" w:cs="Times New Roman"/>
+                <w:rFonts w:ascii="Times New Roman" w:hAnsi="Times New Roman" w:cs="Times New Roman"/>
                 <w:sz w:val="24"/>
               </w:rPr>
             </w:r>
@@ -6557,7 +7061,7 @@
             </w:r>
             <w:r>
               <w:rPr>
-                <w:rFonts w:ascii="Times New Roman" w:hAnsi="Times New Roman" w:eastAsia="Times New Roman" w:cs="Times New Roman"/>
+                <w:rFonts w:ascii="Times New Roman" w:hAnsi="Times New Roman" w:cs="Times New Roman"/>
                 <w:sz w:val="24"/>
               </w:rPr>
             </w:r>
@@ -6592,7 +7096,7 @@
             </w:r>
             <w:r>
               <w:rPr>
-                <w:rFonts w:ascii="Times New Roman" w:hAnsi="Times New Roman" w:eastAsia="Times New Roman" w:cs="Times New Roman"/>
+                <w:rFonts w:ascii="Times New Roman" w:hAnsi="Times New Roman" w:cs="Times New Roman"/>
                 <w:sz w:val="24"/>
               </w:rPr>
             </w:r>
@@ -6631,7 +7135,7 @@
             </w:r>
             <w:r>
               <w:rPr>
-                <w:rFonts w:ascii="Times New Roman" w:hAnsi="Times New Roman" w:eastAsia="Times New Roman" w:cs="Times New Roman"/>
+                <w:rFonts w:ascii="Times New Roman" w:hAnsi="Times New Roman" w:cs="Times New Roman"/>
                 <w:sz w:val="24"/>
               </w:rPr>
             </w:r>
@@ -6666,7 +7170,7 @@
             </w:r>
             <w:r>
               <w:rPr>
-                <w:rFonts w:ascii="Times New Roman" w:hAnsi="Times New Roman" w:eastAsia="Times New Roman" w:cs="Times New Roman"/>
+                <w:rFonts w:ascii="Times New Roman" w:hAnsi="Times New Roman" w:cs="Times New Roman"/>
                 <w:sz w:val="24"/>
               </w:rPr>
             </w:r>
@@ -6771,7 +7275,7 @@
             </w:r>
             <w:r>
               <w:rPr>
-                <w:rFonts w:ascii="Times New Roman" w:hAnsi="Times New Roman" w:eastAsia="Times New Roman" w:cs="Times New Roman"/>
+                <w:rFonts w:ascii="Times New Roman" w:hAnsi="Times New Roman" w:cs="Times New Roman"/>
                 <w:sz w:val="24"/>
               </w:rPr>
             </w:r>
@@ -6831,7 +7335,7 @@
                 <w:rFonts w:ascii="Times New Roman" w:hAnsi="Times New Roman" w:eastAsia="Times New Roman" w:cs="Times New Roman"/>
                 <w:sz w:val="24"/>
               </w:rPr>
-              <w:t xml:space="preserve">о приёмосдаточных испытаниях и Акта о вводе АСДК «МетроСкан» в промышленную эксплуатацию.</w:t>
+              <w:t xml:space="preserve">о приёмосдаточных испытаниях и Акта о вводе ССНП в промышленную эксплуатацию.</w:t>
             </w:r>
             <w:r>
               <w:rPr>
@@ -6855,7 +7359,7 @@
             </w:r>
             <w:r>
               <w:rPr>
-                <w:rFonts w:ascii="Times New Roman" w:hAnsi="Times New Roman" w:eastAsia="Times New Roman" w:cs="Times New Roman"/>
+                <w:rFonts w:ascii="Times New Roman" w:hAnsi="Times New Roman" w:cs="Times New Roman"/>
                 <w:sz w:val="24"/>
               </w:rPr>
             </w:r>
@@ -6890,7 +7394,7 @@
             </w:r>
             <w:r>
               <w:rPr>
-                <w:rFonts w:ascii="Times New Roman" w:hAnsi="Times New Roman" w:eastAsia="Times New Roman" w:cs="Times New Roman"/>
+                <w:rFonts w:ascii="Times New Roman" w:hAnsi="Times New Roman" w:cs="Times New Roman"/>
                 <w:sz w:val="24"/>
               </w:rPr>
             </w:r>
@@ -6921,6 +7425,14 @@
           <w:highlight w:val="none"/>
         </w:rPr>
       </w:r>
+      <w:r>
+        <w:rPr>
+          <w:rFonts w:ascii="Times New Roman" w:hAnsi="Times New Roman" w:eastAsia="Times New Roman" w:cs="Times New Roman"/>
+          <w:sz w:val="28"/>
+          <w:szCs w:val="28"/>
+          <w:highlight w:val="none"/>
+        </w:rPr>
+      </w:r>
     </w:p>
     <w:p>
       <w:pPr>
@@ -6945,6 +7457,7 @@
           <w:highlight w:val="none"/>
         </w:rPr>
       </w:r>
+      <w:r/>
     </w:p>
     <w:p>
       <w:pPr>
@@ -6980,7 +7493,16 @@
           <w:szCs w:val="28"/>
         </w:rPr>
       </w:r>
-      <w:r/>
+      <w:r>
+        <w:rPr>
+          <w:rFonts w:ascii="Times New Roman" w:hAnsi="Times New Roman" w:eastAsia="Times New Roman" w:cs="Times New Roman"/>
+          <w:b/>
+          <w:bCs/>
+          <w:sz w:val="28"/>
+          <w:szCs w:val="28"/>
+          <w:highlight w:val="none"/>
+        </w:rPr>
+      </w:r>
     </w:p>
     <w:p>
       <w:pPr>
@@ -6998,7 +7520,7 @@
           <w:szCs w:val="28"/>
           <w:highlight w:val="none"/>
         </w:rPr>
-        <w:t xml:space="preserve">Для успешного ввода информационной системы «МетроСкан» в промышленную эксплуатацию заказчик обязуется выполнить комплекс технических и организационных мероприятий. Основной задачей является создание условий, при которых функционирование системы будет полностью </w:t>
+        <w:t xml:space="preserve">Для у</w:t>
       </w:r>
       <w:r>
         <w:rPr>
@@ -7009,7 +7531,7 @@
           <w:szCs w:val="28"/>
           <w:highlight w:val="none"/>
         </w:rPr>
-        <w:t xml:space="preserve">соответствовать требованиям настоящего технического задания.</w:t>
+        <w:t xml:space="preserve">спешного ввода информационной системы ССНП в промышленную эксплуатацию заказчик обязуется выполнить комплекс технических и организационных мероприятий. Основной задачей является создание условий, при которых функционирование системы будет полностью </w:t>
       </w:r>
       <w:r>
         <w:rPr>
@@ -7020,7 +7542,19 @@
           <w:szCs w:val="28"/>
           <w:highlight w:val="none"/>
         </w:rPr>
-      </w:r>
+        <w:t xml:space="preserve">соответствовать требованиям настоящего технического задания.</w:t>
+      </w:r>
+      <w:r>
+        <w:rPr>
+          <w:rFonts w:ascii="Times New Roman" w:hAnsi="Times New Roman" w:eastAsia="Times New Roman" w:cs="Times New Roman"/>
+          <w:b w:val="0"/>
+          <w:bCs w:val="0"/>
+          <w:sz w:val="28"/>
+          <w:szCs w:val="28"/>
+          <w:highlight w:val="none"/>
+        </w:rPr>
+      </w:r>
+      <w:r/>
     </w:p>
     <w:p>
       <w:pPr>
@@ -7046,7 +7580,7 @@
           <w:szCs w:val="28"/>
           <w:highlight w:val="none"/>
         </w:rPr>
-        <w:t xml:space="preserve">Для обеспечения корректной интеграции АСДК «МетроСкан» с внешними сервисами, Заказчик обязуется до начала этапа «Разработка рабочей документации. Адаптация программ» решить следующие организационные вопросы:</w:t>
+        <w:t xml:space="preserve">Для обеспечения корректной интеграции ССНП с внешними сервисами, Заказчик обязуется до начала этапа «Разработка рабочей документации. Адаптация программ» решить следующие организационные вопросы:</w:t>
       </w:r>
       <w:r>
         <w:rPr>
@@ -7058,10 +7592,20 @@
           <w:highlight w:val="none"/>
         </w:rPr>
       </w:r>
+      <w:r>
+        <w:rPr>
+          <w:rFonts w:ascii="Times New Roman" w:hAnsi="Times New Roman" w:eastAsia="Times New Roman" w:cs="Times New Roman"/>
+          <w:b w:val="0"/>
+          <w:bCs w:val="0"/>
+          <w:sz w:val="28"/>
+          <w:szCs w:val="28"/>
+          <w:highlight w:val="none"/>
+        </w:rPr>
+      </w:r>
     </w:p>
     <w:p>
       <w:pPr>
-        <w:pStyle w:val="841"/>
+        <w:pStyle w:val="941"/>
         <w:numPr>
           <w:ilvl w:val="0"/>
           <w:numId w:val="51"/>
@@ -7132,11 +7676,20 @@
           <w:highlight w:val="none"/>
         </w:rPr>
       </w:r>
-      <w:r/>
+      <w:r>
+        <w:rPr>
+          <w:rFonts w:ascii="Times New Roman" w:hAnsi="Times New Roman" w:eastAsia="Times New Roman" w:cs="Times New Roman"/>
+          <w:b w:val="0"/>
+          <w:bCs w:val="0"/>
+          <w:sz w:val="28"/>
+          <w:szCs w:val="28"/>
+          <w:highlight w:val="none"/>
+        </w:rPr>
+      </w:r>
     </w:p>
     <w:p>
       <w:pPr>
-        <w:pStyle w:val="841"/>
+        <w:pStyle w:val="941"/>
         <w:numPr>
           <w:ilvl w:val="0"/>
           <w:numId w:val="51"/>
@@ -7167,36 +7720,7 @@
           <w:highlight w:val="none"/>
         </w:rPr>
       </w:r>
-      <w:r>
-        <w:rPr>
-          <w:rFonts w:ascii="Times New Roman" w:hAnsi="Times New Roman" w:eastAsia="Times New Roman" w:cs="Times New Roman"/>
-          <w:b w:val="0"/>
-          <w:bCs w:val="0"/>
-          <w:sz w:val="28"/>
-          <w:szCs w:val="28"/>
-          <w:highlight w:val="none"/>
-        </w:rPr>
-      </w:r>
-      <w:r>
-        <w:rPr>
-          <w:rFonts w:ascii="Times New Roman" w:hAnsi="Times New Roman" w:eastAsia="Times New Roman" w:cs="Times New Roman"/>
-          <w:b w:val="0"/>
-          <w:bCs w:val="0"/>
-          <w:sz w:val="28"/>
-          <w:szCs w:val="28"/>
-          <w:highlight w:val="none"/>
-        </w:rPr>
-      </w:r>
-      <w:r>
-        <w:rPr>
-          <w:rFonts w:ascii="Times New Roman" w:hAnsi="Times New Roman" w:eastAsia="Times New Roman" w:cs="Times New Roman"/>
-          <w:b w:val="0"/>
-          <w:bCs w:val="0"/>
-          <w:sz w:val="28"/>
-          <w:szCs w:val="28"/>
-          <w:highlight w:val="none"/>
-        </w:rPr>
-      </w:r>
+      <w:r/>
     </w:p>
     <w:p>
       <w:pPr>
@@ -7234,6 +7758,16 @@
           <w:highlight w:val="none"/>
         </w:rPr>
       </w:r>
+      <w:r>
+        <w:rPr>
+          <w:rFonts w:ascii="Times New Roman" w:hAnsi="Times New Roman" w:eastAsia="Times New Roman" w:cs="Times New Roman"/>
+          <w:b w:val="0"/>
+          <w:bCs w:val="0"/>
+          <w:sz w:val="28"/>
+          <w:szCs w:val="28"/>
+          <w:highlight w:val="none"/>
+        </w:rPr>
+      </w:r>
     </w:p>
     <w:p>
       <w:pPr>
@@ -7281,46 +7815,6 @@
           <w:highlight w:val="none"/>
         </w:rPr>
       </w:r>
-      <w:r>
-        <w:rPr>
-          <w:rFonts w:ascii="Times New Roman" w:hAnsi="Times New Roman" w:eastAsia="Times New Roman" w:cs="Times New Roman"/>
-          <w:b w:val="0"/>
-          <w:bCs w:val="0"/>
-          <w:sz w:val="28"/>
-          <w:szCs w:val="28"/>
-          <w:highlight w:val="none"/>
-        </w:rPr>
-      </w:r>
-      <w:r>
-        <w:rPr>
-          <w:rFonts w:ascii="Times New Roman" w:hAnsi="Times New Roman" w:eastAsia="Times New Roman" w:cs="Times New Roman"/>
-          <w:b w:val="0"/>
-          <w:bCs w:val="0"/>
-          <w:sz w:val="28"/>
-          <w:szCs w:val="28"/>
-          <w:highlight w:val="none"/>
-        </w:rPr>
-      </w:r>
-      <w:r>
-        <w:rPr>
-          <w:rFonts w:ascii="Times New Roman" w:hAnsi="Times New Roman" w:eastAsia="Times New Roman" w:cs="Times New Roman"/>
-          <w:b w:val="0"/>
-          <w:bCs w:val="0"/>
-          <w:sz w:val="28"/>
-          <w:szCs w:val="28"/>
-          <w:highlight w:val="none"/>
-        </w:rPr>
-      </w:r>
-      <w:r>
-        <w:rPr>
-          <w:rFonts w:ascii="Times New Roman" w:hAnsi="Times New Roman" w:eastAsia="Times New Roman" w:cs="Times New Roman"/>
-          <w:b w:val="0"/>
-          <w:bCs w:val="0"/>
-          <w:sz w:val="28"/>
-          <w:szCs w:val="28"/>
-          <w:highlight w:val="none"/>
-        </w:rPr>
-      </w:r>
     </w:p>
     <w:p>
       <w:pPr>
@@ -7357,67 +7851,7 @@
           <w:szCs w:val="28"/>
           <w:highlight w:val="none"/>
         </w:rPr>
-      </w:r>
-      <w:r>
-        <w:rPr>
-          <w:rFonts w:ascii="Times New Roman" w:hAnsi="Times New Roman" w:eastAsia="Times New Roman" w:cs="Times New Roman"/>
-          <w:b w:val="0"/>
-          <w:bCs w:val="0"/>
-          <w:sz w:val="28"/>
-          <w:szCs w:val="28"/>
-          <w:highlight w:val="none"/>
-        </w:rPr>
-      </w:r>
-      <w:r>
-        <w:rPr>
-          <w:rFonts w:ascii="Times New Roman" w:hAnsi="Times New Roman" w:eastAsia="Times New Roman" w:cs="Times New Roman"/>
-          <w:b w:val="0"/>
-          <w:bCs w:val="0"/>
-          <w:sz w:val="28"/>
-          <w:szCs w:val="28"/>
-          <w:highlight w:val="none"/>
-        </w:rPr>
-      </w:r>
-      <w:r>
-        <w:rPr>
-          <w:rFonts w:ascii="Times New Roman" w:hAnsi="Times New Roman" w:eastAsia="Times New Roman" w:cs="Times New Roman"/>
-          <w:b w:val="0"/>
-          <w:bCs w:val="0"/>
-          <w:sz w:val="28"/>
-          <w:szCs w:val="28"/>
-          <w:highlight w:val="none"/>
-        </w:rPr>
-      </w:r>
-      <w:r>
-        <w:rPr>
-          <w:rFonts w:ascii="Times New Roman" w:hAnsi="Times New Roman" w:eastAsia="Times New Roman" w:cs="Times New Roman"/>
-          <w:b w:val="0"/>
-          <w:bCs w:val="0"/>
-          <w:sz w:val="28"/>
-          <w:szCs w:val="28"/>
-          <w:highlight w:val="none"/>
-        </w:rPr>
         <w:t xml:space="preserve">При желании имитации работы на реальном рабочем месте диспетчера — необходимо наличие компьютера с выходом в локальную сеть (для тестирования не требуется).</w:t>
-      </w:r>
-      <w:r>
-        <w:rPr>
-          <w:rFonts w:ascii="Times New Roman" w:hAnsi="Times New Roman" w:eastAsia="Times New Roman" w:cs="Times New Roman"/>
-          <w:b w:val="0"/>
-          <w:bCs w:val="0"/>
-          <w:sz w:val="28"/>
-          <w:szCs w:val="28"/>
-          <w:highlight w:val="none"/>
-        </w:rPr>
-      </w:r>
-      <w:r>
-        <w:rPr>
-          <w:rFonts w:ascii="Times New Roman" w:hAnsi="Times New Roman" w:eastAsia="Times New Roman" w:cs="Times New Roman"/>
-          <w:b w:val="0"/>
-          <w:bCs w:val="0"/>
-          <w:sz w:val="28"/>
-          <w:szCs w:val="28"/>
-          <w:highlight w:val="none"/>
-        </w:rPr>
       </w:r>
       <w:r>
         <w:rPr>
@@ -7445,6 +7879,9 @@
         <w:ind w:firstLine="709"/>
         <w:jc w:val="both"/>
         <w:spacing w:after="0" w:afterAutospacing="0" w:line="300" w:lineRule="auto"/>
+        <w:suppressLineNumbers w:val="0"/>
+      </w:pPr>
+      <w:r>
         <w:rPr>
           <w:rFonts w:ascii="Times New Roman" w:hAnsi="Times New Roman" w:eastAsia="Times New Roman" w:cs="Times New Roman"/>
           <w:b w:val="0"/>
@@ -7453,8 +7890,250 @@
           <w:szCs w:val="28"/>
           <w:highlight w:val="none"/>
         </w:rPr>
+        <w:t xml:space="preserve">Для развёртывания системы в реальных условиях требуется:</w:t>
+      </w:r>
+      <w:r>
+        <w:rPr>
+          <w:rFonts w:ascii="Times New Roman" w:hAnsi="Times New Roman" w:eastAsia="Times New Roman" w:cs="Times New Roman"/>
+          <w:b w:val="0"/>
+          <w:bCs w:val="0"/>
+          <w:sz w:val="28"/>
+          <w:szCs w:val="28"/>
+          <w:highlight w:val="none"/>
+        </w:rPr>
+      </w:r>
+      <w:r>
+        <w:rPr>
+          <w:rFonts w:ascii="Times New Roman" w:hAnsi="Times New Roman" w:eastAsia="Times New Roman" w:cs="Times New Roman"/>
+          <w:b w:val="0"/>
+          <w:bCs w:val="0"/>
+          <w:sz w:val="28"/>
+          <w:szCs w:val="28"/>
+          <w:highlight w:val="none"/>
+        </w:rPr>
+      </w:r>
+      <w:r>
+        <w:rPr>
+          <w:rFonts w:ascii="Times New Roman" w:hAnsi="Times New Roman" w:eastAsia="Times New Roman" w:cs="Times New Roman"/>
+          <w:b w:val="0"/>
+          <w:bCs w:val="0"/>
+          <w:sz w:val="28"/>
+          <w:szCs w:val="28"/>
+          <w:highlight w:val="none"/>
+        </w:rPr>
+      </w:r>
+      <w:r>
+        <w:rPr>
+          <w:rFonts w:ascii="Times New Roman" w:hAnsi="Times New Roman" w:eastAsia="Times New Roman" w:cs="Times New Roman"/>
+          <w:b w:val="0"/>
+          <w:bCs w:val="0"/>
+          <w:sz w:val="28"/>
+          <w:szCs w:val="28"/>
+          <w:highlight w:val="none"/>
+        </w:rPr>
+      </w:r>
+    </w:p>
+    <w:p>
+      <w:pPr>
+        <w:pStyle w:val="941"/>
+        <w:numPr>
+          <w:ilvl w:val="0"/>
+          <w:numId w:val="55"/>
+        </w:numPr>
+        <w:ind w:left="0" w:firstLine="709"/>
+        <w:jc w:val="both"/>
+        <w:spacing w:after="0" w:afterAutospacing="0" w:line="300" w:lineRule="auto"/>
         <w:suppressLineNumbers w:val="0"/>
       </w:pPr>
+      <w:r>
+        <w:rPr>
+          <w:rFonts w:ascii="Times New Roman" w:hAnsi="Times New Roman" w:eastAsia="Times New Roman" w:cs="Times New Roman"/>
+          <w:b w:val="0"/>
+          <w:bCs w:val="0"/>
+          <w:sz w:val="28"/>
+          <w:szCs w:val="28"/>
+          <w:highlight w:val="none"/>
+        </w:rPr>
+        <w:t xml:space="preserve">установка RFID-антенны в тоннеле перед станцией с подключением к ЛВС;</w:t>
+      </w:r>
+      <w:r>
+        <w:rPr>
+          <w:rFonts w:ascii="Times New Roman" w:hAnsi="Times New Roman" w:eastAsia="Times New Roman" w:cs="Times New Roman"/>
+          <w:b w:val="0"/>
+          <w:bCs w:val="0"/>
+          <w:sz w:val="28"/>
+          <w:szCs w:val="28"/>
+          <w:highlight w:val="none"/>
+        </w:rPr>
+      </w:r>
+    </w:p>
+    <w:p>
+      <w:pPr>
+        <w:pStyle w:val="941"/>
+        <w:numPr>
+          <w:ilvl w:val="0"/>
+          <w:numId w:val="55"/>
+        </w:numPr>
+        <w:ind w:left="0" w:firstLine="709"/>
+        <w:jc w:val="both"/>
+        <w:spacing w:after="0" w:afterAutospacing="0" w:line="300" w:lineRule="auto"/>
+        <w:suppressLineNumbers w:val="0"/>
+      </w:pPr>
+      <w:r>
+        <w:rPr>
+          <w:rFonts w:ascii="Times New Roman" w:hAnsi="Times New Roman" w:eastAsia="Times New Roman" w:cs="Times New Roman"/>
+          <w:b w:val="0"/>
+          <w:bCs w:val="0"/>
+          <w:sz w:val="28"/>
+          <w:szCs w:val="28"/>
+          <w:highlight w:val="none"/>
+        </w:rPr>
+        <w:t xml:space="preserve">развёртывание MQTT-брокера (например, Mosquitto) на выделенном сервере;</w:t>
+      </w:r>
+      <w:r>
+        <w:rPr>
+          <w:rFonts w:ascii="Times New Roman" w:hAnsi="Times New Roman" w:eastAsia="Times New Roman" w:cs="Times New Roman"/>
+          <w:b w:val="0"/>
+          <w:bCs w:val="0"/>
+          <w:sz w:val="28"/>
+          <w:szCs w:val="28"/>
+          <w:highlight w:val="none"/>
+        </w:rPr>
+      </w:r>
+    </w:p>
+    <w:p>
+      <w:pPr>
+        <w:pStyle w:val="941"/>
+        <w:numPr>
+          <w:ilvl w:val="0"/>
+          <w:numId w:val="55"/>
+        </w:numPr>
+        <w:ind w:left="0" w:firstLine="709"/>
+        <w:jc w:val="both"/>
+        <w:spacing w:after="0" w:afterAutospacing="0" w:line="300" w:lineRule="auto"/>
+        <w:suppressLineNumbers w:val="0"/>
+      </w:pPr>
+      <w:r>
+        <w:rPr>
+          <w:rFonts w:ascii="Times New Roman" w:hAnsi="Times New Roman" w:eastAsia="Times New Roman" w:cs="Times New Roman"/>
+          <w:b w:val="0"/>
+          <w:bCs w:val="0"/>
+          <w:sz w:val="28"/>
+          <w:szCs w:val="28"/>
+          <w:highlight w:val="none"/>
+        </w:rPr>
+        <w:t xml:space="preserve">настройка топиков MQTT для каждой станции (например, /metro/stations/стрелка);</w:t>
+      </w:r>
+      <w:r>
+        <w:rPr>
+          <w:rFonts w:ascii="Times New Roman" w:hAnsi="Times New Roman" w:eastAsia="Times New Roman" w:cs="Times New Roman"/>
+          <w:b w:val="0"/>
+          <w:bCs w:val="0"/>
+          <w:sz w:val="28"/>
+          <w:szCs w:val="28"/>
+          <w:highlight w:val="none"/>
+        </w:rPr>
+      </w:r>
+    </w:p>
+    <w:p>
+      <w:pPr>
+        <w:pStyle w:val="941"/>
+        <w:numPr>
+          <w:ilvl w:val="0"/>
+          <w:numId w:val="55"/>
+        </w:numPr>
+        <w:ind w:left="0" w:firstLine="709"/>
+        <w:jc w:val="both"/>
+        <w:spacing w:after="0" w:afterAutospacing="0" w:line="300" w:lineRule="auto"/>
+        <w:suppressLineNumbers w:val="0"/>
+      </w:pPr>
+      <w:r>
+        <w:rPr>
+          <w:rFonts w:ascii="Times New Roman" w:hAnsi="Times New Roman" w:eastAsia="Times New Roman" w:cs="Times New Roman"/>
+          <w:b w:val="0"/>
+          <w:bCs w:val="0"/>
+          <w:sz w:val="28"/>
+          <w:szCs w:val="28"/>
+          <w:highlight w:val="none"/>
+        </w:rPr>
+        <w:t xml:space="preserve">выделение IP-адреса для серверного приложения в сети метрополитена;</w:t>
+      </w:r>
+      <w:r>
+        <w:rPr>
+          <w:rFonts w:ascii="Times New Roman" w:hAnsi="Times New Roman" w:eastAsia="Times New Roman" w:cs="Times New Roman"/>
+          <w:b w:val="0"/>
+          <w:bCs w:val="0"/>
+          <w:sz w:val="28"/>
+          <w:szCs w:val="28"/>
+          <w:highlight w:val="none"/>
+        </w:rPr>
+      </w:r>
+    </w:p>
+    <w:p>
+      <w:pPr>
+        <w:pStyle w:val="941"/>
+        <w:numPr>
+          <w:ilvl w:val="0"/>
+          <w:numId w:val="55"/>
+        </w:numPr>
+        <w:ind w:left="0" w:firstLine="709"/>
+        <w:jc w:val="both"/>
+        <w:spacing w:after="0" w:afterAutospacing="0" w:line="300" w:lineRule="auto"/>
+        <w:suppressLineNumbers w:val="0"/>
+      </w:pPr>
+      <w:r>
+        <w:rPr>
+          <w:rFonts w:ascii="Times New Roman" w:hAnsi="Times New Roman" w:eastAsia="Times New Roman" w:cs="Times New Roman"/>
+          <w:b w:val="0"/>
+          <w:bCs w:val="0"/>
+          <w:sz w:val="28"/>
+          <w:szCs w:val="28"/>
+          <w:highlight w:val="none"/>
+        </w:rPr>
+        <w:t xml:space="preserve">настройка HTTPS-сертификата для защищённого доступа диспетчеров;</w:t>
+      </w:r>
+      <w:r>
+        <w:rPr>
+          <w:rFonts w:ascii="Times New Roman" w:hAnsi="Times New Roman" w:eastAsia="Times New Roman" w:cs="Times New Roman"/>
+          <w:b w:val="0"/>
+          <w:bCs w:val="0"/>
+          <w:sz w:val="28"/>
+          <w:szCs w:val="28"/>
+          <w:highlight w:val="none"/>
+        </w:rPr>
+      </w:r>
+    </w:p>
+    <w:p>
+      <w:pPr>
+        <w:pStyle w:val="941"/>
+        <w:numPr>
+          <w:ilvl w:val="0"/>
+          <w:numId w:val="55"/>
+        </w:numPr>
+        <w:ind w:left="0" w:firstLine="709"/>
+        <w:jc w:val="both"/>
+        <w:spacing w:after="0" w:afterAutospacing="0" w:line="300" w:lineRule="auto"/>
+        <w:rPr>
+          <w:rFonts w:ascii="Times New Roman" w:hAnsi="Times New Roman" w:eastAsia="Times New Roman" w:cs="Times New Roman"/>
+          <w:b w:val="0"/>
+          <w:bCs w:val="0"/>
+          <w:sz w:val="28"/>
+          <w:szCs w:val="28"/>
+          <w:highlight w:val="none"/>
+        </w:rPr>
+        <w:suppressLineNumbers w:val="0"/>
+      </w:pPr>
+      <w:r>
+        <w:rPr>
+          <w:rFonts w:ascii="Times New Roman" w:hAnsi="Times New Roman" w:eastAsia="Times New Roman" w:cs="Times New Roman"/>
+          <w:b w:val="0"/>
+          <w:bCs w:val="0"/>
+          <w:sz w:val="28"/>
+          <w:szCs w:val="28"/>
+          <w:highlight w:val="none"/>
+        </w:rPr>
+        <w:t xml:space="preserve">установка на АРМ диспетчера современного веб-браузера (Chrome, Firefox или Яндекс Браузер).</w:t>
+      </w:r>
       <w:r>
         <w:rPr>
           <w:rFonts w:ascii="Times New Roman" w:hAnsi="Times New Roman" w:eastAsia="Times New Roman" w:cs="Times New Roman"/>
@@ -7482,6 +8161,52 @@
         <w:jc w:val="both"/>
         <w:spacing w:after="0" w:afterAutospacing="0" w:line="300" w:lineRule="auto"/>
         <w:rPr>
+          <w:rFonts w:ascii="Times New Roman" w:hAnsi="Times New Roman" w:eastAsia="Times New Roman" w:cs="Times New Roman"/>
+          <w:b w:val="0"/>
+          <w:bCs w:val="0"/>
+          <w:sz w:val="28"/>
+          <w:szCs w:val="28"/>
+          <w:highlight w:val="none"/>
+        </w:rPr>
+        <w:suppressLineNumbers w:val="0"/>
+      </w:pPr>
+      <w:r>
+        <w:rPr>
+          <w:rFonts w:ascii="Times New Roman" w:hAnsi="Times New Roman" w:eastAsia="Times New Roman" w:cs="Times New Roman"/>
+          <w:b w:val="0"/>
+          <w:bCs w:val="0"/>
+          <w:sz w:val="28"/>
+          <w:szCs w:val="28"/>
+          <w:highlight w:val="none"/>
+        </w:rPr>
+      </w:r>
+      <w:r>
+        <w:rPr>
+          <w:rFonts w:ascii="Times New Roman" w:hAnsi="Times New Roman" w:eastAsia="Times New Roman" w:cs="Times New Roman"/>
+          <w:b w:val="0"/>
+          <w:bCs w:val="0"/>
+          <w:sz w:val="28"/>
+          <w:szCs w:val="28"/>
+          <w:highlight w:val="none"/>
+        </w:rPr>
+      </w:r>
+      <w:r>
+        <w:rPr>
+          <w:rFonts w:ascii="Times New Roman" w:hAnsi="Times New Roman" w:eastAsia="Times New Roman" w:cs="Times New Roman"/>
+          <w:b w:val="0"/>
+          <w:bCs w:val="0"/>
+          <w:sz w:val="28"/>
+          <w:szCs w:val="28"/>
+          <w:highlight w:val="none"/>
+        </w:rPr>
+      </w:r>
+    </w:p>
+    <w:p>
+      <w:pPr>
+        <w:ind w:firstLine="709"/>
+        <w:jc w:val="both"/>
+        <w:spacing w:after="0" w:afterAutospacing="0" w:line="300" w:lineRule="auto"/>
+        <w:rPr>
           <w:b/>
           <w:bCs/>
         </w:rPr>
@@ -7499,11 +8224,8 @@
       </w:r>
       <w:r>
         <w:rPr>
-          <w:rFonts w:ascii="Times New Roman" w:hAnsi="Times New Roman" w:eastAsia="Times New Roman" w:cs="Times New Roman"/>
           <w:b/>
           <w:bCs/>
-          <w:sz w:val="28"/>
-          <w:szCs w:val="28"/>
         </w:rPr>
       </w:r>
       <w:r>
@@ -7548,7 +8270,7 @@
       </w:r>
       <w:r>
         <w:rPr>
-          <w:rFonts w:ascii="Times New Roman" w:hAnsi="Times New Roman" w:eastAsia="Times New Roman" w:cs="Times New Roman"/>
+          <w:rFonts w:ascii="Times New Roman" w:hAnsi="Times New Roman" w:cs="Times New Roman"/>
           <w:sz w:val="28"/>
           <w:szCs w:val="28"/>
         </w:rPr>
@@ -7556,7 +8278,7 @@
     </w:p>
     <w:p>
       <w:pPr>
-        <w:pStyle w:val="691"/>
+        <w:pStyle w:val="791"/>
         <w:keepNext/>
         <w:spacing w:after="0" w:afterAutospacing="0" w:line="360" w:lineRule="auto"/>
         <w:rPr>
@@ -7696,9 +8418,7 @@
       </w:r>
       <w:r>
         <w:rPr>
-          <w:rFonts w:ascii="Times New Roman" w:hAnsi="Times New Roman" w:eastAsia="Times New Roman" w:cs="Times New Roman"/>
-          <w:b w:val="0"/>
-          <w:bCs w:val="0"/>
+          <w:rFonts w:ascii="Times New Roman" w:hAnsi="Times New Roman" w:cs="Times New Roman"/>
           <w:i w:val="0"/>
           <w:iCs w:val="0"/>
           <w:color w:val="auto"/>
@@ -7709,7 +8429,7 @@
     </w:p>
     <w:tbl>
       <w:tblPr>
-        <w:tblStyle w:val="693"/>
+        <w:tblStyle w:val="793"/>
         <w:tblW w:w="0" w:type="auto"/>
         <w:tblLook w:val="04A0" w:firstRow="1" w:lastRow="0" w:firstColumn="1" w:lastColumn="0" w:noHBand="0" w:noVBand="1"/>
       </w:tblPr>
@@ -7750,7 +8470,7 @@
             </w:r>
             <w:r>
               <w:rPr>
-                <w:rFonts w:ascii="Times New Roman" w:hAnsi="Times New Roman" w:eastAsia="Times New Roman" w:cs="Times New Roman"/>
+                <w:rFonts w:ascii="Times New Roman" w:hAnsi="Times New Roman" w:cs="Times New Roman"/>
                 <w:sz w:val="24"/>
               </w:rPr>
             </w:r>
@@ -7785,7 +8505,7 @@
             </w:r>
             <w:r>
               <w:rPr>
-                <w:rFonts w:ascii="Times New Roman" w:hAnsi="Times New Roman" w:eastAsia="Times New Roman" w:cs="Times New Roman"/>
+                <w:rFonts w:ascii="Times New Roman" w:hAnsi="Times New Roman" w:cs="Times New Roman"/>
                 <w:sz w:val="24"/>
               </w:rPr>
             </w:r>
@@ -7824,7 +8544,7 @@
             </w:r>
             <w:r>
               <w:rPr>
-                <w:rFonts w:ascii="Times New Roman" w:hAnsi="Times New Roman" w:eastAsia="Times New Roman" w:cs="Times New Roman"/>
+                <w:rFonts w:ascii="Times New Roman" w:hAnsi="Times New Roman" w:cs="Times New Roman"/>
                 <w:sz w:val="24"/>
               </w:rPr>
             </w:r>
@@ -7858,7 +8578,7 @@
             </w:r>
             <w:r>
               <w:rPr>
-                <w:rFonts w:ascii="Times New Roman" w:hAnsi="Times New Roman" w:eastAsia="Times New Roman" w:cs="Times New Roman"/>
+                <w:rFonts w:ascii="Times New Roman" w:hAnsi="Times New Roman" w:cs="Times New Roman"/>
                 <w:sz w:val="24"/>
               </w:rPr>
             </w:r>
@@ -7926,7 +8646,7 @@
             </w:r>
             <w:r>
               <w:rPr>
-                <w:rFonts w:ascii="Times New Roman" w:hAnsi="Times New Roman" w:eastAsia="Times New Roman" w:cs="Times New Roman"/>
+                <w:rFonts w:ascii="Times New Roman" w:hAnsi="Times New Roman" w:cs="Times New Roman"/>
                 <w:sz w:val="24"/>
               </w:rPr>
             </w:r>
@@ -7994,7 +8714,7 @@
             </w:r>
             <w:r>
               <w:rPr>
-                <w:rFonts w:ascii="Times New Roman" w:hAnsi="Times New Roman" w:eastAsia="Times New Roman" w:cs="Times New Roman"/>
+                <w:rFonts w:ascii="Times New Roman" w:hAnsi="Times New Roman" w:cs="Times New Roman"/>
                 <w:sz w:val="24"/>
               </w:rPr>
             </w:r>
@@ -8033,7 +8753,7 @@
             </w:r>
             <w:r>
               <w:rPr>
-                <w:rFonts w:ascii="Times New Roman" w:hAnsi="Times New Roman" w:eastAsia="Times New Roman" w:cs="Times New Roman"/>
+                <w:rFonts w:ascii="Times New Roman" w:hAnsi="Times New Roman" w:cs="Times New Roman"/>
                 <w:sz w:val="24"/>
               </w:rPr>
             </w:r>
@@ -8067,7 +8787,7 @@
             </w:r>
             <w:r>
               <w:rPr>
-                <w:rFonts w:ascii="Times New Roman" w:hAnsi="Times New Roman" w:eastAsia="Times New Roman" w:cs="Times New Roman"/>
+                <w:rFonts w:ascii="Times New Roman" w:hAnsi="Times New Roman" w:cs="Times New Roman"/>
                 <w:sz w:val="24"/>
               </w:rPr>
             </w:r>
@@ -8135,7 +8855,7 @@
             </w:r>
             <w:r>
               <w:rPr>
-                <w:rFonts w:ascii="Times New Roman" w:hAnsi="Times New Roman" w:eastAsia="Times New Roman" w:cs="Times New Roman"/>
+                <w:rFonts w:ascii="Times New Roman" w:hAnsi="Times New Roman" w:cs="Times New Roman"/>
                 <w:sz w:val="24"/>
               </w:rPr>
             </w:r>
@@ -8203,7 +8923,7 @@
             </w:r>
             <w:r>
               <w:rPr>
-                <w:rFonts w:ascii="Times New Roman" w:hAnsi="Times New Roman" w:eastAsia="Times New Roman" w:cs="Times New Roman"/>
+                <w:rFonts w:ascii="Times New Roman" w:hAnsi="Times New Roman" w:cs="Times New Roman"/>
                 <w:sz w:val="24"/>
               </w:rPr>
             </w:r>
@@ -8271,7 +8991,7 @@
             </w:r>
             <w:r>
               <w:rPr>
-                <w:rFonts w:ascii="Times New Roman" w:hAnsi="Times New Roman" w:eastAsia="Times New Roman" w:cs="Times New Roman"/>
+                <w:rFonts w:ascii="Times New Roman" w:hAnsi="Times New Roman" w:cs="Times New Roman"/>
                 <w:sz w:val="24"/>
               </w:rPr>
             </w:r>
@@ -8339,7 +9059,7 @@
             </w:r>
             <w:r>
               <w:rPr>
-                <w:rFonts w:ascii="Times New Roman" w:hAnsi="Times New Roman" w:eastAsia="Times New Roman" w:cs="Times New Roman"/>
+                <w:rFonts w:ascii="Times New Roman" w:hAnsi="Times New Roman" w:cs="Times New Roman"/>
                 <w:sz w:val="24"/>
               </w:rPr>
             </w:r>
@@ -8407,7 +9127,7 @@
             </w:r>
             <w:r>
               <w:rPr>
-                <w:rFonts w:ascii="Times New Roman" w:hAnsi="Times New Roman" w:eastAsia="Times New Roman" w:cs="Times New Roman"/>
+                <w:rFonts w:ascii="Times New Roman" w:hAnsi="Times New Roman" w:cs="Times New Roman"/>
                 <w:sz w:val="24"/>
               </w:rPr>
             </w:r>
@@ -8475,7 +9195,7 @@
             </w:r>
             <w:r>
               <w:rPr>
-                <w:rFonts w:ascii="Times New Roman" w:hAnsi="Times New Roman" w:eastAsia="Times New Roman" w:cs="Times New Roman"/>
+                <w:rFonts w:ascii="Times New Roman" w:hAnsi="Times New Roman" w:cs="Times New Roman"/>
                 <w:sz w:val="24"/>
               </w:rPr>
             </w:r>
@@ -8514,7 +9234,7 @@
             </w:r>
             <w:r>
               <w:rPr>
-                <w:rFonts w:ascii="Times New Roman" w:hAnsi="Times New Roman" w:eastAsia="Times New Roman" w:cs="Times New Roman"/>
+                <w:rFonts w:ascii="Times New Roman" w:hAnsi="Times New Roman" w:cs="Times New Roman"/>
                 <w:sz w:val="24"/>
               </w:rPr>
             </w:r>
@@ -8548,7 +9268,7 @@
             </w:r>
             <w:r>
               <w:rPr>
-                <w:rFonts w:ascii="Times New Roman" w:hAnsi="Times New Roman" w:eastAsia="Times New Roman" w:cs="Times New Roman"/>
+                <w:rFonts w:ascii="Times New Roman" w:hAnsi="Times New Roman" w:cs="Times New Roman"/>
                 <w:sz w:val="24"/>
               </w:rPr>
             </w:r>
@@ -8616,7 +9336,7 @@
             </w:r>
             <w:r>
               <w:rPr>
-                <w:rFonts w:ascii="Times New Roman" w:hAnsi="Times New Roman" w:eastAsia="Times New Roman" w:cs="Times New Roman"/>
+                <w:rFonts w:ascii="Times New Roman" w:hAnsi="Times New Roman" w:cs="Times New Roman"/>
                 <w:sz w:val="24"/>
               </w:rPr>
             </w:r>
@@ -8684,7 +9404,7 @@
             </w:r>
             <w:r>
               <w:rPr>
-                <w:rFonts w:ascii="Times New Roman" w:hAnsi="Times New Roman" w:eastAsia="Times New Roman" w:cs="Times New Roman"/>
+                <w:rFonts w:ascii="Times New Roman" w:hAnsi="Times New Roman" w:cs="Times New Roman"/>
                 <w:sz w:val="24"/>
               </w:rPr>
             </w:r>
@@ -8752,7 +9472,7 @@
             </w:r>
             <w:r>
               <w:rPr>
-                <w:rFonts w:ascii="Times New Roman" w:hAnsi="Times New Roman" w:eastAsia="Times New Roman" w:cs="Times New Roman"/>
+                <w:rFonts w:ascii="Times New Roman" w:hAnsi="Times New Roman" w:cs="Times New Roman"/>
                 <w:sz w:val="24"/>
               </w:rPr>
             </w:r>
@@ -8786,6 +9506,13 @@
           <w:highlight w:val="none"/>
         </w:rPr>
       </w:r>
+      <w:r>
+        <w:rPr>
+          <w:rFonts w:ascii="Times New Roman" w:hAnsi="Times New Roman" w:cs="Times New Roman"/>
+          <w:sz w:val="28"/>
+          <w:szCs w:val="28"/>
+        </w:rPr>
+      </w:r>
     </w:p>
     <w:p>
       <w:pPr>
@@ -8830,38 +9557,6 @@
           <w:szCs w:val="28"/>
         </w:rPr>
         <w:t xml:space="preserve">.</w:t>
-      </w:r>
-      <w:r>
-        <w:rPr>
-          <w:rFonts w:ascii="Times New Roman" w:hAnsi="Times New Roman" w:eastAsia="Times New Roman" w:cs="Times New Roman"/>
-          <w:sz w:val="28"/>
-          <w:szCs w:val="28"/>
-          <w:highlight w:val="none"/>
-        </w:rPr>
-      </w:r>
-      <w:r>
-        <w:rPr>
-          <w:rFonts w:ascii="Times New Roman" w:hAnsi="Times New Roman" w:eastAsia="Times New Roman" w:cs="Times New Roman"/>
-          <w:sz w:val="28"/>
-          <w:szCs w:val="28"/>
-          <w:highlight w:val="none"/>
-        </w:rPr>
-      </w:r>
-      <w:r>
-        <w:rPr>
-          <w:rFonts w:ascii="Times New Roman" w:hAnsi="Times New Roman" w:eastAsia="Times New Roman" w:cs="Times New Roman"/>
-          <w:sz w:val="28"/>
-          <w:szCs w:val="28"/>
-          <w:highlight w:val="none"/>
-        </w:rPr>
-      </w:r>
-      <w:r>
-        <w:rPr>
-          <w:rFonts w:ascii="Times New Roman" w:hAnsi="Times New Roman" w:eastAsia="Times New Roman" w:cs="Times New Roman"/>
-          <w:sz w:val="28"/>
-          <w:szCs w:val="28"/>
-          <w:highlight w:val="none"/>
-        </w:rPr>
       </w:r>
       <w:r>
         <w:rPr>
@@ -8913,20 +9608,7 @@
           <w:rFonts w:ascii="Times New Roman" w:hAnsi="Times New Roman" w:eastAsia="Times New Roman" w:cs="Times New Roman"/>
           <w:sz w:val="28"/>
           <w:szCs w:val="28"/>
-        </w:rPr>
-      </w:r>
-      <w:r>
-        <w:rPr>
-          <w:rFonts w:ascii="Times New Roman" w:hAnsi="Times New Roman" w:eastAsia="Times New Roman" w:cs="Times New Roman"/>
-          <w:sz w:val="28"/>
-          <w:szCs w:val="28"/>
-        </w:rPr>
-      </w:r>
-      <w:r>
-        <w:rPr>
-          <w:rFonts w:ascii="Times New Roman" w:hAnsi="Times New Roman" w:eastAsia="Times New Roman" w:cs="Times New Roman"/>
-          <w:sz w:val="28"/>
-          <w:szCs w:val="28"/>
+          <w:highlight w:val="none"/>
         </w:rPr>
       </w:r>
     </w:p>
@@ -8952,6 +9634,7 @@
           <w:szCs w:val="28"/>
         </w:rPr>
       </w:r>
+      <w:r/>
     </w:p>
     <w:p>
       <w:pPr>
@@ -8975,6 +9658,7 @@
           <w:szCs w:val="28"/>
         </w:rPr>
       </w:r>
+      <w:r/>
     </w:p>
     <w:p>
       <w:pPr>
@@ -8998,6 +9682,7 @@
           <w:szCs w:val="28"/>
         </w:rPr>
       </w:r>
+      <w:r/>
     </w:p>
     <w:p>
       <w:pPr>
@@ -9021,12 +9706,92 @@
           <w:szCs w:val="28"/>
         </w:rPr>
       </w:r>
+      <w:r/>
+    </w:p>
+    <w:p>
+      <w:pPr>
+        <w:ind w:firstLine="708"/>
+        <w:jc w:val="both"/>
+        <w:spacing w:after="0" w:afterAutospacing="0" w:line="300" w:lineRule="auto"/>
+        <w:rPr>
+          <w:rFonts w:ascii="Times New Roman" w:hAnsi="Times New Roman" w:eastAsia="Times New Roman" w:cs="Times New Roman"/>
+          <w:sz w:val="28"/>
+          <w:szCs w:val="28"/>
+          <w:highlight w:val="none"/>
+          <w:lang w:val="en-US"/>
+        </w:rPr>
+        <w:suppressLineNumbers w:val="0"/>
+      </w:pPr>
+      <w:r>
+        <w:rPr>
+          <w:rFonts w:ascii="Times New Roman" w:hAnsi="Times New Roman" w:eastAsia="Times New Roman" w:cs="Times New Roman"/>
+          <w:sz w:val="28"/>
+          <w:szCs w:val="28"/>
+          <w:highlight w:val="none"/>
+          <w:lang w:val="en-US"/>
+        </w:rPr>
+        <w:t xml:space="preserve">5</w:t>
+      </w:r>
+      <w:r>
+        <w:rPr>
+          <w:rFonts w:ascii="Times New Roman" w:hAnsi="Times New Roman" w:eastAsia="Times New Roman" w:cs="Times New Roman"/>
+          <w:sz w:val="28"/>
+          <w:szCs w:val="28"/>
+          <w:highlight w:val="none"/>
+          <w:lang w:val="en-US"/>
+        </w:rPr>
+        <w:t xml:space="preserve">.</w:t>
+      </w:r>
+      <w:r>
+        <w:rPr>
+          <w:rFonts w:ascii="Times New Roman" w:hAnsi="Times New Roman" w:eastAsia="Times New Roman" w:cs="Times New Roman"/>
+          <w:sz w:val="28"/>
+          <w:szCs w:val="28"/>
+          <w:highlight w:val="none"/>
+          <w:lang w:val="en-US"/>
+        </w:rPr>
+        <w:t xml:space="preserve"> </w:t>
+      </w:r>
+      <w:r>
+        <w:rPr>
+          <w:rFonts w:ascii="Times New Roman" w:hAnsi="Times New Roman" w:eastAsia="Times New Roman" w:cs="Times New Roman"/>
+          <w:sz w:val="28"/>
+          <w:szCs w:val="28"/>
+          <w:highlight w:val="none"/>
+          <w:lang w:val="en-US"/>
+        </w:rPr>
+        <w:t xml:space="preserve">Руководство по настройке MQTT — описание конфигурации брокера, топиков, подключения к нему Django-приложения</w:t>
+      </w:r>
+      <w:r>
+        <w:rPr>
+          <w:rFonts w:ascii="Times New Roman" w:hAnsi="Times New Roman" w:eastAsia="Times New Roman" w:cs="Times New Roman"/>
+          <w:sz w:val="28"/>
+          <w:szCs w:val="28"/>
+          <w:highlight w:val="none"/>
+          <w:lang w:val="en-US"/>
+        </w:rPr>
+        <w:t xml:space="preserve">.</w:t>
+      </w:r>
+      <w:r>
+        <w:rPr>
+          <w:rFonts w:ascii="Times New Roman" w:hAnsi="Times New Roman" w:eastAsia="Times New Roman" w:cs="Times New Roman"/>
+          <w:sz w:val="28"/>
+          <w:szCs w:val="28"/>
+          <w:highlight w:val="none"/>
+        </w:rPr>
+      </w:r>
     </w:p>
     <w:p>
       <w:pPr>
         <w:ind w:firstLine="709"/>
         <w:jc w:val="both"/>
         <w:spacing w:after="0" w:afterAutospacing="0" w:line="300" w:lineRule="auto"/>
+        <w:rPr>
+          <w:rFonts w:ascii="Times New Roman" w:hAnsi="Times New Roman" w:eastAsia="Times New Roman" w:cs="Times New Roman"/>
+          <w:sz w:val="28"/>
+          <w:szCs w:val="28"/>
+          <w:highlight w:val="none"/>
+        </w:rPr>
         <w:suppressLineNumbers w:val="0"/>
       </w:pPr>
       <w:r>
@@ -9035,13 +9800,40 @@
           <w:sz w:val="28"/>
           <w:szCs w:val="28"/>
         </w:rPr>
-        <w:t xml:space="preserve">5. Исходный код — ссылка на репозиторий (GitHub) с комментариями.</w:t>
-      </w:r>
-      <w:r>
-        <w:rPr>
-          <w:rFonts w:ascii="Times New Roman" w:hAnsi="Times New Roman" w:eastAsia="Times New Roman" w:cs="Times New Roman"/>
-          <w:sz w:val="28"/>
-          <w:szCs w:val="28"/>
+        <w:t xml:space="preserve">6. Исходный код — ссылка на репозиторий (GitHub) с комментариями.</w:t>
+      </w:r>
+      <w:r>
+        <w:rPr>
+          <w:rFonts w:ascii="Times New Roman" w:hAnsi="Times New Roman" w:eastAsia="Times New Roman" w:cs="Times New Roman"/>
+          <w:sz w:val="28"/>
+          <w:szCs w:val="28"/>
+          <w:highlight w:val="none"/>
+        </w:rPr>
+      </w:r>
+      <w:r>
+        <w:rPr>
+          <w:rFonts w:ascii="Times New Roman" w:hAnsi="Times New Roman" w:eastAsia="Times New Roman" w:cs="Times New Roman"/>
+          <w:sz w:val="28"/>
+          <w:szCs w:val="28"/>
+          <w:highlight w:val="none"/>
+          <w:lang w:val="en-US"/>
+        </w:rPr>
+      </w:r>
+      <w:r>
+        <w:rPr>
+          <w:rFonts w:ascii="Times New Roman" w:hAnsi="Times New Roman" w:eastAsia="Times New Roman" w:cs="Times New Roman"/>
+          <w:sz w:val="28"/>
+          <w:szCs w:val="28"/>
+          <w:highlight w:val="none"/>
+          <w:lang w:val="en-US"/>
+        </w:rPr>
+      </w:r>
+      <w:r>
+        <w:rPr>
+          <w:rFonts w:ascii="Times New Roman" w:hAnsi="Times New Roman" w:eastAsia="Times New Roman" w:cs="Times New Roman"/>
+          <w:sz w:val="28"/>
+          <w:szCs w:val="28"/>
+          <w:highlight w:val="none"/>
         </w:rPr>
       </w:r>
     </w:p>
@@ -9084,11 +9876,8 @@
       </w:r>
       <w:r>
         <w:rPr>
-          <w:rFonts w:ascii="Times New Roman" w:hAnsi="Times New Roman" w:eastAsia="Times New Roman" w:cs="Times New Roman"/>
           <w:b/>
           <w:bCs/>
-          <w:sz w:val="28"/>
-          <w:szCs w:val="28"/>
         </w:rPr>
       </w:r>
       <w:r>
@@ -9126,7 +9915,14 @@
           <w:szCs w:val="28"/>
         </w:rPr>
       </w:r>
-      <w:r/>
+      <w:r>
+        <w:rPr>
+          <w:rFonts w:ascii="Times New Roman" w:hAnsi="Times New Roman" w:eastAsia="Times New Roman" w:cs="Times New Roman"/>
+          <w:sz w:val="28"/>
+          <w:szCs w:val="28"/>
+          <w:highlight w:val="none"/>
+        </w:rPr>
+      </w:r>
     </w:p>
     <w:p>
       <w:pPr>
@@ -9177,7 +9973,7 @@
     </w:p>
     <w:p>
       <w:pPr>
-        <w:pStyle w:val="841"/>
+        <w:pStyle w:val="941"/>
         <w:numPr>
           <w:ilvl w:val="0"/>
           <w:numId w:val="52"/>
@@ -9204,10 +10000,11 @@
           <w:highlight w:val="none"/>
         </w:rPr>
       </w:r>
+      <w:r/>
     </w:p>
     <w:p>
       <w:pPr>
-        <w:pStyle w:val="841"/>
+        <w:pStyle w:val="941"/>
         <w:numPr>
           <w:ilvl w:val="0"/>
           <w:numId w:val="52"/>
@@ -9234,10 +10031,11 @@
           <w:highlight w:val="none"/>
         </w:rPr>
       </w:r>
+      <w:r/>
     </w:p>
     <w:p>
       <w:pPr>
-        <w:pStyle w:val="841"/>
+        <w:pStyle w:val="941"/>
         <w:numPr>
           <w:ilvl w:val="0"/>
           <w:numId w:val="52"/>
@@ -9264,10 +10062,11 @@
           <w:highlight w:val="none"/>
         </w:rPr>
       </w:r>
+      <w:r/>
     </w:p>
     <w:p>
       <w:pPr>
-        <w:pStyle w:val="841"/>
+        <w:pStyle w:val="941"/>
         <w:numPr>
           <w:ilvl w:val="0"/>
           <w:numId w:val="52"/>
@@ -9311,7 +10110,7 @@
     </w:p>
     <w:p>
       <w:pPr>
-        <w:pStyle w:val="841"/>
+        <w:pStyle w:val="941"/>
         <w:numPr>
           <w:ilvl w:val="0"/>
           <w:numId w:val="52"/>
@@ -9338,10 +10137,11 @@
           <w:highlight w:val="none"/>
         </w:rPr>
       </w:r>
+      <w:r/>
     </w:p>
     <w:p>
       <w:pPr>
-        <w:pStyle w:val="841"/>
+        <w:pStyle w:val="941"/>
         <w:numPr>
           <w:ilvl w:val="0"/>
           <w:numId w:val="52"/>
@@ -9385,7 +10185,7 @@
     </w:p>
     <w:p>
       <w:pPr>
-        <w:pStyle w:val="841"/>
+        <w:pStyle w:val="941"/>
         <w:numPr>
           <w:ilvl w:val="0"/>
           <w:numId w:val="52"/>
@@ -9412,10 +10212,11 @@
           <w:highlight w:val="none"/>
         </w:rPr>
       </w:r>
+      <w:r/>
     </w:p>
     <w:p>
       <w:pPr>
-        <w:pStyle w:val="841"/>
+        <w:pStyle w:val="941"/>
         <w:numPr>
           <w:ilvl w:val="0"/>
           <w:numId w:val="52"/>
@@ -9432,31 +10233,54 @@
           <w:szCs w:val="28"/>
           <w:highlight w:val="none"/>
         </w:rPr>
+      </w:r>
+      <w:r>
+        <w:rPr>
+          <w:rFonts w:ascii="Times New Roman" w:hAnsi="Times New Roman" w:eastAsia="Times New Roman" w:cs="Times New Roman"/>
+          <w:sz w:val="28"/>
+          <w:szCs w:val="28"/>
+          <w:highlight w:val="none"/>
+        </w:rPr>
+        <w:t xml:space="preserve">Документация по MQTT</w:t>
+      </w:r>
+      <w:r>
+        <w:rPr>
+          <w:rFonts w:ascii="Times New Roman" w:hAnsi="Times New Roman" w:eastAsia="Times New Roman" w:cs="Times New Roman"/>
+          <w:sz w:val="28"/>
+          <w:szCs w:val="28"/>
+          <w:highlight w:val="none"/>
+        </w:rPr>
+        <w:t xml:space="preserve">.</w:t>
+      </w:r>
+      <w:r>
+        <w:rPr>
+          <w:rFonts w:ascii="Times New Roman" w:hAnsi="Times New Roman" w:eastAsia="Times New Roman" w:cs="Times New Roman"/>
+          <w:sz w:val="28"/>
+          <w:szCs w:val="28"/>
+          <w:highlight w:val="none"/>
+        </w:rPr>
+      </w:r>
+    </w:p>
+    <w:p>
+      <w:pPr>
+        <w:pStyle w:val="941"/>
+        <w:numPr>
+          <w:ilvl w:val="0"/>
+          <w:numId w:val="52"/>
+        </w:numPr>
+        <w:ind w:left="0" w:firstLine="709"/>
+        <w:jc w:val="both"/>
+        <w:spacing w:after="0" w:afterAutospacing="0" w:line="360" w:lineRule="auto"/>
+        <w:suppressLineNumbers w:val="0"/>
+      </w:pPr>
+      <w:r>
+        <w:rPr>
+          <w:rFonts w:ascii="Times New Roman" w:hAnsi="Times New Roman" w:eastAsia="Times New Roman" w:cs="Times New Roman"/>
+          <w:sz w:val="28"/>
+          <w:szCs w:val="28"/>
+          <w:highlight w:val="none"/>
+        </w:rPr>
         <w:t xml:space="preserve">Схема линий Нижегородского метрополитена (для указания новых станций).</w:t>
-      </w:r>
-      <w:r>
-        <w:rPr>
-          <w:rFonts w:ascii="Times New Roman" w:hAnsi="Times New Roman" w:eastAsia="Times New Roman" w:cs="Times New Roman"/>
-          <w:sz w:val="28"/>
-          <w:szCs w:val="28"/>
-          <w:highlight w:val="none"/>
-        </w:rPr>
-      </w:r>
-      <w:r>
-        <w:rPr>
-          <w:rFonts w:ascii="Times New Roman" w:hAnsi="Times New Roman" w:eastAsia="Times New Roman" w:cs="Times New Roman"/>
-          <w:sz w:val="28"/>
-          <w:szCs w:val="28"/>
-          <w:highlight w:val="none"/>
-        </w:rPr>
-      </w:r>
-      <w:r>
-        <w:rPr>
-          <w:rFonts w:ascii="Times New Roman" w:hAnsi="Times New Roman" w:eastAsia="Times New Roman" w:cs="Times New Roman"/>
-          <w:sz w:val="28"/>
-          <w:szCs w:val="28"/>
-          <w:highlight w:val="none"/>
-        </w:rPr>
       </w:r>
       <w:r>
         <w:rPr>
@@ -9491,6 +10315,7 @@
           <w:highlight w:val="none"/>
         </w:rPr>
       </w:r>
+      <w:r/>
     </w:p>
     <w:p>
       <w:pPr>
@@ -9515,11 +10340,8 @@
       </w:r>
       <w:r>
         <w:rPr>
-          <w:rFonts w:ascii="Times New Roman" w:hAnsi="Times New Roman" w:eastAsia="Times New Roman" w:cs="Times New Roman"/>
           <w:b/>
           <w:bCs/>
-          <w:sz w:val="28"/>
-          <w:szCs w:val="28"/>
         </w:rPr>
       </w:r>
       <w:r>
@@ -9545,7 +10367,6 @@
         <w:t xml:space="preserve">Студентка (исполнитель): Александрова Арина Алексеевна</w:t>
       </w:r>
       <w:r/>
-      <w:r/>
     </w:p>
     <w:p>
       <w:pPr>
@@ -9563,7 +10384,6 @@
         <w:t xml:space="preserve">Роль: разработчик (Fullstack).</w:t>
       </w:r>
       <w:r/>
-      <w:r/>
     </w:p>
     <w:p>
       <w:pPr>
@@ -9583,22 +10403,22 @@
         </w:rPr>
         <w:t xml:space="preserve">Зоны ответственности:</w:t>
       </w:r>
-      <w:r/>
-      <w:r/>
-      <w:r>
-        <w:rPr>
-          <w:rFonts w:ascii="Times New Roman" w:hAnsi="Times New Roman" w:eastAsia="Times New Roman" w:cs="Times New Roman"/>
-          <w:sz w:val="28"/>
-          <w:szCs w:val="28"/>
-        </w:rPr>
-      </w:r>
-      <w:r/>
-      <w:r/>
-      <w:r/>
+      <w:r>
+        <w:rPr>
+          <w:rFonts w:ascii="Times New Roman" w:hAnsi="Times New Roman" w:eastAsia="Times New Roman" w:cs="Times New Roman"/>
+          <w:sz w:val="28"/>
+          <w:szCs w:val="28"/>
+        </w:rPr>
+      </w:r>
+      <w:r>
+        <w:rPr>
+          <w:highlight w:val="none"/>
+        </w:rPr>
+      </w:r>
     </w:p>
     <w:p>
       <w:pPr>
-        <w:pStyle w:val="841"/>
+        <w:pStyle w:val="941"/>
         <w:numPr>
           <w:ilvl w:val="0"/>
           <w:numId w:val="53"/>
@@ -9641,7 +10461,7 @@
       </w:r>
       <w:r>
         <w:rPr>
-          <w:rFonts w:ascii="Times New Roman" w:hAnsi="Times New Roman" w:eastAsia="Times New Roman" w:cs="Times New Roman"/>
+          <w:rFonts w:ascii="Times New Roman" w:hAnsi="Times New Roman" w:cs="Times New Roman"/>
           <w:sz w:val="28"/>
           <w:szCs w:val="28"/>
           <w:highlight w:val="none"/>
@@ -9650,7 +10470,7 @@
     </w:p>
     <w:p>
       <w:pPr>
-        <w:pStyle w:val="841"/>
+        <w:pStyle w:val="941"/>
         <w:numPr>
           <w:ilvl w:val="0"/>
           <w:numId w:val="53"/>
@@ -9684,16 +10504,15 @@
       </w:r>
       <w:r>
         <w:rPr>
-          <w:rFonts w:ascii="Times New Roman" w:hAnsi="Times New Roman" w:eastAsia="Times New Roman" w:cs="Times New Roman"/>
-          <w:sz w:val="28"/>
-          <w:szCs w:val="28"/>
+          <w:rFonts w:ascii="Times New Roman" w:hAnsi="Times New Roman" w:cs="Times New Roman"/>
+          <w:szCs w:val="24"/>
           <w14:ligatures w14:val="standardContextual"/>
         </w:rPr>
       </w:r>
     </w:p>
     <w:p>
       <w:pPr>
-        <w:pStyle w:val="841"/>
+        <w:pStyle w:val="941"/>
         <w:numPr>
           <w:ilvl w:val="0"/>
           <w:numId w:val="53"/>
@@ -9726,10 +10545,18 @@
           <w14:ligatures w14:val="standardContextual"/>
         </w:rPr>
       </w:r>
+      <w:r>
+        <w:rPr>
+          <w:rFonts w:ascii="Times New Roman" w:hAnsi="Times New Roman" w:eastAsia="Times New Roman" w:cs="Times New Roman"/>
+          <w:sz w:val="28"/>
+          <w:szCs w:val="28"/>
+          <w14:ligatures w14:val="standardContextual"/>
+        </w:rPr>
+      </w:r>
     </w:p>
     <w:p>
       <w:pPr>
-        <w:pStyle w:val="841"/>
+        <w:pStyle w:val="941"/>
         <w:numPr>
           <w:ilvl w:val="0"/>
           <w:numId w:val="53"/>
@@ -9771,22 +10598,22 @@
       </w:r>
       <w:r>
         <w:rPr>
+          <w:sz w:val="28"/>
+          <w:szCs w:val="28"/>
+        </w:rPr>
+      </w:r>
+      <w:r>
+        <w:rPr>
           <w:rFonts w:ascii="Times New Roman" w:hAnsi="Times New Roman" w:cs="Times New Roman"/>
           <w:sz w:val="28"/>
           <w:szCs w:val="28"/>
           <w14:ligatures w14:val="standardContextual"/>
-        </w:rPr>
-      </w:r>
-      <w:r>
-        <w:rPr>
-          <w:sz w:val="28"/>
-          <w:szCs w:val="28"/>
         </w:rPr>
       </w:r>
     </w:p>
     <w:p>
       <w:pPr>
-        <w:pStyle w:val="841"/>
+        <w:pStyle w:val="941"/>
         <w:numPr>
           <w:ilvl w:val="0"/>
           <w:numId w:val="53"/>
@@ -9831,7 +10658,7 @@
     </w:p>
     <w:p>
       <w:pPr>
-        <w:pStyle w:val="841"/>
+        <w:pStyle w:val="941"/>
         <w:numPr>
           <w:ilvl w:val="0"/>
           <w:numId w:val="53"/>
@@ -9880,7 +10707,6 @@
           <w:szCs w:val="28"/>
         </w:rPr>
       </w:r>
-      <w:r/>
       <w:r/>
     </w:p>
     <w:sectPr>
@@ -16553,6 +17379,264 @@
     </w:lvl>
   </w:abstractNum>
   <w:abstractNum w:abstractNumId="52">
+    <w:multiLevelType w:val="hybridMultilevel"/>
+    <w:lvl w:ilvl="0">
+      <w:start w:val="1"/>
+      <w:numFmt w:val="bullet"/>
+      <w:isLgl w:val="false"/>
+      <w:suff w:val="tab"/>
+      <w:lvlText w:val="–"/>
+      <w:lvlJc w:val="left"/>
+      <w:pPr>
+        <w:ind w:left="720" w:hanging="360"/>
+      </w:pPr>
+      <w:rPr>
+        <w:rFonts w:ascii="Arial" w:hAnsi="Arial" w:eastAsia="Arial" w:cs="Arial"/>
+      </w:rPr>
+    </w:lvl>
+    <w:lvl w:ilvl="1">
+      <w:start w:val="1"/>
+      <w:numFmt w:val="bullet"/>
+      <w:isLgl w:val="false"/>
+      <w:suff w:val="tab"/>
+      <w:lvlText w:val="o"/>
+      <w:lvlJc w:val="left"/>
+      <w:pPr>
+        <w:ind w:left="1440" w:hanging="360"/>
+      </w:pPr>
+      <w:rPr>
+        <w:rFonts w:hint="default" w:ascii="Courier New" w:hAnsi="Courier New" w:eastAsia="Courier New" w:cs="Courier New"/>
+      </w:rPr>
+    </w:lvl>
+    <w:lvl w:ilvl="2">
+      <w:start w:val="1"/>
+      <w:numFmt w:val="bullet"/>
+      <w:isLgl w:val="false"/>
+      <w:suff w:val="tab"/>
+      <w:lvlText w:val="§"/>
+      <w:lvlJc w:val="left"/>
+      <w:pPr>
+        <w:ind w:left="2160" w:hanging="360"/>
+      </w:pPr>
+      <w:rPr>
+        <w:rFonts w:hint="default" w:ascii="Wingdings" w:hAnsi="Wingdings" w:eastAsia="Wingdings" w:cs="Wingdings"/>
+      </w:rPr>
+    </w:lvl>
+    <w:lvl w:ilvl="3">
+      <w:start w:val="1"/>
+      <w:numFmt w:val="bullet"/>
+      <w:isLgl w:val="false"/>
+      <w:suff w:val="tab"/>
+      <w:lvlText w:val="·"/>
+      <w:lvlJc w:val="left"/>
+      <w:pPr>
+        <w:ind w:left="2880" w:hanging="360"/>
+      </w:pPr>
+      <w:rPr>
+        <w:rFonts w:hint="default" w:ascii="Symbol" w:hAnsi="Symbol" w:eastAsia="Symbol" w:cs="Symbol"/>
+      </w:rPr>
+    </w:lvl>
+    <w:lvl w:ilvl="4">
+      <w:start w:val="1"/>
+      <w:numFmt w:val="bullet"/>
+      <w:isLgl w:val="false"/>
+      <w:suff w:val="tab"/>
+      <w:lvlText w:val="o"/>
+      <w:lvlJc w:val="left"/>
+      <w:pPr>
+        <w:ind w:left="3600" w:hanging="360"/>
+      </w:pPr>
+      <w:rPr>
+        <w:rFonts w:hint="default" w:ascii="Courier New" w:hAnsi="Courier New" w:eastAsia="Courier New" w:cs="Courier New"/>
+      </w:rPr>
+    </w:lvl>
+    <w:lvl w:ilvl="5">
+      <w:start w:val="1"/>
+      <w:numFmt w:val="bullet"/>
+      <w:isLgl w:val="false"/>
+      <w:suff w:val="tab"/>
+      <w:lvlText w:val="§"/>
+      <w:lvlJc w:val="left"/>
+      <w:pPr>
+        <w:ind w:left="4320" w:hanging="360"/>
+      </w:pPr>
+      <w:rPr>
+        <w:rFonts w:hint="default" w:ascii="Wingdings" w:hAnsi="Wingdings" w:eastAsia="Wingdings" w:cs="Wingdings"/>
+      </w:rPr>
+    </w:lvl>
+    <w:lvl w:ilvl="6">
+      <w:start w:val="1"/>
+      <w:numFmt w:val="bullet"/>
+      <w:isLgl w:val="false"/>
+      <w:suff w:val="tab"/>
+      <w:lvlText w:val="·"/>
+      <w:lvlJc w:val="left"/>
+      <w:pPr>
+        <w:ind w:left="5040" w:hanging="360"/>
+      </w:pPr>
+      <w:rPr>
+        <w:rFonts w:hint="default" w:ascii="Symbol" w:hAnsi="Symbol" w:eastAsia="Symbol" w:cs="Symbol"/>
+      </w:rPr>
+    </w:lvl>
+    <w:lvl w:ilvl="7">
+      <w:start w:val="1"/>
+      <w:numFmt w:val="bullet"/>
+      <w:isLgl w:val="false"/>
+      <w:suff w:val="tab"/>
+      <w:lvlText w:val="o"/>
+      <w:lvlJc w:val="left"/>
+      <w:pPr>
+        <w:ind w:left="5760" w:hanging="360"/>
+      </w:pPr>
+      <w:rPr>
+        <w:rFonts w:hint="default" w:ascii="Courier New" w:hAnsi="Courier New" w:eastAsia="Courier New" w:cs="Courier New"/>
+      </w:rPr>
+    </w:lvl>
+    <w:lvl w:ilvl="8">
+      <w:start w:val="1"/>
+      <w:numFmt w:val="bullet"/>
+      <w:isLgl w:val="false"/>
+      <w:suff w:val="tab"/>
+      <w:lvlText w:val="§"/>
+      <w:lvlJc w:val="left"/>
+      <w:pPr>
+        <w:ind w:left="6480" w:hanging="360"/>
+      </w:pPr>
+      <w:rPr>
+        <w:rFonts w:hint="default" w:ascii="Wingdings" w:hAnsi="Wingdings" w:eastAsia="Wingdings" w:cs="Wingdings"/>
+      </w:rPr>
+    </w:lvl>
+  </w:abstractNum>
+  <w:abstractNum w:abstractNumId="53">
+    <w:multiLevelType w:val="hybridMultilevel"/>
+    <w:lvl w:ilvl="0">
+      <w:start w:val="1"/>
+      <w:numFmt w:val="bullet"/>
+      <w:isLgl w:val="false"/>
+      <w:suff w:val="tab"/>
+      <w:lvlText w:val="–"/>
+      <w:lvlJc w:val="left"/>
+      <w:pPr>
+        <w:ind w:left="720" w:hanging="360"/>
+      </w:pPr>
+      <w:rPr>
+        <w:rFonts w:ascii="Arial" w:hAnsi="Arial" w:eastAsia="Arial" w:cs="Arial"/>
+      </w:rPr>
+    </w:lvl>
+    <w:lvl w:ilvl="1">
+      <w:start w:val="1"/>
+      <w:numFmt w:val="bullet"/>
+      <w:isLgl w:val="false"/>
+      <w:suff w:val="tab"/>
+      <w:lvlText w:val="o"/>
+      <w:lvlJc w:val="left"/>
+      <w:pPr>
+        <w:ind w:left="1440" w:hanging="360"/>
+      </w:pPr>
+      <w:rPr>
+        <w:rFonts w:hint="default" w:ascii="Courier New" w:hAnsi="Courier New" w:eastAsia="Courier New" w:cs="Courier New"/>
+      </w:rPr>
+    </w:lvl>
+    <w:lvl w:ilvl="2">
+      <w:start w:val="1"/>
+      <w:numFmt w:val="bullet"/>
+      <w:isLgl w:val="false"/>
+      <w:suff w:val="tab"/>
+      <w:lvlText w:val="§"/>
+      <w:lvlJc w:val="left"/>
+      <w:pPr>
+        <w:ind w:left="2160" w:hanging="360"/>
+      </w:pPr>
+      <w:rPr>
+        <w:rFonts w:hint="default" w:ascii="Wingdings" w:hAnsi="Wingdings" w:eastAsia="Wingdings" w:cs="Wingdings"/>
+      </w:rPr>
+    </w:lvl>
+    <w:lvl w:ilvl="3">
+      <w:start w:val="1"/>
+      <w:numFmt w:val="bullet"/>
+      <w:isLgl w:val="false"/>
+      <w:suff w:val="tab"/>
+      <w:lvlText w:val="·"/>
+      <w:lvlJc w:val="left"/>
+      <w:pPr>
+        <w:ind w:left="2880" w:hanging="360"/>
+      </w:pPr>
+      <w:rPr>
+        <w:rFonts w:hint="default" w:ascii="Symbol" w:hAnsi="Symbol" w:eastAsia="Symbol" w:cs="Symbol"/>
+      </w:rPr>
+    </w:lvl>
+    <w:lvl w:ilvl="4">
+      <w:start w:val="1"/>
+      <w:numFmt w:val="bullet"/>
+      <w:isLgl w:val="false"/>
+      <w:suff w:val="tab"/>
+      <w:lvlText w:val="o"/>
+      <w:lvlJc w:val="left"/>
+      <w:pPr>
+        <w:ind w:left="3600" w:hanging="360"/>
+      </w:pPr>
+      <w:rPr>
+        <w:rFonts w:hint="default" w:ascii="Courier New" w:hAnsi="Courier New" w:eastAsia="Courier New" w:cs="Courier New"/>
+      </w:rPr>
+    </w:lvl>
+    <w:lvl w:ilvl="5">
+      <w:start w:val="1"/>
+      <w:numFmt w:val="bullet"/>
+      <w:isLgl w:val="false"/>
+      <w:suff w:val="tab"/>
+      <w:lvlText w:val="§"/>
+      <w:lvlJc w:val="left"/>
+      <w:pPr>
+        <w:ind w:left="4320" w:hanging="360"/>
+      </w:pPr>
+      <w:rPr>
+        <w:rFonts w:hint="default" w:ascii="Wingdings" w:hAnsi="Wingdings" w:eastAsia="Wingdings" w:cs="Wingdings"/>
+      </w:rPr>
+    </w:lvl>
+    <w:lvl w:ilvl="6">
+      <w:start w:val="1"/>
+      <w:numFmt w:val="bullet"/>
+      <w:isLgl w:val="false"/>
+      <w:suff w:val="tab"/>
+      <w:lvlText w:val="·"/>
+      <w:lvlJc w:val="left"/>
+      <w:pPr>
+        <w:ind w:left="5040" w:hanging="360"/>
+      </w:pPr>
+      <w:rPr>
+        <w:rFonts w:hint="default" w:ascii="Symbol" w:hAnsi="Symbol" w:eastAsia="Symbol" w:cs="Symbol"/>
+      </w:rPr>
+    </w:lvl>
+    <w:lvl w:ilvl="7">
+      <w:start w:val="1"/>
+      <w:numFmt w:val="bullet"/>
+      <w:isLgl w:val="false"/>
+      <w:suff w:val="tab"/>
+      <w:lvlText w:val="o"/>
+      <w:lvlJc w:val="left"/>
+      <w:pPr>
+        <w:ind w:left="5760" w:hanging="360"/>
+      </w:pPr>
+      <w:rPr>
+        <w:rFonts w:hint="default" w:ascii="Courier New" w:hAnsi="Courier New" w:eastAsia="Courier New" w:cs="Courier New"/>
+      </w:rPr>
+    </w:lvl>
+    <w:lvl w:ilvl="8">
+      <w:start w:val="1"/>
+      <w:numFmt w:val="bullet"/>
+      <w:isLgl w:val="false"/>
+      <w:suff w:val="tab"/>
+      <w:lvlText w:val="§"/>
+      <w:lvlJc w:val="left"/>
+      <w:pPr>
+        <w:ind w:left="6480" w:hanging="360"/>
+      </w:pPr>
+      <w:rPr>
+        <w:rFonts w:hint="default" w:ascii="Wingdings" w:hAnsi="Wingdings" w:eastAsia="Wingdings" w:cs="Wingdings"/>
+      </w:rPr>
+    </w:lvl>
+  </w:abstractNum>
+  <w:abstractNum w:abstractNumId="54">
     <w:multiLevelType w:val="hybridMultilevel"/>
     <w:lvl w:ilvl="0">
       <w:start w:val="1"/>
@@ -16840,6 +17924,12 @@
   <w:num w:numId="53">
     <w:abstractNumId w:val="52"/>
   </w:num>
+  <w:num w:numId="54">
+    <w:abstractNumId w:val="53"/>
+  </w:num>
+  <w:num w:numId="55">
+    <w:abstractNumId w:val="54"/>
+  </w:num>
 </w:numbering>
 </file>
 
@@ -16999,11 +18089,11 @@
     <w:lsdException w:name="Bibliography" w:uiPriority="37"/>
     <w:lsdException w:name="TOC Heading" w:uiPriority="39" w:qFormat="1"/>
   </w:latentStyles>
-  <w:style w:type="paragraph" w:styleId="661">
+  <w:style w:type="paragraph" w:styleId="761">
     <w:name w:val="Heading 1"/>
-    <w:basedOn w:val="837"/>
-    <w:next w:val="837"/>
-    <w:link w:val="662"/>
+    <w:basedOn w:val="937"/>
+    <w:next w:val="937"/>
+    <w:link w:val="762"/>
     <w:uiPriority w:val="9"/>
     <w:qFormat/>
     <w:pPr>
@@ -17018,9 +18108,9 @@
       <w:szCs w:val="40"/>
     </w:rPr>
   </w:style>
-  <w:style w:type="character" w:styleId="662">
+  <w:style w:type="character" w:styleId="762">
     <w:name w:val="Heading 1 Char"/>
-    <w:link w:val="661"/>
+    <w:link w:val="761"/>
     <w:uiPriority w:val="9"/>
     <w:rPr>
       <w:rFonts w:ascii="Liberation Sans" w:hAnsi="Liberation Sans" w:eastAsia="Liberation Sans" w:cs="Liberation Sans"/>
@@ -17028,11 +18118,11 @@
       <w:szCs w:val="40"/>
     </w:rPr>
   </w:style>
-  <w:style w:type="paragraph" w:styleId="663">
+  <w:style w:type="paragraph" w:styleId="763">
     <w:name w:val="Heading 2"/>
-    <w:basedOn w:val="837"/>
-    <w:next w:val="837"/>
-    <w:link w:val="664"/>
+    <w:basedOn w:val="937"/>
+    <w:next w:val="937"/>
+    <w:link w:val="764"/>
     <w:uiPriority w:val="9"/>
     <w:unhideWhenUsed/>
     <w:qFormat/>
@@ -17047,20 +18137,20 @@
       <w:sz w:val="34"/>
     </w:rPr>
   </w:style>
-  <w:style w:type="character" w:styleId="664">
+  <w:style w:type="character" w:styleId="764">
     <w:name w:val="Heading 2 Char"/>
-    <w:link w:val="663"/>
+    <w:link w:val="763"/>
     <w:uiPriority w:val="9"/>
     <w:rPr>
       <w:rFonts w:ascii="Liberation Sans" w:hAnsi="Liberation Sans" w:eastAsia="Liberation Sans" w:cs="Liberation Sans"/>
       <w:sz w:val="34"/>
     </w:rPr>
   </w:style>
-  <w:style w:type="paragraph" w:styleId="665">
+  <w:style w:type="paragraph" w:styleId="765">
     <w:name w:val="Heading 3"/>
-    <w:basedOn w:val="837"/>
-    <w:next w:val="837"/>
-    <w:link w:val="666"/>
+    <w:basedOn w:val="937"/>
+    <w:next w:val="937"/>
+    <w:link w:val="766"/>
     <w:uiPriority w:val="9"/>
     <w:unhideWhenUsed/>
     <w:qFormat/>
@@ -17076,9 +18166,9 @@
       <w:szCs w:val="30"/>
     </w:rPr>
   </w:style>
-  <w:style w:type="character" w:styleId="666">
+  <w:style w:type="character" w:styleId="766">
     <w:name w:val="Heading 3 Char"/>
-    <w:link w:val="665"/>
+    <w:link w:val="765"/>
     <w:uiPriority w:val="9"/>
     <w:rPr>
       <w:rFonts w:ascii="Liberation Sans" w:hAnsi="Liberation Sans" w:eastAsia="Liberation Sans" w:cs="Liberation Sans"/>
@@ -17086,11 +18176,11 @@
       <w:szCs w:val="30"/>
     </w:rPr>
   </w:style>
-  <w:style w:type="paragraph" w:styleId="667">
+  <w:style w:type="paragraph" w:styleId="767">
     <w:name w:val="Heading 4"/>
-    <w:basedOn w:val="837"/>
-    <w:next w:val="837"/>
-    <w:link w:val="668"/>
+    <w:basedOn w:val="937"/>
+    <w:next w:val="937"/>
+    <w:link w:val="768"/>
     <w:uiPriority w:val="9"/>
     <w:unhideWhenUsed/>
     <w:qFormat/>
@@ -17108,9 +18198,9 @@
       <w:szCs w:val="26"/>
     </w:rPr>
   </w:style>
-  <w:style w:type="character" w:styleId="668">
+  <w:style w:type="character" w:styleId="768">
     <w:name w:val="Heading 4 Char"/>
-    <w:link w:val="667"/>
+    <w:link w:val="767"/>
     <w:uiPriority w:val="9"/>
     <w:rPr>
       <w:rFonts w:ascii="Liberation Sans" w:hAnsi="Liberation Sans" w:eastAsia="Liberation Sans" w:cs="Liberation Sans"/>
@@ -17120,11 +18210,11 @@
       <w:szCs w:val="26"/>
     </w:rPr>
   </w:style>
-  <w:style w:type="paragraph" w:styleId="669">
+  <w:style w:type="paragraph" w:styleId="769">
     <w:name w:val="Heading 5"/>
-    <w:basedOn w:val="837"/>
-    <w:next w:val="837"/>
-    <w:link w:val="670"/>
+    <w:basedOn w:val="937"/>
+    <w:next w:val="937"/>
+    <w:link w:val="770"/>
     <w:uiPriority w:val="9"/>
     <w:unhideWhenUsed/>
     <w:qFormat/>
@@ -17142,9 +18232,9 @@
       <w:szCs w:val="24"/>
     </w:rPr>
   </w:style>
-  <w:style w:type="character" w:styleId="670">
+  <w:style w:type="character" w:styleId="770">
     <w:name w:val="Heading 5 Char"/>
-    <w:link w:val="669"/>
+    <w:link w:val="769"/>
     <w:uiPriority w:val="9"/>
     <w:rPr>
       <w:rFonts w:ascii="Liberation Sans" w:hAnsi="Liberation Sans" w:eastAsia="Liberation Sans" w:cs="Liberation Sans"/>
@@ -17154,11 +18244,11 @@
       <w:szCs w:val="24"/>
     </w:rPr>
   </w:style>
-  <w:style w:type="paragraph" w:styleId="671">
+  <w:style w:type="paragraph" w:styleId="771">
     <w:name w:val="Heading 6"/>
-    <w:basedOn w:val="837"/>
-    <w:next w:val="837"/>
-    <w:link w:val="672"/>
+    <w:basedOn w:val="937"/>
+    <w:next w:val="937"/>
+    <w:link w:val="772"/>
     <w:uiPriority w:val="9"/>
     <w:unhideWhenUsed/>
     <w:qFormat/>
@@ -17176,9 +18266,9 @@
       <w:szCs w:val="22"/>
     </w:rPr>
   </w:style>
-  <w:style w:type="character" w:styleId="672">
+  <w:style w:type="character" w:styleId="772">
     <w:name w:val="Heading 6 Char"/>
-    <w:link w:val="671"/>
+    <w:link w:val="771"/>
     <w:uiPriority w:val="9"/>
     <w:rPr>
       <w:rFonts w:ascii="Liberation Sans" w:hAnsi="Liberation Sans" w:eastAsia="Liberation Sans" w:cs="Liberation Sans"/>
@@ -17188,11 +18278,11 @@
       <w:szCs w:val="22"/>
     </w:rPr>
   </w:style>
-  <w:style w:type="paragraph" w:styleId="673">
+  <w:style w:type="paragraph" w:styleId="773">
     <w:name w:val="Heading 7"/>
-    <w:basedOn w:val="837"/>
-    <w:next w:val="837"/>
-    <w:link w:val="674"/>
+    <w:basedOn w:val="937"/>
+    <w:next w:val="937"/>
+    <w:link w:val="774"/>
     <w:uiPriority w:val="9"/>
     <w:unhideWhenUsed/>
     <w:qFormat/>
@@ -17212,9 +18302,9 @@
       <w:szCs w:val="22"/>
     </w:rPr>
   </w:style>
-  <w:style w:type="character" w:styleId="674">
+  <w:style w:type="character" w:styleId="774">
     <w:name w:val="Heading 7 Char"/>
-    <w:link w:val="673"/>
+    <w:link w:val="773"/>
     <w:uiPriority w:val="9"/>
     <w:rPr>
       <w:rFonts w:ascii="Liberation Sans" w:hAnsi="Liberation Sans" w:eastAsia="Liberation Sans" w:cs="Liberation Sans"/>
@@ -17226,11 +18316,11 @@
       <w:szCs w:val="22"/>
     </w:rPr>
   </w:style>
-  <w:style w:type="paragraph" w:styleId="675">
+  <w:style w:type="paragraph" w:styleId="775">
     <w:name w:val="Heading 8"/>
-    <w:basedOn w:val="837"/>
-    <w:next w:val="837"/>
-    <w:link w:val="676"/>
+    <w:basedOn w:val="937"/>
+    <w:next w:val="937"/>
+    <w:link w:val="776"/>
     <w:uiPriority w:val="9"/>
     <w:unhideWhenUsed/>
     <w:qFormat/>
@@ -17248,9 +18338,9 @@
       <w:szCs w:val="22"/>
     </w:rPr>
   </w:style>
-  <w:style w:type="character" w:styleId="676">
+  <w:style w:type="character" w:styleId="776">
     <w:name w:val="Heading 8 Char"/>
-    <w:link w:val="675"/>
+    <w:link w:val="775"/>
     <w:uiPriority w:val="9"/>
     <w:rPr>
       <w:rFonts w:ascii="Liberation Sans" w:hAnsi="Liberation Sans" w:eastAsia="Liberation Sans" w:cs="Liberation Sans"/>
@@ -17260,11 +18350,11 @@
       <w:szCs w:val="22"/>
     </w:rPr>
   </w:style>
-  <w:style w:type="paragraph" w:styleId="677">
+  <w:style w:type="paragraph" w:styleId="777">
     <w:name w:val="Heading 9"/>
-    <w:basedOn w:val="837"/>
-    <w:next w:val="837"/>
-    <w:link w:val="678"/>
+    <w:basedOn w:val="937"/>
+    <w:next w:val="937"/>
+    <w:link w:val="778"/>
     <w:uiPriority w:val="9"/>
     <w:unhideWhenUsed/>
     <w:qFormat/>
@@ -17282,9 +18372,9 @@
       <w:szCs w:val="21"/>
     </w:rPr>
   </w:style>
-  <w:style w:type="character" w:styleId="678">
+  <w:style w:type="character" w:styleId="778">
     <w:name w:val="Heading 9 Char"/>
-    <w:link w:val="677"/>
+    <w:link w:val="777"/>
     <w:uiPriority w:val="9"/>
     <w:rPr>
       <w:rFonts w:ascii="Liberation Sans" w:hAnsi="Liberation Sans" w:eastAsia="Liberation Sans" w:cs="Liberation Sans"/>
@@ -17294,11 +18384,11 @@
       <w:szCs w:val="21"/>
     </w:rPr>
   </w:style>
-  <w:style w:type="paragraph" w:styleId="679">
+  <w:style w:type="paragraph" w:styleId="779">
     <w:name w:val="Title"/>
-    <w:basedOn w:val="837"/>
-    <w:next w:val="837"/>
-    <w:link w:val="680"/>
+    <w:basedOn w:val="937"/>
+    <w:next w:val="937"/>
+    <w:link w:val="780"/>
     <w:uiPriority w:val="10"/>
     <w:qFormat/>
     <w:pPr>
@@ -17310,20 +18400,20 @@
       <w:szCs w:val="48"/>
     </w:rPr>
   </w:style>
-  <w:style w:type="character" w:styleId="680">
+  <w:style w:type="character" w:styleId="780">
     <w:name w:val="Title Char"/>
-    <w:link w:val="679"/>
+    <w:link w:val="779"/>
     <w:uiPriority w:val="10"/>
     <w:rPr>
       <w:sz w:val="48"/>
       <w:szCs w:val="48"/>
     </w:rPr>
   </w:style>
-  <w:style w:type="paragraph" w:styleId="681">
+  <w:style w:type="paragraph" w:styleId="781">
     <w:name w:val="Subtitle"/>
-    <w:basedOn w:val="837"/>
-    <w:next w:val="837"/>
-    <w:link w:val="682"/>
+    <w:basedOn w:val="937"/>
+    <w:next w:val="937"/>
+    <w:link w:val="782"/>
     <w:uiPriority w:val="11"/>
     <w:qFormat/>
     <w:pPr>
@@ -17334,20 +18424,20 @@
       <w:szCs w:val="24"/>
     </w:rPr>
   </w:style>
-  <w:style w:type="character" w:styleId="682">
+  <w:style w:type="character" w:styleId="782">
     <w:name w:val="Subtitle Char"/>
-    <w:link w:val="681"/>
+    <w:link w:val="781"/>
     <w:uiPriority w:val="11"/>
     <w:rPr>
       <w:sz w:val="24"/>
       <w:szCs w:val="24"/>
     </w:rPr>
   </w:style>
-  <w:style w:type="paragraph" w:styleId="683">
+  <w:style w:type="paragraph" w:styleId="783">
     <w:name w:val="Quote"/>
-    <w:basedOn w:val="837"/>
-    <w:next w:val="837"/>
-    <w:link w:val="684"/>
+    <w:basedOn w:val="937"/>
+    <w:next w:val="937"/>
+    <w:link w:val="784"/>
     <w:uiPriority w:val="29"/>
     <w:qFormat/>
     <w:pPr>
@@ -17357,19 +18447,19 @@
       <w:i/>
     </w:rPr>
   </w:style>
-  <w:style w:type="character" w:styleId="684">
+  <w:style w:type="character" w:styleId="784">
     <w:name w:val="Quote Char"/>
-    <w:link w:val="683"/>
+    <w:link w:val="783"/>
     <w:uiPriority w:val="29"/>
     <w:rPr>
       <w:i/>
     </w:rPr>
   </w:style>
-  <w:style w:type="paragraph" w:styleId="685">
+  <w:style w:type="paragraph" w:styleId="785">
     <w:name w:val="Intense Quote"/>
-    <w:basedOn w:val="837"/>
-    <w:next w:val="837"/>
-    <w:link w:val="686"/>
+    <w:basedOn w:val="937"/>
+    <w:next w:val="937"/>
+    <w:link w:val="786"/>
     <w:uiPriority w:val="30"/>
     <w:qFormat/>
     <w:pPr>
@@ -17387,18 +18477,18 @@
       <w:i/>
     </w:rPr>
   </w:style>
-  <w:style w:type="character" w:styleId="686">
+  <w:style w:type="character" w:styleId="786">
     <w:name w:val="Intense Quote Char"/>
-    <w:link w:val="685"/>
+    <w:link w:val="785"/>
     <w:uiPriority w:val="30"/>
     <w:rPr>
       <w:i/>
     </w:rPr>
   </w:style>
-  <w:style w:type="paragraph" w:styleId="687">
+  <w:style w:type="paragraph" w:styleId="787">
     <w:name w:val="Header"/>
-    <w:basedOn w:val="837"/>
-    <w:link w:val="688"/>
+    <w:basedOn w:val="937"/>
+    <w:link w:val="788"/>
     <w:uiPriority w:val="99"/>
     <w:unhideWhenUsed/>
     <w:pPr>
@@ -17409,15 +18499,15 @@
       </w:tabs>
     </w:pPr>
   </w:style>
-  <w:style w:type="character" w:styleId="688">
+  <w:style w:type="character" w:styleId="788">
     <w:name w:val="Header Char"/>
-    <w:link w:val="687"/>
+    <w:link w:val="787"/>
     <w:uiPriority w:val="99"/>
   </w:style>
-  <w:style w:type="paragraph" w:styleId="689">
+  <w:style w:type="paragraph" w:styleId="789">
     <w:name w:val="Footer"/>
-    <w:basedOn w:val="837"/>
-    <w:link w:val="690"/>
+    <w:basedOn w:val="937"/>
+    <w:link w:val="790"/>
     <w:uiPriority w:val="99"/>
     <w:unhideWhenUsed/>
     <w:pPr>
@@ -17428,16 +18518,16 @@
       </w:tabs>
     </w:pPr>
   </w:style>
-  <w:style w:type="character" w:styleId="690">
+  <w:style w:type="character" w:styleId="790">
     <w:name w:val="Footer Char"/>
-    <w:link w:val="689"/>
+    <w:link w:val="789"/>
     <w:uiPriority w:val="99"/>
   </w:style>
-  <w:style w:type="paragraph" w:styleId="691">
+  <w:style w:type="paragraph" w:styleId="791">
     <w:name w:val="Caption"/>
-    <w:basedOn w:val="837"/>
-    <w:next w:val="837"/>
-    <w:link w:val="692"/>
+    <w:basedOn w:val="937"/>
+    <w:next w:val="937"/>
+    <w:link w:val="792"/>
     <w:uiPriority w:val="35"/>
     <w:semiHidden/>
     <w:unhideWhenUsed/>
@@ -17453,9 +18543,9 @@
       <w:szCs w:val="18"/>
     </w:rPr>
   </w:style>
-  <w:style w:type="character" w:styleId="692">
+  <w:style w:type="character" w:styleId="792">
     <w:name w:val="Caption Char"/>
-    <w:link w:val="691"/>
+    <w:link w:val="791"/>
     <w:uiPriority w:val="35"/>
     <w:rPr>
       <w:b/>
@@ -17465,9 +18555,9 @@
       <w:szCs w:val="18"/>
     </w:rPr>
   </w:style>
-  <w:style w:type="table" w:styleId="693">
+  <w:style w:type="table" w:styleId="793">
     <w:name w:val="Table Grid"/>
-    <w:basedOn w:val="838"/>
+    <w:basedOn w:val="938"/>
     <w:uiPriority w:val="59"/>
     <w:pPr>
       <w:spacing w:after="0" w:line="240" w:lineRule="auto"/>
@@ -17490,9 +18580,9 @@
       </w:tblCellMar>
     </w:tblPr>
   </w:style>
-  <w:style w:type="table" w:styleId="694">
+  <w:style w:type="table" w:styleId="794">
     <w:name w:val="Table Grid Light"/>
-    <w:basedOn w:val="838"/>
+    <w:basedOn w:val="938"/>
     <w:uiPriority w:val="59"/>
     <w:pPr>
       <w:spacing w:after="0" w:line="240" w:lineRule="auto"/>
@@ -17515,9 +18605,9 @@
       </w:tblCellMar>
     </w:tblPr>
   </w:style>
-  <w:style w:type="table" w:styleId="695">
+  <w:style w:type="table" w:styleId="795">
     <w:name w:val="Plain Table 1"/>
-    <w:basedOn w:val="838"/>
+    <w:basedOn w:val="938"/>
     <w:uiPriority w:val="59"/>
     <w:pPr>
       <w:spacing w:after="0" w:line="240" w:lineRule="auto"/>
@@ -17582,9 +18672,9 @@
       </w:rPr>
     </w:tblStylePr>
   </w:style>
-  <w:style w:type="table" w:styleId="696">
+  <w:style w:type="table" w:styleId="796">
     <w:name w:val="Plain Table 2"/>
-    <w:basedOn w:val="838"/>
+    <w:basedOn w:val="938"/>
     <w:uiPriority w:val="59"/>
     <w:pPr>
       <w:spacing w:after="0" w:line="240" w:lineRule="auto"/>
@@ -17667,9 +18757,9 @@
       </w:rPr>
     </w:tblStylePr>
   </w:style>
-  <w:style w:type="table" w:styleId="697">
+  <w:style w:type="table" w:styleId="797">
     <w:name w:val="Plain Table 3"/>
-    <w:basedOn w:val="838"/>
+    <w:basedOn w:val="938"/>
     <w:uiPriority w:val="99"/>
     <w:pPr>
       <w:spacing w:after="0" w:line="240" w:lineRule="auto"/>
@@ -17744,9 +18834,9 @@
       </w:rPr>
     </w:tblStylePr>
   </w:style>
-  <w:style w:type="table" w:styleId="698">
+  <w:style w:type="table" w:styleId="798">
     <w:name w:val="Plain Table 4"/>
-    <w:basedOn w:val="838"/>
+    <w:basedOn w:val="938"/>
     <w:uiPriority w:val="99"/>
     <w:pPr>
       <w:spacing w:after="0" w:line="240" w:lineRule="auto"/>
@@ -17801,9 +18891,9 @@
       </w:rPr>
     </w:tblStylePr>
   </w:style>
-  <w:style w:type="table" w:styleId="699">
+  <w:style w:type="table" w:styleId="799">
     <w:name w:val="Plain Table 5"/>
-    <w:basedOn w:val="838"/>
+    <w:basedOn w:val="938"/>
     <w:uiPriority w:val="99"/>
     <w:pPr>
       <w:spacing w:after="0" w:line="240" w:lineRule="auto"/>
@@ -17889,9 +18979,9 @@
       </w:tcPr>
     </w:tblStylePr>
   </w:style>
-  <w:style w:type="table" w:styleId="700">
+  <w:style w:type="table" w:styleId="800">
     <w:name w:val="Grid Table 1 Light"/>
-    <w:basedOn w:val="838"/>
+    <w:basedOn w:val="938"/>
     <w:uiPriority w:val="99"/>
     <w:pPr>
       <w:spacing w:after="0" w:line="240" w:lineRule="auto"/>
@@ -17954,9 +19044,9 @@
       </w:rPr>
     </w:tblStylePr>
   </w:style>
-  <w:style w:type="table" w:styleId="701">
+  <w:style w:type="table" w:styleId="801">
     <w:name w:val="Grid Table 1 Light - Accent 1"/>
-    <w:basedOn w:val="838"/>
+    <w:basedOn w:val="938"/>
     <w:uiPriority w:val="99"/>
     <w:pPr>
       <w:spacing w:after="0" w:line="240" w:lineRule="auto"/>
@@ -18019,9 +19109,9 @@
       </w:rPr>
     </w:tblStylePr>
   </w:style>
-  <w:style w:type="table" w:styleId="702">
+  <w:style w:type="table" w:styleId="802">
     <w:name w:val="Grid Table 1 Light - Accent 2"/>
-    <w:basedOn w:val="838"/>
+    <w:basedOn w:val="938"/>
     <w:uiPriority w:val="99"/>
     <w:pPr>
       <w:spacing w:after="0" w:line="240" w:lineRule="auto"/>
@@ -18084,9 +19174,9 @@
       </w:rPr>
     </w:tblStylePr>
   </w:style>
-  <w:style w:type="table" w:styleId="703">
+  <w:style w:type="table" w:styleId="803">
     <w:name w:val="Grid Table 1 Light - Accent 3"/>
-    <w:basedOn w:val="838"/>
+    <w:basedOn w:val="938"/>
     <w:uiPriority w:val="99"/>
     <w:pPr>
       <w:spacing w:after="0" w:line="240" w:lineRule="auto"/>
@@ -18149,9 +19239,9 @@
       </w:rPr>
     </w:tblStylePr>
   </w:style>
-  <w:style w:type="table" w:styleId="704">
+  <w:style w:type="table" w:styleId="804">
     <w:name w:val="Grid Table 1 Light - Accent 4"/>
-    <w:basedOn w:val="838"/>
+    <w:basedOn w:val="938"/>
     <w:uiPriority w:val="99"/>
     <w:pPr>
       <w:spacing w:after="0" w:line="240" w:lineRule="auto"/>
@@ -18214,9 +19304,9 @@
       </w:rPr>
     </w:tblStylePr>
   </w:style>
-  <w:style w:type="table" w:styleId="705">
+  <w:style w:type="table" w:styleId="805">
     <w:name w:val="Grid Table 1 Light - Accent 5"/>
-    <w:basedOn w:val="838"/>
+    <w:basedOn w:val="938"/>
     <w:uiPriority w:val="99"/>
     <w:pPr>
       <w:spacing w:after="0" w:line="240" w:lineRule="auto"/>
@@ -18279,9 +19369,9 @@
       </w:rPr>
     </w:tblStylePr>
   </w:style>
-  <w:style w:type="table" w:styleId="706">
+  <w:style w:type="table" w:styleId="806">
     <w:name w:val="Grid Table 1 Light - Accent 6"/>
-    <w:basedOn w:val="838"/>
+    <w:basedOn w:val="938"/>
     <w:uiPriority w:val="99"/>
     <w:pPr>
       <w:spacing w:after="0" w:line="240" w:lineRule="auto"/>
@@ -18344,9 +19434,9 @@
       </w:rPr>
     </w:tblStylePr>
   </w:style>
-  <w:style w:type="table" w:styleId="707">
+  <w:style w:type="table" w:styleId="807">
     <w:name w:val="Grid Table 2"/>
-    <w:basedOn w:val="838"/>
+    <w:basedOn w:val="938"/>
     <w:uiPriority w:val="99"/>
     <w:pPr>
       <w:spacing w:after="0" w:line="240" w:lineRule="auto"/>
@@ -18424,9 +19514,9 @@
       </w:tcPr>
     </w:tblStylePr>
   </w:style>
-  <w:style w:type="table" w:styleId="708">
+  <w:style w:type="table" w:styleId="808">
     <w:name w:val="Grid Table 2 - Accent 1"/>
-    <w:basedOn w:val="838"/>
+    <w:basedOn w:val="938"/>
     <w:uiPriority w:val="99"/>
     <w:pPr>
       <w:spacing w:after="0" w:line="240" w:lineRule="auto"/>
@@ -18504,9 +19594,9 @@
       </w:tcPr>
     </w:tblStylePr>
   </w:style>
-  <w:style w:type="table" w:styleId="709">
+  <w:style w:type="table" w:styleId="809">
     <w:name w:val="Grid Table 2 - Accent 2"/>
-    <w:basedOn w:val="838"/>
+    <w:basedOn w:val="938"/>
     <w:uiPriority w:val="99"/>
     <w:pPr>
       <w:spacing w:after="0" w:line="240" w:lineRule="auto"/>
@@ -18584,9 +19674,9 @@
       </w:tcPr>
     </w:tblStylePr>
   </w:style>
-  <w:style w:type="table" w:styleId="710">
+  <w:style w:type="table" w:styleId="810">
     <w:name w:val="Grid Table 2 - Accent 3"/>
-    <w:basedOn w:val="838"/>
+    <w:basedOn w:val="938"/>
     <w:uiPriority w:val="99"/>
     <w:pPr>
       <w:spacing w:after="0" w:line="240" w:lineRule="auto"/>
@@ -18664,9 +19754,9 @@
       </w:tcPr>
     </w:tblStylePr>
   </w:style>
-  <w:style w:type="table" w:styleId="711">
+  <w:style w:type="table" w:styleId="811">
     <w:name w:val="Grid Table 2 - Accent 4"/>
-    <w:basedOn w:val="838"/>
+    <w:basedOn w:val="938"/>
     <w:uiPriority w:val="99"/>
     <w:pPr>
       <w:spacing w:after="0" w:line="240" w:lineRule="auto"/>
@@ -18744,9 +19834,9 @@
       </w:tcPr>
     </w:tblStylePr>
   </w:style>
-  <w:style w:type="table" w:styleId="712">
+  <w:style w:type="table" w:styleId="812">
     <w:name w:val="Grid Table 2 - Accent 5"/>
-    <w:basedOn w:val="838"/>
+    <w:basedOn w:val="938"/>
     <w:uiPriority w:val="99"/>
     <w:pPr>
       <w:spacing w:after="0" w:line="240" w:lineRule="auto"/>
@@ -18824,9 +19914,9 @@
       </w:tcPr>
     </w:tblStylePr>
   </w:style>
-  <w:style w:type="table" w:styleId="713">
+  <w:style w:type="table" w:styleId="813">
     <w:name w:val="Grid Table 2 - Accent 6"/>
-    <w:basedOn w:val="838"/>
+    <w:basedOn w:val="938"/>
     <w:uiPriority w:val="99"/>
     <w:pPr>
       <w:spacing w:after="0" w:line="240" w:lineRule="auto"/>
@@ -18904,9 +19994,9 @@
       </w:tcPr>
     </w:tblStylePr>
   </w:style>
-  <w:style w:type="table" w:styleId="714">
+  <w:style w:type="table" w:styleId="814">
     <w:name w:val="Grid Table 3"/>
-    <w:basedOn w:val="838"/>
+    <w:basedOn w:val="938"/>
     <w:uiPriority w:val="99"/>
     <w:pPr>
       <w:spacing w:after="0" w:line="240" w:lineRule="auto"/>
@@ -19005,9 +20095,9 @@
       </w:tcPr>
     </w:tblStylePr>
   </w:style>
-  <w:style w:type="table" w:styleId="715">
+  <w:style w:type="table" w:styleId="815">
     <w:name w:val="Grid Table 3 - Accent 1"/>
-    <w:basedOn w:val="838"/>
+    <w:basedOn w:val="938"/>
     <w:uiPriority w:val="99"/>
     <w:pPr>
       <w:spacing w:after="0" w:line="240" w:lineRule="auto"/>
@@ -19106,9 +20196,9 @@
       </w:tcPr>
     </w:tblStylePr>
   </w:style>
-  <w:style w:type="table" w:styleId="716">
+  <w:style w:type="table" w:styleId="816">
     <w:name w:val="Grid Table 3 - Accent 2"/>
-    <w:basedOn w:val="838"/>
+    <w:basedOn w:val="938"/>
     <w:uiPriority w:val="99"/>
     <w:pPr>
       <w:spacing w:after="0" w:line="240" w:lineRule="auto"/>
@@ -19207,9 +20297,9 @@
       </w:tcPr>
     </w:tblStylePr>
   </w:style>
-  <w:style w:type="table" w:styleId="717">
+  <w:style w:type="table" w:styleId="817">
     <w:name w:val="Grid Table 3 - Accent 3"/>
-    <w:basedOn w:val="838"/>
+    <w:basedOn w:val="938"/>
     <w:uiPriority w:val="99"/>
     <w:pPr>
       <w:spacing w:after="0" w:line="240" w:lineRule="auto"/>
@@ -19308,9 +20398,9 @@
       </w:tcPr>
     </w:tblStylePr>
   </w:style>
-  <w:style w:type="table" w:styleId="718">
+  <w:style w:type="table" w:styleId="818">
     <w:name w:val="Grid Table 3 - Accent 4"/>
-    <w:basedOn w:val="838"/>
+    <w:basedOn w:val="938"/>
     <w:uiPriority w:val="99"/>
     <w:pPr>
       <w:spacing w:after="0" w:line="240" w:lineRule="auto"/>
@@ -19409,9 +20499,9 @@
       </w:tcPr>
     </w:tblStylePr>
   </w:style>
-  <w:style w:type="table" w:styleId="719">
+  <w:style w:type="table" w:styleId="819">
     <w:name w:val="Grid Table 3 - Accent 5"/>
-    <w:basedOn w:val="838"/>
+    <w:basedOn w:val="938"/>
     <w:uiPriority w:val="99"/>
     <w:pPr>
       <w:spacing w:after="0" w:line="240" w:lineRule="auto"/>
@@ -19510,9 +20600,9 @@
       </w:tcPr>
     </w:tblStylePr>
   </w:style>
-  <w:style w:type="table" w:styleId="720">
+  <w:style w:type="table" w:styleId="820">
     <w:name w:val="Grid Table 3 - Accent 6"/>
-    <w:basedOn w:val="838"/>
+    <w:basedOn w:val="938"/>
     <w:uiPriority w:val="99"/>
     <w:pPr>
       <w:spacing w:after="0" w:line="240" w:lineRule="auto"/>
@@ -19611,9 +20701,9 @@
       </w:tcPr>
     </w:tblStylePr>
   </w:style>
-  <w:style w:type="table" w:styleId="721">
+  <w:style w:type="table" w:styleId="821">
     <w:name w:val="Grid Table 4"/>
-    <w:basedOn w:val="838"/>
+    <w:basedOn w:val="938"/>
     <w:uiPriority w:val="59"/>
     <w:pPr>
       <w:spacing w:after="0" w:line="240" w:lineRule="auto"/>
@@ -19692,9 +20782,9 @@
       </w:tcPr>
     </w:tblStylePr>
   </w:style>
-  <w:style w:type="table" w:styleId="722">
+  <w:style w:type="table" w:styleId="822">
     <w:name w:val="Grid Table 4 - Accent 1"/>
-    <w:basedOn w:val="838"/>
+    <w:basedOn w:val="938"/>
     <w:uiPriority w:val="59"/>
     <w:pPr>
       <w:spacing w:after="0" w:line="240" w:lineRule="auto"/>
@@ -19773,9 +20863,9 @@
       </w:tcPr>
     </w:tblStylePr>
   </w:style>
-  <w:style w:type="table" w:styleId="723">
+  <w:style w:type="table" w:styleId="823">
     <w:name w:val="Grid Table 4 - Accent 2"/>
-    <w:basedOn w:val="838"/>
+    <w:basedOn w:val="938"/>
     <w:uiPriority w:val="59"/>
     <w:pPr>
       <w:spacing w:after="0" w:line="240" w:lineRule="auto"/>
@@ -19854,9 +20944,9 @@
       </w:tcPr>
     </w:tblStylePr>
   </w:style>
-  <w:style w:type="table" w:styleId="724">
+  <w:style w:type="table" w:styleId="824">
     <w:name w:val="Grid Table 4 - Accent 3"/>
-    <w:basedOn w:val="838"/>
+    <w:basedOn w:val="938"/>
     <w:uiPriority w:val="59"/>
     <w:pPr>
       <w:spacing w:after="0" w:line="240" w:lineRule="auto"/>
@@ -19935,9 +21025,9 @@
       </w:tcPr>
     </w:tblStylePr>
   </w:style>
-  <w:style w:type="table" w:styleId="725">
+  <w:style w:type="table" w:styleId="825">
     <w:name w:val="Grid Table 4 - Accent 4"/>
-    <w:basedOn w:val="838"/>
+    <w:basedOn w:val="938"/>
     <w:uiPriority w:val="59"/>
     <w:pPr>
       <w:spacing w:after="0" w:line="240" w:lineRule="auto"/>
@@ -20016,9 +21106,9 @@
       </w:tcPr>
     </w:tblStylePr>
   </w:style>
-  <w:style w:type="table" w:styleId="726">
+  <w:style w:type="table" w:styleId="826">
     <w:name w:val="Grid Table 4 - Accent 5"/>
-    <w:basedOn w:val="838"/>
+    <w:basedOn w:val="938"/>
     <w:uiPriority w:val="59"/>
     <w:pPr>
       <w:spacing w:after="0" w:line="240" w:lineRule="auto"/>
@@ -20097,9 +21187,9 @@
       </w:tcPr>
     </w:tblStylePr>
   </w:style>
-  <w:style w:type="table" w:styleId="727">
+  <w:style w:type="table" w:styleId="827">
     <w:name w:val="Grid Table 4 - Accent 6"/>
-    <w:basedOn w:val="838"/>
+    <w:basedOn w:val="938"/>
     <w:uiPriority w:val="59"/>
     <w:pPr>
       <w:spacing w:after="0" w:line="240" w:lineRule="auto"/>
@@ -20178,9 +21268,9 @@
       </w:tcPr>
     </w:tblStylePr>
   </w:style>
-  <w:style w:type="table" w:styleId="728">
+  <w:style w:type="table" w:styleId="828">
     <w:name w:val="Grid Table 5 Dark"/>
-    <w:basedOn w:val="838"/>
+    <w:basedOn w:val="938"/>
     <w:uiPriority w:val="99"/>
     <w:pPr>
       <w:spacing w:after="0" w:line="240" w:lineRule="auto"/>
@@ -20257,9 +21347,9 @@
       </w:tcPr>
     </w:tblStylePr>
   </w:style>
-  <w:style w:type="table" w:styleId="729">
+  <w:style w:type="table" w:styleId="829">
     <w:name w:val="Grid Table 5 Dark- Accent 1"/>
-    <w:basedOn w:val="838"/>
+    <w:basedOn w:val="938"/>
     <w:uiPriority w:val="99"/>
     <w:pPr>
       <w:spacing w:after="0" w:line="240" w:lineRule="auto"/>
@@ -20336,9 +21426,9 @@
       </w:tcPr>
     </w:tblStylePr>
   </w:style>
-  <w:style w:type="table" w:styleId="730">
+  <w:style w:type="table" w:styleId="830">
     <w:name w:val="Grid Table 5 Dark - Accent 2"/>
-    <w:basedOn w:val="838"/>
+    <w:basedOn w:val="938"/>
     <w:uiPriority w:val="99"/>
     <w:pPr>
       <w:spacing w:after="0" w:line="240" w:lineRule="auto"/>
@@ -20415,9 +21505,9 @@
       </w:tcPr>
     </w:tblStylePr>
   </w:style>
-  <w:style w:type="table" w:styleId="731">
+  <w:style w:type="table" w:styleId="831">
     <w:name w:val="Grid Table 5 Dark - Accent 3"/>
-    <w:basedOn w:val="838"/>
+    <w:basedOn w:val="938"/>
     <w:uiPriority w:val="99"/>
     <w:pPr>
       <w:spacing w:after="0" w:line="240" w:lineRule="auto"/>
@@ -20494,9 +21584,9 @@
       </w:tcPr>
     </w:tblStylePr>
   </w:style>
-  <w:style w:type="table" w:styleId="732">
+  <w:style w:type="table" w:styleId="832">
     <w:name w:val="Grid Table 5 Dark- Accent 4"/>
-    <w:basedOn w:val="838"/>
+    <w:basedOn w:val="938"/>
     <w:uiPriority w:val="99"/>
     <w:pPr>
       <w:spacing w:after="0" w:line="240" w:lineRule="auto"/>
@@ -20573,9 +21663,9 @@
       </w:tcPr>
     </w:tblStylePr>
   </w:style>
-  <w:style w:type="table" w:styleId="733">
+  <w:style w:type="table" w:styleId="833">
     <w:name w:val="Grid Table 5 Dark - Accent 5"/>
-    <w:basedOn w:val="838"/>
+    <w:basedOn w:val="938"/>
     <w:uiPriority w:val="99"/>
     <w:pPr>
       <w:spacing w:after="0" w:line="240" w:lineRule="auto"/>
@@ -20652,9 +21742,9 @@
       </w:tcPr>
     </w:tblStylePr>
   </w:style>
-  <w:style w:type="table" w:styleId="734">
+  <w:style w:type="table" w:styleId="834">
     <w:name w:val="Grid Table 5 Dark - Accent 6"/>
-    <w:basedOn w:val="838"/>
+    <w:basedOn w:val="938"/>
     <w:uiPriority w:val="99"/>
     <w:pPr>
       <w:spacing w:after="0" w:line="240" w:lineRule="auto"/>
@@ -20731,9 +21821,9 @@
       </w:tcPr>
     </w:tblStylePr>
   </w:style>
-  <w:style w:type="table" w:styleId="735">
+  <w:style w:type="table" w:styleId="835">
     <w:name w:val="Grid Table 6 Colorful"/>
-    <w:basedOn w:val="838"/>
+    <w:basedOn w:val="938"/>
     <w:uiPriority w:val="99"/>
     <w:pPr>
       <w:spacing w:after="0" w:line="240" w:lineRule="auto"/>
@@ -20810,9 +21900,9 @@
       </w:rPr>
     </w:tblStylePr>
   </w:style>
-  <w:style w:type="table" w:styleId="736">
+  <w:style w:type="table" w:styleId="836">
     <w:name w:val="Grid Table 6 Colorful - Accent 1"/>
-    <w:basedOn w:val="838"/>
+    <w:basedOn w:val="938"/>
     <w:uiPriority w:val="99"/>
     <w:pPr>
       <w:spacing w:after="0" w:line="240" w:lineRule="auto"/>
@@ -20889,9 +21979,9 @@
       </w:rPr>
     </w:tblStylePr>
   </w:style>
-  <w:style w:type="table" w:styleId="737">
+  <w:style w:type="table" w:styleId="837">
     <w:name w:val="Grid Table 6 Colorful - Accent 2"/>
-    <w:basedOn w:val="838"/>
+    <w:basedOn w:val="938"/>
     <w:uiPriority w:val="99"/>
     <w:pPr>
       <w:spacing w:after="0" w:line="240" w:lineRule="auto"/>
@@ -20968,9 +22058,9 @@
       </w:rPr>
     </w:tblStylePr>
   </w:style>
-  <w:style w:type="table" w:styleId="738">
+  <w:style w:type="table" w:styleId="838">
     <w:name w:val="Grid Table 6 Colorful - Accent 3"/>
-    <w:basedOn w:val="838"/>
+    <w:basedOn w:val="938"/>
     <w:uiPriority w:val="99"/>
     <w:pPr>
       <w:spacing w:after="0" w:line="240" w:lineRule="auto"/>
@@ -21047,9 +22137,9 @@
       </w:rPr>
     </w:tblStylePr>
   </w:style>
-  <w:style w:type="table" w:styleId="739">
+  <w:style w:type="table" w:styleId="839">
     <w:name w:val="Grid Table 6 Colorful - Accent 4"/>
-    <w:basedOn w:val="838"/>
+    <w:basedOn w:val="938"/>
     <w:uiPriority w:val="99"/>
     <w:pPr>
       <w:spacing w:after="0" w:line="240" w:lineRule="auto"/>
@@ -21126,9 +22216,9 @@
       </w:rPr>
     </w:tblStylePr>
   </w:style>
-  <w:style w:type="table" w:styleId="740">
+  <w:style w:type="table" w:styleId="840">
     <w:name w:val="Grid Table 6 Colorful - Accent 5"/>
-    <w:basedOn w:val="838"/>
+    <w:basedOn w:val="938"/>
     <w:uiPriority w:val="99"/>
     <w:pPr>
       <w:spacing w:after="0" w:line="240" w:lineRule="auto"/>
@@ -21205,9 +22295,9 @@
       </w:rPr>
     </w:tblStylePr>
   </w:style>
-  <w:style w:type="table" w:styleId="741">
+  <w:style w:type="table" w:styleId="841">
     <w:name w:val="Grid Table 6 Colorful - Accent 6"/>
-    <w:basedOn w:val="838"/>
+    <w:basedOn w:val="938"/>
     <w:uiPriority w:val="99"/>
     <w:pPr>
       <w:spacing w:after="0" w:line="240" w:lineRule="auto"/>
@@ -21284,9 +22374,9 @@
       </w:rPr>
     </w:tblStylePr>
   </w:style>
-  <w:style w:type="table" w:styleId="742">
+  <w:style w:type="table" w:styleId="842">
     <w:name w:val="Grid Table 7 Colorful"/>
-    <w:basedOn w:val="838"/>
+    <w:basedOn w:val="938"/>
     <w:uiPriority w:val="99"/>
     <w:pPr>
       <w:spacing w:after="0" w:line="240" w:lineRule="auto"/>
@@ -21396,9 +22486,9 @@
       </w:tcPr>
     </w:tblStylePr>
   </w:style>
-  <w:style w:type="table" w:styleId="743">
+  <w:style w:type="table" w:styleId="843">
     <w:name w:val="Grid Table 7 Colorful - Accent 1"/>
-    <w:basedOn w:val="838"/>
+    <w:basedOn w:val="938"/>
     <w:uiPriority w:val="99"/>
     <w:pPr>
       <w:spacing w:after="0" w:line="240" w:lineRule="auto"/>
@@ -21508,9 +22598,9 @@
       </w:tcPr>
     </w:tblStylePr>
   </w:style>
-  <w:style w:type="table" w:styleId="744">
+  <w:style w:type="table" w:styleId="844">
     <w:name w:val="Grid Table 7 Colorful - Accent 2"/>
-    <w:basedOn w:val="838"/>
+    <w:basedOn w:val="938"/>
     <w:uiPriority w:val="99"/>
     <w:pPr>
       <w:spacing w:after="0" w:line="240" w:lineRule="auto"/>
@@ -21620,9 +22710,9 @@
       </w:tcPr>
     </w:tblStylePr>
   </w:style>
-  <w:style w:type="table" w:styleId="745">
+  <w:style w:type="table" w:styleId="845">
     <w:name w:val="Grid Table 7 Colorful - Accent 3"/>
-    <w:basedOn w:val="838"/>
+    <w:basedOn w:val="938"/>
     <w:uiPriority w:val="99"/>
     <w:pPr>
       <w:spacing w:after="0" w:line="240" w:lineRule="auto"/>
@@ -21732,9 +22822,9 @@
       </w:tcPr>
     </w:tblStylePr>
   </w:style>
-  <w:style w:type="table" w:styleId="746">
+  <w:style w:type="table" w:styleId="846">
     <w:name w:val="Grid Table 7 Colorful - Accent 4"/>
-    <w:basedOn w:val="838"/>
+    <w:basedOn w:val="938"/>
     <w:uiPriority w:val="99"/>
     <w:pPr>
       <w:spacing w:after="0" w:line="240" w:lineRule="auto"/>
@@ -21844,9 +22934,9 @@
       </w:tcPr>
     </w:tblStylePr>
   </w:style>
-  <w:style w:type="table" w:styleId="747">
+  <w:style w:type="table" w:styleId="847">
     <w:name w:val="Grid Table 7 Colorful - Accent 5"/>
-    <w:basedOn w:val="838"/>
+    <w:basedOn w:val="938"/>
     <w:uiPriority w:val="99"/>
     <w:pPr>
       <w:spacing w:after="0" w:line="240" w:lineRule="auto"/>
@@ -21956,9 +23046,9 @@
       </w:tcPr>
     </w:tblStylePr>
   </w:style>
-  <w:style w:type="table" w:styleId="748">
+  <w:style w:type="table" w:styleId="848">
     <w:name w:val="Grid Table 7 Colorful - Accent 6"/>
-    <w:basedOn w:val="838"/>
+    <w:basedOn w:val="938"/>
     <w:uiPriority w:val="99"/>
     <w:pPr>
       <w:spacing w:after="0" w:line="240" w:lineRule="auto"/>
@@ -22068,9 +23158,9 @@
       </w:tcPr>
     </w:tblStylePr>
   </w:style>
-  <w:style w:type="table" w:styleId="749">
+  <w:style w:type="table" w:styleId="849">
     <w:name w:val="List Table 1 Light"/>
-    <w:basedOn w:val="838"/>
+    <w:basedOn w:val="938"/>
     <w:uiPriority w:val="99"/>
     <w:pPr>
       <w:spacing w:after="0" w:line="240" w:lineRule="auto"/>
@@ -22131,9 +23221,9 @@
       </w:tcPr>
     </w:tblStylePr>
   </w:style>
-  <w:style w:type="table" w:styleId="750">
+  <w:style w:type="table" w:styleId="850">
     <w:name w:val="List Table 1 Light - Accent 1"/>
-    <w:basedOn w:val="838"/>
+    <w:basedOn w:val="938"/>
     <w:uiPriority w:val="99"/>
     <w:pPr>
       <w:spacing w:after="0" w:line="240" w:lineRule="auto"/>
@@ -22194,9 +23284,9 @@
       </w:tcPr>
     </w:tblStylePr>
   </w:style>
-  <w:style w:type="table" w:styleId="751">
+  <w:style w:type="table" w:styleId="851">
     <w:name w:val="List Table 1 Light - Accent 2"/>
-    <w:basedOn w:val="838"/>
+    <w:basedOn w:val="938"/>
     <w:uiPriority w:val="99"/>
     <w:pPr>
       <w:spacing w:after="0" w:line="240" w:lineRule="auto"/>
@@ -22257,9 +23347,9 @@
       </w:tcPr>
     </w:tblStylePr>
   </w:style>
-  <w:style w:type="table" w:styleId="752">
+  <w:style w:type="table" w:styleId="852">
     <w:name w:val="List Table 1 Light - Accent 3"/>
-    <w:basedOn w:val="838"/>
+    <w:basedOn w:val="938"/>
     <w:uiPriority w:val="99"/>
     <w:pPr>
       <w:spacing w:after="0" w:line="240" w:lineRule="auto"/>
@@ -22320,9 +23410,9 @@
       </w:tcPr>
     </w:tblStylePr>
   </w:style>
-  <w:style w:type="table" w:styleId="753">
+  <w:style w:type="table" w:styleId="853">
     <w:name w:val="List Table 1 Light - Accent 4"/>
-    <w:basedOn w:val="838"/>
+    <w:basedOn w:val="938"/>
     <w:uiPriority w:val="99"/>
     <w:pPr>
       <w:spacing w:after="0" w:line="240" w:lineRule="auto"/>
@@ -22383,9 +23473,9 @@
       </w:tcPr>
     </w:tblStylePr>
   </w:style>
-  <w:style w:type="table" w:styleId="754">
+  <w:style w:type="table" w:styleId="854">
     <w:name w:val="List Table 1 Light - Accent 5"/>
-    <w:basedOn w:val="838"/>
+    <w:basedOn w:val="938"/>
     <w:uiPriority w:val="99"/>
     <w:pPr>
       <w:spacing w:after="0" w:line="240" w:lineRule="auto"/>
@@ -22446,9 +23536,9 @@
       </w:tcPr>
     </w:tblStylePr>
   </w:style>
-  <w:style w:type="table" w:styleId="755">
+  <w:style w:type="table" w:styleId="855">
     <w:name w:val="List Table 1 Light - Accent 6"/>
-    <w:basedOn w:val="838"/>
+    <w:basedOn w:val="938"/>
     <w:uiPriority w:val="99"/>
     <w:pPr>
       <w:spacing w:after="0" w:line="240" w:lineRule="auto"/>
@@ -22509,9 +23599,9 @@
       </w:tcPr>
     </w:tblStylePr>
   </w:style>
-  <w:style w:type="table" w:styleId="756">
+  <w:style w:type="table" w:styleId="856">
     <w:name w:val="List Table 2"/>
-    <w:basedOn w:val="838"/>
+    <w:basedOn w:val="938"/>
     <w:uiPriority w:val="99"/>
     <w:pPr>
       <w:spacing w:after="0" w:line="240" w:lineRule="auto"/>
@@ -22595,9 +23685,9 @@
       </w:tcPr>
     </w:tblStylePr>
   </w:style>
-  <w:style w:type="table" w:styleId="757">
+  <w:style w:type="table" w:styleId="857">
     <w:name w:val="List Table 2 - Accent 1"/>
-    <w:basedOn w:val="838"/>
+    <w:basedOn w:val="938"/>
     <w:uiPriority w:val="99"/>
     <w:pPr>
       <w:spacing w:after="0" w:line="240" w:lineRule="auto"/>
@@ -22681,9 +23771,9 @@
       </w:tcPr>
     </w:tblStylePr>
   </w:style>
-  <w:style w:type="table" w:styleId="758">
+  <w:style w:type="table" w:styleId="858">
     <w:name w:val="List Table 2 - Accent 2"/>
-    <w:basedOn w:val="838"/>
+    <w:basedOn w:val="938"/>
     <w:uiPriority w:val="99"/>
     <w:pPr>
       <w:spacing w:after="0" w:line="240" w:lineRule="auto"/>
@@ -22767,9 +23857,9 @@
       </w:tcPr>
     </w:tblStylePr>
   </w:style>
-  <w:style w:type="table" w:styleId="759">
+  <w:style w:type="table" w:styleId="859">
     <w:name w:val="List Table 2 - Accent 3"/>
-    <w:basedOn w:val="838"/>
+    <w:basedOn w:val="938"/>
     <w:uiPriority w:val="99"/>
     <w:pPr>
       <w:spacing w:after="0" w:line="240" w:lineRule="auto"/>
@@ -22853,9 +23943,9 @@
       </w:tcPr>
     </w:tblStylePr>
   </w:style>
-  <w:style w:type="table" w:styleId="760">
+  <w:style w:type="table" w:styleId="860">
     <w:name w:val="List Table 2 - Accent 4"/>
-    <w:basedOn w:val="838"/>
+    <w:basedOn w:val="938"/>
     <w:uiPriority w:val="99"/>
     <w:pPr>
       <w:spacing w:after="0" w:line="240" w:lineRule="auto"/>
@@ -22939,9 +24029,9 @@
       </w:tcPr>
     </w:tblStylePr>
   </w:style>
-  <w:style w:type="table" w:styleId="761">
+  <w:style w:type="table" w:styleId="861">
     <w:name w:val="List Table 2 - Accent 5"/>
-    <w:basedOn w:val="838"/>
+    <w:basedOn w:val="938"/>
     <w:uiPriority w:val="99"/>
     <w:pPr>
       <w:spacing w:after="0" w:line="240" w:lineRule="auto"/>
@@ -23025,9 +24115,9 @@
       </w:tcPr>
     </w:tblStylePr>
   </w:style>
-  <w:style w:type="table" w:styleId="762">
+  <w:style w:type="table" w:styleId="862">
     <w:name w:val="List Table 2 - Accent 6"/>
-    <w:basedOn w:val="838"/>
+    <w:basedOn w:val="938"/>
     <w:uiPriority w:val="99"/>
     <w:pPr>
       <w:spacing w:after="0" w:line="240" w:lineRule="auto"/>
@@ -23111,9 +24201,9 @@
       </w:tcPr>
     </w:tblStylePr>
   </w:style>
-  <w:style w:type="table" w:styleId="763">
+  <w:style w:type="table" w:styleId="863">
     <w:name w:val="List Table 3"/>
-    <w:basedOn w:val="838"/>
+    <w:basedOn w:val="938"/>
     <w:uiPriority w:val="99"/>
     <w:pPr>
       <w:spacing w:after="0" w:line="240" w:lineRule="auto"/>
@@ -23185,9 +24275,9 @@
       </w:rPr>
     </w:tblStylePr>
   </w:style>
-  <w:style w:type="table" w:styleId="764">
+  <w:style w:type="table" w:styleId="864">
     <w:name w:val="List Table 3 - Accent 1"/>
-    <w:basedOn w:val="838"/>
+    <w:basedOn w:val="938"/>
     <w:uiPriority w:val="99"/>
     <w:pPr>
       <w:spacing w:after="0" w:line="240" w:lineRule="auto"/>
@@ -23259,9 +24349,9 @@
       </w:rPr>
     </w:tblStylePr>
   </w:style>
-  <w:style w:type="table" w:styleId="765">
+  <w:style w:type="table" w:styleId="865">
     <w:name w:val="List Table 3 - Accent 2"/>
-    <w:basedOn w:val="838"/>
+    <w:basedOn w:val="938"/>
     <w:uiPriority w:val="99"/>
     <w:pPr>
       <w:spacing w:after="0" w:line="240" w:lineRule="auto"/>
@@ -23333,9 +24423,9 @@
       </w:rPr>
     </w:tblStylePr>
   </w:style>
-  <w:style w:type="table" w:styleId="766">
+  <w:style w:type="table" w:styleId="866">
     <w:name w:val="List Table 3 - Accent 3"/>
-    <w:basedOn w:val="838"/>
+    <w:basedOn w:val="938"/>
     <w:uiPriority w:val="99"/>
     <w:pPr>
       <w:spacing w:after="0" w:line="240" w:lineRule="auto"/>
@@ -23407,9 +24497,9 @@
       </w:rPr>
     </w:tblStylePr>
   </w:style>
-  <w:style w:type="table" w:styleId="767">
+  <w:style w:type="table" w:styleId="867">
     <w:name w:val="List Table 3 - Accent 4"/>
-    <w:basedOn w:val="838"/>
+    <w:basedOn w:val="938"/>
     <w:uiPriority w:val="99"/>
     <w:pPr>
       <w:spacing w:after="0" w:line="240" w:lineRule="auto"/>
@@ -23481,9 +24571,9 @@
       </w:rPr>
     </w:tblStylePr>
   </w:style>
-  <w:style w:type="table" w:styleId="768">
+  <w:style w:type="table" w:styleId="868">
     <w:name w:val="List Table 3 - Accent 5"/>
-    <w:basedOn w:val="838"/>
+    <w:basedOn w:val="938"/>
     <w:uiPriority w:val="99"/>
     <w:pPr>
       <w:spacing w:after="0" w:line="240" w:lineRule="auto"/>
@@ -23555,9 +24645,9 @@
       </w:rPr>
     </w:tblStylePr>
   </w:style>
-  <w:style w:type="table" w:styleId="769">
+  <w:style w:type="table" w:styleId="869">
     <w:name w:val="List Table 3 - Accent 6"/>
-    <w:basedOn w:val="838"/>
+    <w:basedOn w:val="938"/>
     <w:uiPriority w:val="99"/>
     <w:pPr>
       <w:spacing w:after="0" w:line="240" w:lineRule="auto"/>
@@ -23629,9 +24719,9 @@
       </w:rPr>
     </w:tblStylePr>
   </w:style>
-  <w:style w:type="table" w:styleId="770">
+  <w:style w:type="table" w:styleId="870">
     <w:name w:val="List Table 4"/>
-    <w:basedOn w:val="838"/>
+    <w:basedOn w:val="938"/>
     <w:uiPriority w:val="99"/>
     <w:pPr>
       <w:spacing w:after="0" w:line="240" w:lineRule="auto"/>
@@ -23698,9 +24788,9 @@
       </w:rPr>
     </w:tblStylePr>
   </w:style>
-  <w:style w:type="table" w:styleId="771">
+  <w:style w:type="table" w:styleId="871">
     <w:name w:val="List Table 4 - Accent 1"/>
-    <w:basedOn w:val="838"/>
+    <w:basedOn w:val="938"/>
     <w:uiPriority w:val="99"/>
     <w:pPr>
       <w:spacing w:after="0" w:line="240" w:lineRule="auto"/>
@@ -23767,9 +24857,9 @@
       </w:rPr>
     </w:tblStylePr>
   </w:style>
-  <w:style w:type="table" w:styleId="772">
+  <w:style w:type="table" w:styleId="872">
     <w:name w:val="List Table 4 - Accent 2"/>
-    <w:basedOn w:val="838"/>
+    <w:basedOn w:val="938"/>
     <w:uiPriority w:val="99"/>
     <w:pPr>
       <w:spacing w:after="0" w:line="240" w:lineRule="auto"/>
@@ -23836,9 +24926,9 @@
       </w:rPr>
     </w:tblStylePr>
   </w:style>
-  <w:style w:type="table" w:styleId="773">
+  <w:style w:type="table" w:styleId="873">
     <w:name w:val="List Table 4 - Accent 3"/>
-    <w:basedOn w:val="838"/>
+    <w:basedOn w:val="938"/>
     <w:uiPriority w:val="99"/>
     <w:pPr>
       <w:spacing w:after="0" w:line="240" w:lineRule="auto"/>
@@ -23905,9 +24995,9 @@
       </w:rPr>
     </w:tblStylePr>
   </w:style>
-  <w:style w:type="table" w:styleId="774">
+  <w:style w:type="table" w:styleId="874">
     <w:name w:val="List Table 4 - Accent 4"/>
-    <w:basedOn w:val="838"/>
+    <w:basedOn w:val="938"/>
     <w:uiPriority w:val="99"/>
     <w:pPr>
       <w:spacing w:after="0" w:line="240" w:lineRule="auto"/>
@@ -23974,9 +25064,9 @@
       </w:rPr>
     </w:tblStylePr>
   </w:style>
-  <w:style w:type="table" w:styleId="775">
+  <w:style w:type="table" w:styleId="875">
     <w:name w:val="List Table 4 - Accent 5"/>
-    <w:basedOn w:val="838"/>
+    <w:basedOn w:val="938"/>
     <w:uiPriority w:val="99"/>
     <w:pPr>
       <w:spacing w:after="0" w:line="240" w:lineRule="auto"/>
@@ -24043,9 +25133,9 @@
       </w:rPr>
     </w:tblStylePr>
   </w:style>
-  <w:style w:type="table" w:styleId="776">
+  <w:style w:type="table" w:styleId="876">
     <w:name w:val="List Table 4 - Accent 6"/>
-    <w:basedOn w:val="838"/>
+    <w:basedOn w:val="938"/>
     <w:uiPriority w:val="99"/>
     <w:pPr>
       <w:spacing w:after="0" w:line="240" w:lineRule="auto"/>
@@ -24112,9 +25202,9 @@
       </w:rPr>
     </w:tblStylePr>
   </w:style>
-  <w:style w:type="table" w:styleId="777">
+  <w:style w:type="table" w:styleId="877">
     <w:name w:val="List Table 5 Dark"/>
-    <w:basedOn w:val="838"/>
+    <w:basedOn w:val="938"/>
     <w:uiPriority w:val="99"/>
     <w:pPr>
       <w:spacing w:after="0" w:line="240" w:lineRule="auto"/>
@@ -24219,9 +25309,9 @@
       </w:rPr>
     </w:tblStylePr>
   </w:style>
-  <w:style w:type="table" w:styleId="778">
+  <w:style w:type="table" w:styleId="878">
     <w:name w:val="List Table 5 Dark - Accent 1"/>
-    <w:basedOn w:val="838"/>
+    <w:basedOn w:val="938"/>
     <w:uiPriority w:val="99"/>
     <w:pPr>
       <w:spacing w:after="0" w:line="240" w:lineRule="auto"/>
@@ -24326,9 +25416,9 @@
       </w:rPr>
     </w:tblStylePr>
   </w:style>
-  <w:style w:type="table" w:styleId="779">
+  <w:style w:type="table" w:styleId="879">
     <w:name w:val="List Table 5 Dark - Accent 2"/>
-    <w:basedOn w:val="838"/>
+    <w:basedOn w:val="938"/>
     <w:uiPriority w:val="99"/>
     <w:pPr>
       <w:spacing w:after="0" w:line="240" w:lineRule="auto"/>
@@ -24433,9 +25523,9 @@
       </w:rPr>
     </w:tblStylePr>
   </w:style>
-  <w:style w:type="table" w:styleId="780">
+  <w:style w:type="table" w:styleId="880">
     <w:name w:val="List Table 5 Dark - Accent 3"/>
-    <w:basedOn w:val="838"/>
+    <w:basedOn w:val="938"/>
     <w:uiPriority w:val="99"/>
     <w:pPr>
       <w:spacing w:after="0" w:line="240" w:lineRule="auto"/>
@@ -24540,9 +25630,9 @@
       </w:rPr>
     </w:tblStylePr>
   </w:style>
-  <w:style w:type="table" w:styleId="781">
+  <w:style w:type="table" w:styleId="881">
     <w:name w:val="List Table 5 Dark - Accent 4"/>
-    <w:basedOn w:val="838"/>
+    <w:basedOn w:val="938"/>
     <w:uiPriority w:val="99"/>
     <w:pPr>
       <w:spacing w:after="0" w:line="240" w:lineRule="auto"/>
@@ -24647,9 +25737,9 @@
       </w:rPr>
     </w:tblStylePr>
   </w:style>
-  <w:style w:type="table" w:styleId="782">
+  <w:style w:type="table" w:styleId="882">
     <w:name w:val="List Table 5 Dark - Accent 5"/>
-    <w:basedOn w:val="838"/>
+    <w:basedOn w:val="938"/>
     <w:uiPriority w:val="99"/>
     <w:pPr>
       <w:spacing w:after="0" w:line="240" w:lineRule="auto"/>
@@ -24754,9 +25844,9 @@
       </w:rPr>
     </w:tblStylePr>
   </w:style>
-  <w:style w:type="table" w:styleId="783">
+  <w:style w:type="table" w:styleId="883">
     <w:name w:val="List Table 5 Dark - Accent 6"/>
-    <w:basedOn w:val="838"/>
+    <w:basedOn w:val="938"/>
     <w:uiPriority w:val="99"/>
     <w:pPr>
       <w:spacing w:after="0" w:line="240" w:lineRule="auto"/>
@@ -24861,9 +25951,9 @@
       </w:rPr>
     </w:tblStylePr>
   </w:style>
-  <w:style w:type="table" w:styleId="784">
+  <w:style w:type="table" w:styleId="884">
     <w:name w:val="List Table 6 Colorful"/>
-    <w:basedOn w:val="838"/>
+    <w:basedOn w:val="938"/>
     <w:uiPriority w:val="99"/>
     <w:pPr>
       <w:spacing w:after="0" w:line="240" w:lineRule="auto"/>
@@ -24934,9 +26024,9 @@
       </w:tcPr>
     </w:tblStylePr>
   </w:style>
-  <w:style w:type="table" w:styleId="785">
+  <w:style w:type="table" w:styleId="885">
     <w:name w:val="List Table 6 Colorful - Accent 1"/>
-    <w:basedOn w:val="838"/>
+    <w:basedOn w:val="938"/>
     <w:uiPriority w:val="99"/>
     <w:pPr>
       <w:spacing w:after="0" w:line="240" w:lineRule="auto"/>
@@ -25007,9 +26097,9 @@
       </w:tcPr>
     </w:tblStylePr>
   </w:style>
-  <w:style w:type="table" w:styleId="786">
+  <w:style w:type="table" w:styleId="886">
     <w:name w:val="List Table 6 Colorful - Accent 2"/>
-    <w:basedOn w:val="838"/>
+    <w:basedOn w:val="938"/>
     <w:uiPriority w:val="99"/>
     <w:pPr>
       <w:spacing w:after="0" w:line="240" w:lineRule="auto"/>
@@ -25080,9 +26170,9 @@
       </w:tcPr>
     </w:tblStylePr>
   </w:style>
-  <w:style w:type="table" w:styleId="787">
+  <w:style w:type="table" w:styleId="887">
     <w:name w:val="List Table 6 Colorful - Accent 3"/>
-    <w:basedOn w:val="838"/>
+    <w:basedOn w:val="938"/>
     <w:uiPriority w:val="99"/>
     <w:pPr>
       <w:spacing w:after="0" w:line="240" w:lineRule="auto"/>
@@ -25153,9 +26243,9 @@
       </w:tcPr>
     </w:tblStylePr>
   </w:style>
-  <w:style w:type="table" w:styleId="788">
+  <w:style w:type="table" w:styleId="888">
     <w:name w:val="List Table 6 Colorful - Accent 4"/>
-    <w:basedOn w:val="838"/>
+    <w:basedOn w:val="938"/>
     <w:uiPriority w:val="99"/>
     <w:pPr>
       <w:spacing w:after="0" w:line="240" w:lineRule="auto"/>
@@ -25226,9 +26316,9 @@
       </w:tcPr>
     </w:tblStylePr>
   </w:style>
-  <w:style w:type="table" w:styleId="789">
+  <w:style w:type="table" w:styleId="889">
     <w:name w:val="List Table 6 Colorful - Accent 5"/>
-    <w:basedOn w:val="838"/>
+    <w:basedOn w:val="938"/>
     <w:uiPriority w:val="99"/>
     <w:pPr>
       <w:spacing w:after="0" w:line="240" w:lineRule="auto"/>
@@ -25299,9 +26389,9 @@
       </w:tcPr>
     </w:tblStylePr>
   </w:style>
-  <w:style w:type="table" w:styleId="790">
+  <w:style w:type="table" w:styleId="890">
     <w:name w:val="List Table 6 Colorful - Accent 6"/>
-    <w:basedOn w:val="838"/>
+    <w:basedOn w:val="938"/>
     <w:uiPriority w:val="99"/>
     <w:pPr>
       <w:spacing w:after="0" w:line="240" w:lineRule="auto"/>
@@ -25372,9 +26462,9 @@
       </w:tcPr>
     </w:tblStylePr>
   </w:style>
-  <w:style w:type="table" w:styleId="791">
+  <w:style w:type="table" w:styleId="891">
     <w:name w:val="List Table 7 Colorful"/>
-    <w:basedOn w:val="838"/>
+    <w:basedOn w:val="938"/>
     <w:uiPriority w:val="99"/>
     <w:pPr>
       <w:spacing w:after="0" w:line="240" w:lineRule="auto"/>
@@ -25488,9 +26578,9 @@
       </w:rPr>
     </w:tblStylePr>
   </w:style>
-  <w:style w:type="table" w:styleId="792">
+  <w:style w:type="table" w:styleId="892">
     <w:name w:val="List Table 7 Colorful - Accent 1"/>
-    <w:basedOn w:val="838"/>
+    <w:basedOn w:val="938"/>
     <w:uiPriority w:val="99"/>
     <w:pPr>
       <w:spacing w:after="0" w:line="240" w:lineRule="auto"/>
@@ -25604,9 +26694,9 @@
       </w:rPr>
     </w:tblStylePr>
   </w:style>
-  <w:style w:type="table" w:styleId="793">
+  <w:style w:type="table" w:styleId="893">
     <w:name w:val="List Table 7 Colorful - Accent 2"/>
-    <w:basedOn w:val="838"/>
+    <w:basedOn w:val="938"/>
     <w:uiPriority w:val="99"/>
     <w:pPr>
       <w:spacing w:after="0" w:line="240" w:lineRule="auto"/>
@@ -25720,9 +26810,9 @@
       </w:rPr>
     </w:tblStylePr>
   </w:style>
-  <w:style w:type="table" w:styleId="794">
+  <w:style w:type="table" w:styleId="894">
     <w:name w:val="List Table 7 Colorful - Accent 3"/>
-    <w:basedOn w:val="838"/>
+    <w:basedOn w:val="938"/>
     <w:uiPriority w:val="99"/>
     <w:pPr>
       <w:spacing w:after="0" w:line="240" w:lineRule="auto"/>
@@ -25836,9 +26926,9 @@
       </w:rPr>
     </w:tblStylePr>
   </w:style>
-  <w:style w:type="table" w:styleId="795">
+  <w:style w:type="table" w:styleId="895">
     <w:name w:val="List Table 7 Colorful - Accent 4"/>
-    <w:basedOn w:val="838"/>
+    <w:basedOn w:val="938"/>
     <w:uiPriority w:val="99"/>
     <w:pPr>
       <w:spacing w:after="0" w:line="240" w:lineRule="auto"/>
@@ -25952,9 +27042,9 @@
       </w:rPr>
     </w:tblStylePr>
   </w:style>
-  <w:style w:type="table" w:styleId="796">
+  <w:style w:type="table" w:styleId="896">
     <w:name w:val="List Table 7 Colorful - Accent 5"/>
-    <w:basedOn w:val="838"/>
+    <w:basedOn w:val="938"/>
     <w:uiPriority w:val="99"/>
     <w:pPr>
       <w:spacing w:after="0" w:line="240" w:lineRule="auto"/>
@@ -26068,9 +27158,9 @@
       </w:rPr>
     </w:tblStylePr>
   </w:style>
-  <w:style w:type="table" w:styleId="797">
+  <w:style w:type="table" w:styleId="897">
     <w:name w:val="List Table 7 Colorful - Accent 6"/>
-    <w:basedOn w:val="838"/>
+    <w:basedOn w:val="938"/>
     <w:uiPriority w:val="99"/>
     <w:pPr>
       <w:spacing w:after="0" w:line="240" w:lineRule="auto"/>
@@ -26184,9 +27274,9 @@
       </w:rPr>
     </w:tblStylePr>
   </w:style>
-  <w:style w:type="table" w:styleId="798">
+  <w:style w:type="table" w:styleId="898">
     <w:name w:val="Lined - Accent"/>
-    <w:basedOn w:val="838"/>
+    <w:basedOn w:val="938"/>
     <w:uiPriority w:val="99"/>
     <w:pPr>
       <w:spacing w:after="0" w:line="240" w:lineRule="auto"/>
@@ -26274,9 +27364,9 @@
       </w:tcPr>
     </w:tblStylePr>
   </w:style>
-  <w:style w:type="table" w:styleId="799">
+  <w:style w:type="table" w:styleId="899">
     <w:name w:val="Lined - Accent 1"/>
-    <w:basedOn w:val="838"/>
+    <w:basedOn w:val="938"/>
     <w:uiPriority w:val="99"/>
     <w:pPr>
       <w:spacing w:after="0" w:line="240" w:lineRule="auto"/>
@@ -26364,9 +27454,9 @@
       </w:tcPr>
     </w:tblStylePr>
   </w:style>
-  <w:style w:type="table" w:styleId="800">
+  <w:style w:type="table" w:styleId="900">
     <w:name w:val="Lined - Accent 2"/>
-    <w:basedOn w:val="838"/>
+    <w:basedOn w:val="938"/>
     <w:uiPriority w:val="99"/>
     <w:pPr>
       <w:spacing w:after="0" w:line="240" w:lineRule="auto"/>
@@ -26454,9 +27544,9 @@
       </w:tcPr>
     </w:tblStylePr>
   </w:style>
-  <w:style w:type="table" w:styleId="801">
+  <w:style w:type="table" w:styleId="901">
     <w:name w:val="Lined - Accent 3"/>
-    <w:basedOn w:val="838"/>
+    <w:basedOn w:val="938"/>
     <w:uiPriority w:val="99"/>
     <w:pPr>
       <w:spacing w:after="0" w:line="240" w:lineRule="auto"/>
@@ -26544,9 +27634,9 @@
       </w:tcPr>
     </w:tblStylePr>
   </w:style>
-  <w:style w:type="table" w:styleId="802">
+  <w:style w:type="table" w:styleId="902">
     <w:name w:val="Lined - Accent 4"/>
-    <w:basedOn w:val="838"/>
+    <w:basedOn w:val="938"/>
     <w:uiPriority w:val="99"/>
     <w:pPr>
       <w:spacing w:after="0" w:line="240" w:lineRule="auto"/>
@@ -26634,9 +27724,9 @@
       </w:tcPr>
     </w:tblStylePr>
   </w:style>
-  <w:style w:type="table" w:styleId="803">
+  <w:style w:type="table" w:styleId="903">
     <w:name w:val="Lined - Accent 5"/>
-    <w:basedOn w:val="838"/>
+    <w:basedOn w:val="938"/>
     <w:uiPriority w:val="99"/>
     <w:pPr>
       <w:spacing w:after="0" w:line="240" w:lineRule="auto"/>
@@ -26724,9 +27814,9 @@
       </w:tcPr>
     </w:tblStylePr>
   </w:style>
-  <w:style w:type="table" w:styleId="804">
+  <w:style w:type="table" w:styleId="904">
     <w:name w:val="Lined - Accent 6"/>
-    <w:basedOn w:val="838"/>
+    <w:basedOn w:val="938"/>
     <w:uiPriority w:val="99"/>
     <w:pPr>
       <w:spacing w:after="0" w:line="240" w:lineRule="auto"/>
@@ -26814,9 +27904,9 @@
       </w:tcPr>
     </w:tblStylePr>
   </w:style>
-  <w:style w:type="table" w:styleId="805">
+  <w:style w:type="table" w:styleId="905">
     <w:name w:val="Bordered &amp; Lined - Accent"/>
-    <w:basedOn w:val="838"/>
+    <w:basedOn w:val="938"/>
     <w:uiPriority w:val="99"/>
     <w:pPr>
       <w:spacing w:after="0" w:line="240" w:lineRule="auto"/>
@@ -26912,9 +28002,9 @@
       </w:tcPr>
     </w:tblStylePr>
   </w:style>
-  <w:style w:type="table" w:styleId="806">
+  <w:style w:type="table" w:styleId="906">
     <w:name w:val="Bordered &amp; Lined - Accent 1"/>
-    <w:basedOn w:val="838"/>
+    <w:basedOn w:val="938"/>
     <w:uiPriority w:val="99"/>
     <w:pPr>
       <w:spacing w:after="0" w:line="240" w:lineRule="auto"/>
@@ -27010,9 +28100,9 @@
       </w:tcPr>
     </w:tblStylePr>
   </w:style>
-  <w:style w:type="table" w:styleId="807">
+  <w:style w:type="table" w:styleId="907">
     <w:name w:val="Bordered &amp; Lined - Accent 2"/>
-    <w:basedOn w:val="838"/>
+    <w:basedOn w:val="938"/>
     <w:uiPriority w:val="99"/>
     <w:pPr>
       <w:spacing w:after="0" w:line="240" w:lineRule="auto"/>
@@ -27108,9 +28198,9 @@
       </w:tcPr>
     </w:tblStylePr>
   </w:style>
-  <w:style w:type="table" w:styleId="808">
+  <w:style w:type="table" w:styleId="908">
     <w:name w:val="Bordered &amp; Lined - Accent 3"/>
-    <w:basedOn w:val="838"/>
+    <w:basedOn w:val="938"/>
     <w:uiPriority w:val="99"/>
     <w:pPr>
       <w:spacing w:after="0" w:line="240" w:lineRule="auto"/>
@@ -27206,9 +28296,9 @@
       </w:tcPr>
     </w:tblStylePr>
   </w:style>
-  <w:style w:type="table" w:styleId="809">
+  <w:style w:type="table" w:styleId="909">
     <w:name w:val="Bordered &amp; Lined - Accent 4"/>
-    <w:basedOn w:val="838"/>
+    <w:basedOn w:val="938"/>
     <w:uiPriority w:val="99"/>
     <w:pPr>
       <w:spacing w:after="0" w:line="240" w:lineRule="auto"/>
@@ -27304,9 +28394,9 @@
       </w:tcPr>
     </w:tblStylePr>
   </w:style>
-  <w:style w:type="table" w:styleId="810">
+  <w:style w:type="table" w:styleId="910">
     <w:name w:val="Bordered &amp; Lined - Accent 5"/>
-    <w:basedOn w:val="838"/>
+    <w:basedOn w:val="938"/>
     <w:uiPriority w:val="99"/>
     <w:pPr>
       <w:spacing w:after="0" w:line="240" w:lineRule="auto"/>
@@ -27402,9 +28492,9 @@
       </w:tcPr>
     </w:tblStylePr>
   </w:style>
-  <w:style w:type="table" w:styleId="811">
+  <w:style w:type="table" w:styleId="911">
     <w:name w:val="Bordered &amp; Lined - Accent 6"/>
-    <w:basedOn w:val="838"/>
+    <w:basedOn w:val="938"/>
     <w:uiPriority w:val="99"/>
     <w:pPr>
       <w:spacing w:after="0" w:line="240" w:lineRule="auto"/>
@@ -27500,9 +28590,9 @@
       </w:tcPr>
     </w:tblStylePr>
   </w:style>
-  <w:style w:type="table" w:styleId="812">
+  <w:style w:type="table" w:styleId="912">
     <w:name w:val="Bordered"/>
-    <w:basedOn w:val="838"/>
+    <w:basedOn w:val="938"/>
     <w:uiPriority w:val="99"/>
     <w:pPr>
       <w:spacing w:after="0" w:line="240" w:lineRule="auto"/>
@@ -27579,9 +28669,9 @@
       </w:tcPr>
     </w:tblStylePr>
   </w:style>
-  <w:style w:type="table" w:styleId="813">
+  <w:style w:type="table" w:styleId="913">
     <w:name w:val="Bordered - Accent 1"/>
-    <w:basedOn w:val="838"/>
+    <w:basedOn w:val="938"/>
     <w:uiPriority w:val="99"/>
     <w:pPr>
       <w:spacing w:after="0" w:line="240" w:lineRule="auto"/>
@@ -27658,9 +28748,9 @@
       </w:tcPr>
     </w:tblStylePr>
   </w:style>
-  <w:style w:type="table" w:styleId="814">
+  <w:style w:type="table" w:styleId="914">
     <w:name w:val="Bordered - Accent 2"/>
-    <w:basedOn w:val="838"/>
+    <w:basedOn w:val="938"/>
     <w:uiPriority w:val="99"/>
     <w:pPr>
       <w:spacing w:after="0" w:line="240" w:lineRule="auto"/>
@@ -27737,9 +28827,9 @@
       </w:tcPr>
     </w:tblStylePr>
   </w:style>
-  <w:style w:type="table" w:styleId="815">
+  <w:style w:type="table" w:styleId="915">
     <w:name w:val="Bordered - Accent 3"/>
-    <w:basedOn w:val="838"/>
+    <w:basedOn w:val="938"/>
     <w:uiPriority w:val="99"/>
     <w:pPr>
       <w:spacing w:after="0" w:line="240" w:lineRule="auto"/>
@@ -27816,9 +28906,9 @@
       </w:tcPr>
     </w:tblStylePr>
   </w:style>
-  <w:style w:type="table" w:styleId="816">
+  <w:style w:type="table" w:styleId="916">
     <w:name w:val="Bordered - Accent 4"/>
-    <w:basedOn w:val="838"/>
+    <w:basedOn w:val="938"/>
     <w:uiPriority w:val="99"/>
     <w:pPr>
       <w:spacing w:after="0" w:line="240" w:lineRule="auto"/>
@@ -27895,9 +28985,9 @@
       </w:tcPr>
     </w:tblStylePr>
   </w:style>
-  <w:style w:type="table" w:styleId="817">
+  <w:style w:type="table" w:styleId="917">
     <w:name w:val="Bordered - Accent 5"/>
-    <w:basedOn w:val="838"/>
+    <w:basedOn w:val="938"/>
     <w:uiPriority w:val="99"/>
     <w:pPr>
       <w:spacing w:after="0" w:line="240" w:lineRule="auto"/>
@@ -27974,9 +29064,9 @@
       </w:tcPr>
     </w:tblStylePr>
   </w:style>
-  <w:style w:type="table" w:styleId="818">
+  <w:style w:type="table" w:styleId="918">
     <w:name w:val="Bordered - Accent 6"/>
-    <w:basedOn w:val="838"/>
+    <w:basedOn w:val="938"/>
     <w:uiPriority w:val="99"/>
     <w:pPr>
       <w:spacing w:after="0" w:line="240" w:lineRule="auto"/>
@@ -28053,7 +29143,7 @@
       </w:tcPr>
     </w:tblStylePr>
   </w:style>
-  <w:style w:type="character" w:styleId="819">
+  <w:style w:type="character" w:styleId="919">
     <w:name w:val="Hyperlink"/>
     <w:uiPriority w:val="99"/>
     <w:unhideWhenUsed/>
@@ -28062,10 +29152,10 @@
       <w:u w:val="single"/>
     </w:rPr>
   </w:style>
-  <w:style w:type="paragraph" w:styleId="820">
+  <w:style w:type="paragraph" w:styleId="920">
     <w:name w:val="footnote text"/>
-    <w:basedOn w:val="837"/>
-    <w:link w:val="821"/>
+    <w:basedOn w:val="937"/>
+    <w:link w:val="921"/>
     <w:uiPriority w:val="99"/>
     <w:semiHidden/>
     <w:unhideWhenUsed/>
@@ -28076,15 +29166,15 @@
       <w:sz w:val="18"/>
     </w:rPr>
   </w:style>
-  <w:style w:type="character" w:styleId="821">
+  <w:style w:type="character" w:styleId="921">
     <w:name w:val="Footnote Text Char"/>
-    <w:link w:val="820"/>
+    <w:link w:val="920"/>
     <w:uiPriority w:val="99"/>
     <w:rPr>
       <w:sz w:val="18"/>
     </w:rPr>
   </w:style>
-  <w:style w:type="character" w:styleId="822">
+  <w:style w:type="character" w:styleId="922">
     <w:name w:val="footnote reference"/>
     <w:uiPriority w:val="99"/>
     <w:unhideWhenUsed/>
@@ -28092,10 +29182,10 @@
       <w:vertAlign w:val="superscript"/>
     </w:rPr>
   </w:style>
-  <w:style w:type="paragraph" w:styleId="823">
+  <w:style w:type="paragraph" w:styleId="923">
     <w:name w:val="endnote text"/>
-    <w:basedOn w:val="837"/>
-    <w:link w:val="824"/>
+    <w:basedOn w:val="937"/>
+    <w:link w:val="924"/>
     <w:uiPriority w:val="99"/>
     <w:semiHidden/>
     <w:unhideWhenUsed/>
@@ -28106,15 +29196,15 @@
       <w:sz w:val="20"/>
     </w:rPr>
   </w:style>
-  <w:style w:type="character" w:styleId="824">
+  <w:style w:type="character" w:styleId="924">
     <w:name w:val="Endnote Text Char"/>
-    <w:link w:val="823"/>
+    <w:link w:val="923"/>
     <w:uiPriority w:val="99"/>
     <w:rPr>
       <w:sz w:val="20"/>
     </w:rPr>
   </w:style>
-  <w:style w:type="character" w:styleId="825">
+  <w:style w:type="character" w:styleId="925">
     <w:name w:val="endnote reference"/>
     <w:uiPriority w:val="99"/>
     <w:semiHidden/>
@@ -28123,10 +29213,10 @@
       <w:vertAlign w:val="superscript"/>
     </w:rPr>
   </w:style>
-  <w:style w:type="paragraph" w:styleId="826">
+  <w:style w:type="paragraph" w:styleId="926">
     <w:name w:val="toc 1"/>
-    <w:basedOn w:val="837"/>
-    <w:next w:val="837"/>
+    <w:basedOn w:val="937"/>
+    <w:next w:val="937"/>
     <w:uiPriority w:val="39"/>
     <w:unhideWhenUsed/>
     <w:pPr>
@@ -28134,10 +29224,10 @@
       <w:spacing w:after="57"/>
     </w:pPr>
   </w:style>
-  <w:style w:type="paragraph" w:styleId="827">
+  <w:style w:type="paragraph" w:styleId="927">
     <w:name w:val="toc 2"/>
-    <w:basedOn w:val="837"/>
-    <w:next w:val="837"/>
+    <w:basedOn w:val="937"/>
+    <w:next w:val="937"/>
     <w:uiPriority w:val="39"/>
     <w:unhideWhenUsed/>
     <w:pPr>
@@ -28145,10 +29235,10 @@
       <w:spacing w:after="57"/>
     </w:pPr>
   </w:style>
-  <w:style w:type="paragraph" w:styleId="828">
+  <w:style w:type="paragraph" w:styleId="928">
     <w:name w:val="toc 3"/>
-    <w:basedOn w:val="837"/>
-    <w:next w:val="837"/>
+    <w:basedOn w:val="937"/>
+    <w:next w:val="937"/>
     <w:uiPriority w:val="39"/>
     <w:unhideWhenUsed/>
     <w:pPr>
@@ -28156,10 +29246,10 @@
       <w:spacing w:after="57"/>
     </w:pPr>
   </w:style>
-  <w:style w:type="paragraph" w:styleId="829">
+  <w:style w:type="paragraph" w:styleId="929">
     <w:name w:val="toc 4"/>
-    <w:basedOn w:val="837"/>
-    <w:next w:val="837"/>
+    <w:basedOn w:val="937"/>
+    <w:next w:val="937"/>
     <w:uiPriority w:val="39"/>
     <w:unhideWhenUsed/>
     <w:pPr>
@@ -28167,10 +29257,10 @@
       <w:spacing w:after="57"/>
     </w:pPr>
   </w:style>
-  <w:style w:type="paragraph" w:styleId="830">
+  <w:style w:type="paragraph" w:styleId="930">
     <w:name w:val="toc 5"/>
-    <w:basedOn w:val="837"/>
-    <w:next w:val="837"/>
+    <w:basedOn w:val="937"/>
+    <w:next w:val="937"/>
     <w:uiPriority w:val="39"/>
     <w:unhideWhenUsed/>
     <w:pPr>
@@ -28178,10 +29268,10 @@
       <w:spacing w:after="57"/>
     </w:pPr>
   </w:style>
-  <w:style w:type="paragraph" w:styleId="831">
+  <w:style w:type="paragraph" w:styleId="931">
     <w:name w:val="toc 6"/>
-    <w:basedOn w:val="837"/>
-    <w:next w:val="837"/>
+    <w:basedOn w:val="937"/>
+    <w:next w:val="937"/>
     <w:uiPriority w:val="39"/>
     <w:unhideWhenUsed/>
     <w:pPr>
@@ -28189,10 +29279,10 @@
       <w:spacing w:after="57"/>
     </w:pPr>
   </w:style>
-  <w:style w:type="paragraph" w:styleId="832">
+  <w:style w:type="paragraph" w:styleId="932">
     <w:name w:val="toc 7"/>
-    <w:basedOn w:val="837"/>
-    <w:next w:val="837"/>
+    <w:basedOn w:val="937"/>
+    <w:next w:val="937"/>
     <w:uiPriority w:val="39"/>
     <w:unhideWhenUsed/>
     <w:pPr>
@@ -28200,10 +29290,10 @@
       <w:spacing w:after="57"/>
     </w:pPr>
   </w:style>
-  <w:style w:type="paragraph" w:styleId="833">
+  <w:style w:type="paragraph" w:styleId="933">
     <w:name w:val="toc 8"/>
-    <w:basedOn w:val="837"/>
-    <w:next w:val="837"/>
+    <w:basedOn w:val="937"/>
+    <w:next w:val="937"/>
     <w:uiPriority w:val="39"/>
     <w:unhideWhenUsed/>
     <w:pPr>
@@ -28211,10 +29301,10 @@
       <w:spacing w:after="57"/>
     </w:pPr>
   </w:style>
-  <w:style w:type="paragraph" w:styleId="834">
+  <w:style w:type="paragraph" w:styleId="934">
     <w:name w:val="toc 9"/>
-    <w:basedOn w:val="837"/>
-    <w:next w:val="837"/>
+    <w:basedOn w:val="937"/>
+    <w:next w:val="937"/>
     <w:uiPriority w:val="39"/>
     <w:unhideWhenUsed/>
     <w:pPr>
@@ -28222,26 +29312,26 @@
       <w:spacing w:after="57"/>
     </w:pPr>
   </w:style>
-  <w:style w:type="paragraph" w:styleId="835">
+  <w:style w:type="paragraph" w:styleId="935">
     <w:name w:val="TOC Heading"/>
     <w:uiPriority w:val="39"/>
     <w:unhideWhenUsed/>
   </w:style>
-  <w:style w:type="paragraph" w:styleId="836">
+  <w:style w:type="paragraph" w:styleId="936">
     <w:name w:val="table of figures"/>
-    <w:basedOn w:val="837"/>
-    <w:next w:val="837"/>
+    <w:basedOn w:val="937"/>
+    <w:next w:val="937"/>
     <w:uiPriority w:val="99"/>
     <w:unhideWhenUsed/>
     <w:pPr>
       <w:spacing w:after="0" w:afterAutospacing="0"/>
     </w:pPr>
   </w:style>
-  <w:style w:type="paragraph" w:styleId="837" w:default="1">
+  <w:style w:type="paragraph" w:styleId="937" w:default="1">
     <w:name w:val="Normal"/>
     <w:qFormat/>
   </w:style>
-  <w:style w:type="table" w:styleId="838" w:default="1">
+  <w:style w:type="table" w:styleId="938" w:default="1">
     <w:name w:val="Normal Table"/>
     <w:uiPriority w:val="99"/>
     <w:semiHidden/>
@@ -28256,24 +29346,24 @@
       </w:tblCellMar>
     </w:tblPr>
   </w:style>
-  <w:style w:type="numbering" w:styleId="839" w:default="1">
+  <w:style w:type="numbering" w:styleId="939" w:default="1">
     <w:name w:val="No List"/>
     <w:uiPriority w:val="99"/>
     <w:semiHidden/>
     <w:unhideWhenUsed/>
   </w:style>
-  <w:style w:type="paragraph" w:styleId="840">
+  <w:style w:type="paragraph" w:styleId="940">
     <w:name w:val="No Spacing"/>
-    <w:basedOn w:val="837"/>
+    <w:basedOn w:val="937"/>
     <w:uiPriority w:val="1"/>
     <w:qFormat/>
     <w:pPr>
       <w:spacing w:after="0" w:line="240" w:lineRule="auto"/>
     </w:pPr>
   </w:style>
-  <w:style w:type="paragraph" w:styleId="841">
+  <w:style w:type="paragraph" w:styleId="941">
     <w:name w:val="List Paragraph"/>
-    <w:basedOn w:val="837"/>
+    <w:basedOn w:val="937"/>
     <w:uiPriority w:val="34"/>
     <w:qFormat/>
     <w:pPr>
@@ -28281,7 +29371,7 @@
       <w:ind w:left="720"/>
     </w:pPr>
   </w:style>
-  <w:style w:type="character" w:styleId="842" w:default="1">
+  <w:style w:type="character" w:styleId="942" w:default="1">
     <w:name w:val="Default Paragraph Font"/>
     <w:uiPriority w:val="1"/>
     <w:semiHidden/>
